--- a/计算机系统知识_网络部分.docx
+++ b/计算机系统知识_网络部分.docx
@@ -1391,6 +1391,7 @@
       <w:pPr>
         <w:pStyle w:val="10"/>
         <w:numPr>
+          <w:ilvl w:val="0"/>
           <w:numId w:val="0"/>
         </w:numPr>
         <w:jc w:val="left"/>
@@ -1699,7 +1700,21 @@
           <w:rFonts w:hint="default" w:eastAsiaTheme="minorEastAsia"/>
           <w:lang w:val="en-US" w:eastAsia="zh-CN"/>
         </w:rPr>
-        <w:t>也可以通过机制创建多张虚拟网卡，如在创建虚拟机时，操作系统就会为每一个虚拟机创建专属虚拟网卡，虚拟网卡依通过桥接物理网卡等形式工作。</w:t>
+        <w:t>也可以通过机制创建多张虚拟网卡，如在创建虚拟机</w:t>
+      </w:r>
+      <w:r>
+        <w:rPr>
+          <w:rFonts w:hint="eastAsia"/>
+          <w:lang w:val="en-US" w:eastAsia="zh-CN"/>
+        </w:rPr>
+        <w:t>、安装Docker</w:t>
+      </w:r>
+      <w:r>
+        <w:rPr>
+          <w:rFonts w:hint="default" w:eastAsiaTheme="minorEastAsia"/>
+          <w:lang w:val="en-US" w:eastAsia="zh-CN"/>
+        </w:rPr>
+        <w:t>时，操作系统就会为每一个虚拟机创建专属虚拟网卡，虚拟网卡依通过桥接物理网卡等形式工作。</w:t>
       </w:r>
     </w:p>
     <w:p>
@@ -2105,6 +2120,7 @@
       <w:pPr>
         <w:pStyle w:val="10"/>
         <w:numPr>
+          <w:ilvl w:val="0"/>
           <w:numId w:val="0"/>
         </w:numPr>
         <w:ind w:leftChars="0" w:firstLine="420" w:firstLineChars="0"/>
@@ -2146,6 +2162,7 @@
       <w:pPr>
         <w:pStyle w:val="10"/>
         <w:numPr>
+          <w:ilvl w:val="0"/>
           <w:numId w:val="0"/>
         </w:numPr>
         <w:ind w:leftChars="0" w:firstLine="420" w:firstLineChars="0"/>
@@ -2166,6 +2183,7 @@
       <w:pPr>
         <w:pStyle w:val="10"/>
         <w:numPr>
+          <w:ilvl w:val="0"/>
           <w:numId w:val="0"/>
         </w:numPr>
         <w:ind w:firstLine="420" w:firstLineChars="0"/>
@@ -2186,6 +2204,7 @@
       <w:pPr>
         <w:pStyle w:val="10"/>
         <w:numPr>
+          <w:ilvl w:val="0"/>
           <w:numId w:val="0"/>
         </w:numPr>
       </w:pPr>
@@ -2299,6 +2318,7 @@
       <w:pPr>
         <w:pStyle w:val="10"/>
         <w:numPr>
+          <w:ilvl w:val="0"/>
           <w:numId w:val="0"/>
         </w:numPr>
       </w:pPr>
@@ -2350,6 +2370,7 @@
       <w:pPr>
         <w:pStyle w:val="10"/>
         <w:numPr>
+          <w:ilvl w:val="0"/>
           <w:numId w:val="0"/>
         </w:numPr>
         <w:rPr>
@@ -2369,14 +2390,10 @@
       <w:pPr>
         <w:pStyle w:val="10"/>
         <w:numPr>
+          <w:ilvl w:val="0"/>
           <w:numId w:val="0"/>
         </w:numPr>
-        <w:rPr>
-          <w:rFonts w:hint="default" w:eastAsiaTheme="minorEastAsia"/>
-          <w:lang w:val="en-US" w:eastAsia="zh-CN"/>
-        </w:rPr>
-      </w:pPr>
-      <w:bookmarkStart w:id="0" w:name="_GoBack"/>
+      </w:pPr>
       <w:r>
         <w:drawing>
           <wp:inline distT="0" distB="0" distL="114300" distR="114300">
@@ -2420,7 +2437,770 @@
           </wp:inline>
         </w:drawing>
       </w:r>
+    </w:p>
+    <w:p>
+      <w:pPr>
+        <w:pStyle w:val="10"/>
+        <w:numPr>
+          <w:ilvl w:val="0"/>
+          <w:numId w:val="10"/>
+        </w:numPr>
+        <w:ind w:left="0" w:leftChars="0" w:firstLine="420" w:firstLineChars="200"/>
+        <w:rPr>
+          <w:rFonts w:hint="default" w:eastAsiaTheme="minorEastAsia"/>
+          <w:lang w:val="en-US" w:eastAsia="zh-CN"/>
+        </w:rPr>
+      </w:pPr>
+      <w:r>
+        <w:rPr>
+          <w:rFonts w:hint="eastAsia"/>
+          <w:lang w:val="en-US" w:eastAsia="zh-CN"/>
+        </w:rPr>
+        <w:t>Linux 网络知识</w:t>
+      </w:r>
+    </w:p>
+    <w:p>
+      <w:pPr>
+        <w:pStyle w:val="10"/>
+        <w:numPr>
+          <w:ilvl w:val="1"/>
+          <w:numId w:val="10"/>
+        </w:numPr>
+        <w:ind w:left="0" w:leftChars="0" w:firstLine="420" w:firstLineChars="200"/>
+        <w:rPr>
+          <w:rFonts w:hint="default" w:eastAsiaTheme="minorEastAsia"/>
+          <w:lang w:val="en-US" w:eastAsia="zh-CN"/>
+        </w:rPr>
+      </w:pPr>
+      <w:r>
+        <w:rPr>
+          <w:rFonts w:hint="eastAsia"/>
+          <w:lang w:val="en-US" w:eastAsia="zh-CN"/>
+        </w:rPr>
+        <w:t xml:space="preserve">Namespace </w:t>
+      </w:r>
+    </w:p>
+    <w:p>
+      <w:pPr>
+        <w:pStyle w:val="10"/>
+        <w:numPr>
+          <w:ilvl w:val="0"/>
+          <w:numId w:val="0"/>
+        </w:numPr>
+        <w:ind w:left="420" w:leftChars="200" w:firstLine="420" w:firstLineChars="0"/>
+        <w:rPr>
+          <w:rFonts w:hint="eastAsia"/>
+          <w:lang w:val="en-US" w:eastAsia="zh-CN"/>
+        </w:rPr>
+      </w:pPr>
+      <w:r>
+        <w:rPr>
+          <w:rFonts w:hint="default" w:eastAsiaTheme="minorEastAsia"/>
+          <w:lang w:val="en-US" w:eastAsia="zh-CN"/>
+        </w:rPr>
+        <w:t>Linux Namespace 是 Linux 提供的一种内核级别环境隔离的方法。</w:t>
+      </w:r>
+      <w:r>
+        <w:rPr>
+          <w:rFonts w:hint="eastAsia"/>
+          <w:lang w:val="en-US" w:eastAsia="zh-CN"/>
+        </w:rPr>
+        <w:t>可以用来隔离网络、进程、文件系统等。它们相互独立但共享同一物理硬件资源（如 CPU、内存、磁盘）。</w:t>
+      </w:r>
+    </w:p>
+    <w:p>
+      <w:pPr>
+        <w:pStyle w:val="10"/>
+        <w:numPr>
+          <w:ilvl w:val="0"/>
+          <w:numId w:val="0"/>
+        </w:numPr>
+        <w:rPr>
+          <w:rFonts w:hint="default"/>
+          <w:lang w:val="en-US" w:eastAsia="zh-CN"/>
+        </w:rPr>
+      </w:pPr>
+      <w:r>
+        <w:drawing>
+          <wp:inline distT="0" distB="0" distL="114300" distR="114300">
+            <wp:extent cx="5270500" cy="3007995"/>
+            <wp:effectExtent l="0" t="0" r="6350" b="1905"/>
+            <wp:docPr id="18" name="图片 5"/>
+            <wp:cNvGraphicFramePr>
+              <a:graphicFrameLocks xmlns:a="http://schemas.openxmlformats.org/drawingml/2006/main" noChangeAspect="1"/>
+            </wp:cNvGraphicFramePr>
+            <a:graphic xmlns:a="http://schemas.openxmlformats.org/drawingml/2006/main">
+              <a:graphicData uri="http://schemas.openxmlformats.org/drawingml/2006/picture">
+                <pic:pic xmlns:pic="http://schemas.openxmlformats.org/drawingml/2006/picture">
+                  <pic:nvPicPr>
+                    <pic:cNvPr id="18" name="图片 5"/>
+                    <pic:cNvPicPr>
+                      <a:picLocks noChangeAspect="1"/>
+                    </pic:cNvPicPr>
+                  </pic:nvPicPr>
+                  <pic:blipFill>
+                    <a:blip r:embed="rId21"/>
+                    <a:stretch>
+                      <a:fillRect/>
+                    </a:stretch>
+                  </pic:blipFill>
+                  <pic:spPr>
+                    <a:xfrm>
+                      <a:off x="0" y="0"/>
+                      <a:ext cx="5270500" cy="3007995"/>
+                    </a:xfrm>
+                    <a:prstGeom prst="rect">
+                      <a:avLst/>
+                    </a:prstGeom>
+                    <a:noFill/>
+                    <a:ln>
+                      <a:noFill/>
+                    </a:ln>
+                  </pic:spPr>
+                </pic:pic>
+              </a:graphicData>
+            </a:graphic>
+          </wp:inline>
+        </w:drawing>
+      </w:r>
+    </w:p>
+    <w:p>
+      <w:pPr>
+        <w:pStyle w:val="10"/>
+        <w:numPr>
+          <w:ilvl w:val="1"/>
+          <w:numId w:val="10"/>
+        </w:numPr>
+        <w:ind w:left="0" w:leftChars="0" w:firstLine="420" w:firstLineChars="200"/>
+        <w:rPr>
+          <w:rFonts w:hint="default" w:eastAsiaTheme="minorEastAsia"/>
+          <w:lang w:val="en-US" w:eastAsia="zh-CN"/>
+        </w:rPr>
+      </w:pPr>
+      <w:r>
+        <w:rPr>
+          <w:rFonts w:hint="eastAsia"/>
+          <w:lang w:val="en-US" w:eastAsia="zh-CN"/>
+        </w:rPr>
+        <w:t>网络隔离（Network NameSpace）</w:t>
+      </w:r>
+    </w:p>
+    <w:p>
+      <w:pPr>
+        <w:pStyle w:val="10"/>
+        <w:numPr>
+          <w:ilvl w:val="2"/>
+          <w:numId w:val="10"/>
+        </w:numPr>
+        <w:ind w:left="0" w:leftChars="0" w:firstLine="420" w:firstLineChars="200"/>
+        <w:rPr>
+          <w:rFonts w:hint="default" w:eastAsiaTheme="minorEastAsia"/>
+          <w:lang w:val="en-US" w:eastAsia="zh-CN"/>
+        </w:rPr>
+      </w:pPr>
+      <w:r>
+        <w:rPr>
+          <w:rFonts w:hint="eastAsia"/>
+          <w:lang w:val="en-US" w:eastAsia="zh-CN"/>
+        </w:rPr>
+        <w:t>概念</w:t>
+      </w:r>
+    </w:p>
+    <w:p>
+      <w:pPr>
+        <w:pStyle w:val="10"/>
+        <w:numPr>
+          <w:ilvl w:val="0"/>
+          <w:numId w:val="0"/>
+        </w:numPr>
+        <w:ind w:left="420" w:leftChars="200" w:firstLine="420" w:firstLineChars="0"/>
+        <w:rPr>
+          <w:rFonts w:hint="eastAsia"/>
+          <w:lang w:val="en-US" w:eastAsia="zh-CN"/>
+        </w:rPr>
+      </w:pPr>
+      <w:r>
+        <w:rPr>
+          <w:rFonts w:hint="eastAsia"/>
+          <w:lang w:val="en-US" w:eastAsia="zh-CN"/>
+        </w:rPr>
+        <w:t>Network NameSpace（网络隔离技术）是Linux的 NameSpace技术（资源隔离技术）之一。可以创建独立的网络空间，内置多张网卡，以文件的形式映射在磁盘中；</w:t>
+      </w:r>
+    </w:p>
+    <w:p>
+      <w:pPr>
+        <w:pStyle w:val="10"/>
+        <w:numPr>
+          <w:ilvl w:val="0"/>
+          <w:numId w:val="0"/>
+        </w:numPr>
+        <w:ind w:left="420" w:leftChars="200" w:firstLine="420" w:firstLineChars="0"/>
+        <w:rPr>
+          <w:rFonts w:hint="eastAsia"/>
+          <w:lang w:val="en-US" w:eastAsia="zh-CN"/>
+        </w:rPr>
+      </w:pPr>
+      <w:r>
+        <w:rPr>
+          <w:rFonts w:hint="eastAsia"/>
+          <w:lang w:val="en-US" w:eastAsia="zh-CN"/>
+        </w:rPr>
+        <w:t>NameSpace之间是相互隔离的，它们的网卡是无法通信的，相当于两个独立的局域网；</w:t>
+      </w:r>
+    </w:p>
+    <w:p>
+      <w:pPr>
+        <w:pStyle w:val="10"/>
+        <w:numPr>
+          <w:ilvl w:val="0"/>
+          <w:numId w:val="0"/>
+        </w:numPr>
+        <w:ind w:leftChars="0"/>
+        <w:rPr>
+          <w:rFonts w:hint="default"/>
+          <w:lang w:val="en-US" w:eastAsia="zh-CN"/>
+        </w:rPr>
+      </w:pPr>
+      <w:r>
+        <w:rPr>
+          <w:rFonts w:ascii="宋体" w:hAnsi="宋体" w:eastAsia="宋体" w:cs="宋体"/>
+          <w:sz w:val="24"/>
+          <w:szCs w:val="24"/>
+        </w:rPr>
+        <w:drawing>
+          <wp:inline distT="0" distB="0" distL="114300" distR="114300">
+            <wp:extent cx="5305425" cy="2771775"/>
+            <wp:effectExtent l="0" t="0" r="9525" b="9525"/>
+            <wp:docPr id="16" name="图片 3" descr="IMG_256"/>
+            <wp:cNvGraphicFramePr>
+              <a:graphicFrameLocks xmlns:a="http://schemas.openxmlformats.org/drawingml/2006/main" noChangeAspect="1"/>
+            </wp:cNvGraphicFramePr>
+            <a:graphic xmlns:a="http://schemas.openxmlformats.org/drawingml/2006/main">
+              <a:graphicData uri="http://schemas.openxmlformats.org/drawingml/2006/picture">
+                <pic:pic xmlns:pic="http://schemas.openxmlformats.org/drawingml/2006/picture">
+                  <pic:nvPicPr>
+                    <pic:cNvPr id="16" name="图片 3" descr="IMG_256"/>
+                    <pic:cNvPicPr>
+                      <a:picLocks noChangeAspect="1"/>
+                    </pic:cNvPicPr>
+                  </pic:nvPicPr>
+                  <pic:blipFill>
+                    <a:blip r:embed="rId22"/>
+                    <a:stretch>
+                      <a:fillRect/>
+                    </a:stretch>
+                  </pic:blipFill>
+                  <pic:spPr>
+                    <a:xfrm>
+                      <a:off x="0" y="0"/>
+                      <a:ext cx="5305425" cy="2771775"/>
+                    </a:xfrm>
+                    <a:prstGeom prst="rect">
+                      <a:avLst/>
+                    </a:prstGeom>
+                    <a:noFill/>
+                    <a:ln w="9525">
+                      <a:noFill/>
+                    </a:ln>
+                  </pic:spPr>
+                </pic:pic>
+              </a:graphicData>
+            </a:graphic>
+          </wp:inline>
+        </w:drawing>
+      </w:r>
+    </w:p>
+    <w:p>
+      <w:pPr>
+        <w:pStyle w:val="10"/>
+        <w:numPr>
+          <w:ilvl w:val="0"/>
+          <w:numId w:val="0"/>
+        </w:numPr>
+        <w:ind w:leftChars="0"/>
+        <w:rPr>
+          <w:rFonts w:hint="default"/>
+          <w:lang w:val="en-US" w:eastAsia="zh-CN"/>
+        </w:rPr>
+      </w:pPr>
+    </w:p>
+    <w:p>
+      <w:pPr>
+        <w:pStyle w:val="10"/>
+        <w:numPr>
+          <w:ilvl w:val="2"/>
+          <w:numId w:val="10"/>
+        </w:numPr>
+        <w:ind w:left="0" w:leftChars="0" w:firstLine="0" w:firstLineChars="0"/>
+        <w:rPr>
+          <w:rFonts w:hint="default"/>
+          <w:lang w:val="en-US" w:eastAsia="zh-CN"/>
+        </w:rPr>
+      </w:pPr>
+      <w:r>
+        <w:rPr>
+          <w:rFonts w:hint="eastAsia"/>
+          <w:lang w:val="en-US" w:eastAsia="zh-CN"/>
+        </w:rPr>
+        <w:t>默认情况</w:t>
+      </w:r>
+    </w:p>
+    <w:p>
+      <w:pPr>
+        <w:pStyle w:val="10"/>
+        <w:numPr>
+          <w:ilvl w:val="0"/>
+          <w:numId w:val="0"/>
+        </w:numPr>
+        <w:ind w:left="420" w:leftChars="200" w:firstLine="420" w:firstLineChars="0"/>
+        <w:rPr>
+          <w:rFonts w:hint="eastAsia"/>
+          <w:lang w:val="en-US" w:eastAsia="zh-CN"/>
+        </w:rPr>
+      </w:pPr>
+      <w:r>
+        <w:rPr>
+          <w:rFonts w:hint="eastAsia"/>
+          <w:lang w:val="en-US" w:eastAsia="zh-CN"/>
+        </w:rPr>
+        <w:t>在Linux中，网卡运行在默认网络命名空间(Root Network Namespace)中，以文件的形式映射在默认文件夹</w:t>
+      </w:r>
+    </w:p>
+    <w:p>
+      <w:pPr>
+        <w:pStyle w:val="10"/>
+        <w:numPr>
+          <w:ilvl w:val="0"/>
+          <w:numId w:val="0"/>
+        </w:numPr>
+        <w:jc w:val="center"/>
+      </w:pPr>
+      <w:r>
+        <w:drawing>
+          <wp:inline distT="0" distB="0" distL="114300" distR="114300">
+            <wp:extent cx="3895725" cy="419100"/>
+            <wp:effectExtent l="0" t="0" r="9525" b="0"/>
+            <wp:docPr id="12" name="图片 1"/>
+            <wp:cNvGraphicFramePr>
+              <a:graphicFrameLocks xmlns:a="http://schemas.openxmlformats.org/drawingml/2006/main" noChangeAspect="1"/>
+            </wp:cNvGraphicFramePr>
+            <a:graphic xmlns:a="http://schemas.openxmlformats.org/drawingml/2006/main">
+              <a:graphicData uri="http://schemas.openxmlformats.org/drawingml/2006/picture">
+                <pic:pic xmlns:pic="http://schemas.openxmlformats.org/drawingml/2006/picture">
+                  <pic:nvPicPr>
+                    <pic:cNvPr id="12" name="图片 1"/>
+                    <pic:cNvPicPr>
+                      <a:picLocks noChangeAspect="1"/>
+                    </pic:cNvPicPr>
+                  </pic:nvPicPr>
+                  <pic:blipFill>
+                    <a:blip r:embed="rId23"/>
+                    <a:stretch>
+                      <a:fillRect/>
+                    </a:stretch>
+                  </pic:blipFill>
+                  <pic:spPr>
+                    <a:xfrm>
+                      <a:off x="0" y="0"/>
+                      <a:ext cx="3895725" cy="419100"/>
+                    </a:xfrm>
+                    <a:prstGeom prst="rect">
+                      <a:avLst/>
+                    </a:prstGeom>
+                    <a:noFill/>
+                    <a:ln>
+                      <a:noFill/>
+                    </a:ln>
+                  </pic:spPr>
+                </pic:pic>
+              </a:graphicData>
+            </a:graphic>
+          </wp:inline>
+        </w:drawing>
+      </w:r>
+    </w:p>
+    <w:p>
+      <w:pPr>
+        <w:pStyle w:val="10"/>
+        <w:numPr>
+          <w:ilvl w:val="0"/>
+          <w:numId w:val="0"/>
+        </w:numPr>
+        <w:ind w:left="420" w:leftChars="0" w:firstLine="420" w:firstLineChars="0"/>
+        <w:jc w:val="left"/>
+        <w:rPr>
+          <w:rFonts w:hint="eastAsia"/>
+          <w:lang w:val="en-US" w:eastAsia="zh-CN"/>
+        </w:rPr>
+      </w:pPr>
+      <w:r>
+        <w:rPr>
+          <w:rFonts w:hint="eastAsia"/>
+          <w:lang w:val="en-US" w:eastAsia="zh-CN"/>
+        </w:rPr>
+        <w:t>网卡状态有三个：UNKNOW、UP（开启）、DOWN（关闭），默认情况下是DOWN(关闭).</w:t>
+      </w:r>
+    </w:p>
+    <w:p>
+      <w:pPr>
+        <w:pStyle w:val="10"/>
+        <w:numPr>
+          <w:ilvl w:val="0"/>
+          <w:numId w:val="0"/>
+        </w:numPr>
+        <w:jc w:val="left"/>
+      </w:pPr>
+      <w:r>
+        <w:drawing>
+          <wp:inline distT="0" distB="0" distL="114300" distR="114300">
+            <wp:extent cx="5271770" cy="1584960"/>
+            <wp:effectExtent l="0" t="0" r="5080" b="15240"/>
+            <wp:docPr id="14" name="图片 2"/>
+            <wp:cNvGraphicFramePr>
+              <a:graphicFrameLocks xmlns:a="http://schemas.openxmlformats.org/drawingml/2006/main" noChangeAspect="1"/>
+            </wp:cNvGraphicFramePr>
+            <a:graphic xmlns:a="http://schemas.openxmlformats.org/drawingml/2006/main">
+              <a:graphicData uri="http://schemas.openxmlformats.org/drawingml/2006/picture">
+                <pic:pic xmlns:pic="http://schemas.openxmlformats.org/drawingml/2006/picture">
+                  <pic:nvPicPr>
+                    <pic:cNvPr id="14" name="图片 2"/>
+                    <pic:cNvPicPr>
+                      <a:picLocks noChangeAspect="1"/>
+                    </pic:cNvPicPr>
+                  </pic:nvPicPr>
+                  <pic:blipFill>
+                    <a:blip r:embed="rId24"/>
+                    <a:stretch>
+                      <a:fillRect/>
+                    </a:stretch>
+                  </pic:blipFill>
+                  <pic:spPr>
+                    <a:xfrm>
+                      <a:off x="0" y="0"/>
+                      <a:ext cx="5271770" cy="1584960"/>
+                    </a:xfrm>
+                    <a:prstGeom prst="rect">
+                      <a:avLst/>
+                    </a:prstGeom>
+                    <a:noFill/>
+                    <a:ln>
+                      <a:noFill/>
+                    </a:ln>
+                  </pic:spPr>
+                </pic:pic>
+              </a:graphicData>
+            </a:graphic>
+          </wp:inline>
+        </w:drawing>
+      </w:r>
+    </w:p>
+    <w:p>
+      <w:pPr>
+        <w:pStyle w:val="10"/>
+        <w:numPr>
+          <w:ilvl w:val="2"/>
+          <w:numId w:val="10"/>
+        </w:numPr>
+        <w:ind w:left="0" w:leftChars="0" w:firstLine="420" w:firstLineChars="200"/>
+        <w:jc w:val="left"/>
+        <w:rPr>
+          <w:rFonts w:hint="default" w:eastAsiaTheme="minorEastAsia"/>
+          <w:lang w:val="en-US" w:eastAsia="zh-CN"/>
+        </w:rPr>
+      </w:pPr>
+      <w:r>
+        <w:rPr>
+          <w:rFonts w:hint="eastAsia"/>
+          <w:lang w:val="en-US" w:eastAsia="zh-CN"/>
+        </w:rPr>
+        <w:t>自定义网络空间</w:t>
+      </w:r>
+    </w:p>
+    <w:p>
+      <w:pPr>
+        <w:pStyle w:val="10"/>
+        <w:numPr>
+          <w:ilvl w:val="0"/>
+          <w:numId w:val="0"/>
+        </w:numPr>
+        <w:ind w:left="420" w:leftChars="200" w:firstLine="420" w:firstLineChars="0"/>
+        <w:jc w:val="left"/>
+        <w:rPr>
+          <w:rFonts w:hint="eastAsia"/>
+          <w:lang w:val="en-US" w:eastAsia="zh-CN"/>
+        </w:rPr>
+      </w:pPr>
+      <w:r>
+        <w:rPr>
+          <w:rFonts w:hint="eastAsia"/>
+          <w:lang w:val="en-US" w:eastAsia="zh-CN"/>
+        </w:rPr>
+        <w:t>可以通过命令创建自定义网络空间，添加网卡等设备，并为每一个网卡设置IP等信息；</w:t>
+      </w:r>
+    </w:p>
+    <w:p>
+      <w:pPr>
+        <w:pStyle w:val="10"/>
+        <w:numPr>
+          <w:ilvl w:val="0"/>
+          <w:numId w:val="0"/>
+        </w:numPr>
+        <w:jc w:val="left"/>
+      </w:pPr>
+      <w:r>
+        <w:drawing>
+          <wp:inline distT="0" distB="0" distL="114300" distR="114300">
+            <wp:extent cx="5271770" cy="1249680"/>
+            <wp:effectExtent l="0" t="0" r="5080" b="7620"/>
+            <wp:docPr id="20" name="图片 6"/>
+            <wp:cNvGraphicFramePr>
+              <a:graphicFrameLocks xmlns:a="http://schemas.openxmlformats.org/drawingml/2006/main" noChangeAspect="1"/>
+            </wp:cNvGraphicFramePr>
+            <a:graphic xmlns:a="http://schemas.openxmlformats.org/drawingml/2006/main">
+              <a:graphicData uri="http://schemas.openxmlformats.org/drawingml/2006/picture">
+                <pic:pic xmlns:pic="http://schemas.openxmlformats.org/drawingml/2006/picture">
+                  <pic:nvPicPr>
+                    <pic:cNvPr id="20" name="图片 6"/>
+                    <pic:cNvPicPr>
+                      <a:picLocks noChangeAspect="1"/>
+                    </pic:cNvPicPr>
+                  </pic:nvPicPr>
+                  <pic:blipFill>
+                    <a:blip r:embed="rId25"/>
+                    <a:stretch>
+                      <a:fillRect/>
+                    </a:stretch>
+                  </pic:blipFill>
+                  <pic:spPr>
+                    <a:xfrm>
+                      <a:off x="0" y="0"/>
+                      <a:ext cx="5271770" cy="1249680"/>
+                    </a:xfrm>
+                    <a:prstGeom prst="rect">
+                      <a:avLst/>
+                    </a:prstGeom>
+                    <a:noFill/>
+                    <a:ln>
+                      <a:noFill/>
+                    </a:ln>
+                  </pic:spPr>
+                </pic:pic>
+              </a:graphicData>
+            </a:graphic>
+          </wp:inline>
+        </w:drawing>
+      </w:r>
+    </w:p>
+    <w:p>
+      <w:pPr>
+        <w:pStyle w:val="10"/>
+        <w:numPr>
+          <w:ilvl w:val="0"/>
+          <w:numId w:val="12"/>
+        </w:numPr>
+        <w:ind w:firstLine="420" w:firstLineChars="0"/>
+        <w:jc w:val="left"/>
+        <w:rPr>
+          <w:rFonts w:hint="default" w:eastAsiaTheme="minorEastAsia"/>
+          <w:lang w:val="en-US" w:eastAsia="zh-CN"/>
+        </w:rPr>
+      </w:pPr>
+      <w:r>
+        <w:rPr>
+          <w:rFonts w:hint="eastAsia"/>
+          <w:lang w:val="en-US" w:eastAsia="zh-CN"/>
+        </w:rPr>
+        <w:t>veth pair(</w:t>
+      </w:r>
+      <w:r>
+        <w:rPr>
+          <w:rFonts w:hint="default" w:eastAsiaTheme="minorEastAsia"/>
+          <w:lang w:val="en-US" w:eastAsia="zh-CN"/>
+        </w:rPr>
+        <w:t>Virtual Ethernet Pair</w:t>
+      </w:r>
+      <w:r>
+        <w:rPr>
+          <w:rFonts w:hint="eastAsia"/>
+          <w:lang w:val="en-US" w:eastAsia="zh-CN"/>
+        </w:rPr>
+        <w:t>)</w:t>
+      </w:r>
+    </w:p>
+    <w:p>
+      <w:pPr>
+        <w:pStyle w:val="10"/>
+        <w:numPr>
+          <w:ilvl w:val="0"/>
+          <w:numId w:val="0"/>
+        </w:numPr>
+        <w:ind w:firstLine="420" w:firstLineChars="0"/>
+        <w:jc w:val="left"/>
+        <w:rPr>
+          <w:rFonts w:hint="eastAsia"/>
+          <w:lang w:val="en-US" w:eastAsia="zh-CN"/>
+        </w:rPr>
+      </w:pPr>
+      <w:r>
+        <w:rPr>
+          <w:rFonts w:hint="default" w:eastAsiaTheme="minorEastAsia"/>
+          <w:lang w:val="en-US" w:eastAsia="zh-CN"/>
+        </w:rPr>
+        <w:t>veth pair</w:t>
+      </w:r>
+      <w:r>
+        <w:rPr>
+          <w:rFonts w:hint="eastAsia"/>
+          <w:lang w:val="en-US" w:eastAsia="zh-CN"/>
+        </w:rPr>
+        <w:t xml:space="preserve"> 相当于一根虚拟网线，将两个Network NameSpace进行连接，并会分别在两端的网络空间创建一张虚拟网卡；</w:t>
+      </w:r>
+    </w:p>
+    <w:p>
+      <w:pPr>
+        <w:pStyle w:val="10"/>
+        <w:numPr>
+          <w:ilvl w:val="0"/>
+          <w:numId w:val="0"/>
+        </w:numPr>
+        <w:ind w:firstLine="420" w:firstLineChars="0"/>
+        <w:jc w:val="left"/>
+        <w:rPr>
+          <w:rFonts w:hint="default"/>
+          <w:lang w:val="en-US" w:eastAsia="zh-CN"/>
+        </w:rPr>
+      </w:pPr>
+      <w:r>
+        <w:rPr>
+          <w:rFonts w:hint="eastAsia"/>
+          <w:lang w:val="en-US" w:eastAsia="zh-CN"/>
+        </w:rPr>
+        <w:t>我们需要给这两张虚拟网卡设置同网段且不冲突的IP，两个网络空间才能访问；</w:t>
+      </w:r>
+    </w:p>
+    <w:p>
+      <w:pPr>
+        <w:pStyle w:val="10"/>
+        <w:numPr>
+          <w:ilvl w:val="0"/>
+          <w:numId w:val="0"/>
+        </w:numPr>
+        <w:ind w:firstLine="420" w:firstLineChars="0"/>
+        <w:jc w:val="left"/>
+        <w:rPr>
+          <w:rFonts w:hint="eastAsia"/>
+          <w:lang w:val="en-US" w:eastAsia="zh-CN"/>
+        </w:rPr>
+      </w:pPr>
+      <w:r>
+        <w:rPr>
+          <w:rFonts w:hint="eastAsia"/>
+          <w:lang w:val="en-US" w:eastAsia="zh-CN"/>
+        </w:rPr>
+        <w:t>需要注意的是：Network NameSpace通过</w:t>
+      </w:r>
+      <w:r>
+        <w:rPr>
+          <w:rFonts w:hint="default" w:eastAsiaTheme="minorEastAsia"/>
+          <w:lang w:val="en-US" w:eastAsia="zh-CN"/>
+        </w:rPr>
+        <w:t>veth pair</w:t>
+      </w:r>
+      <w:r>
+        <w:rPr>
+          <w:rFonts w:hint="eastAsia"/>
+          <w:lang w:val="en-US" w:eastAsia="zh-CN"/>
+        </w:rPr>
+        <w:t>连接，只能是点对点，两两互相，从一个网络空间到另一个；</w:t>
+      </w:r>
+    </w:p>
+    <w:p>
+      <w:pPr>
+        <w:pStyle w:val="10"/>
+        <w:numPr>
+          <w:ilvl w:val="0"/>
+          <w:numId w:val="0"/>
+        </w:numPr>
+        <w:jc w:val="left"/>
+        <w:rPr>
+          <w:rFonts w:hint="default"/>
+          <w:lang w:val="en-US" w:eastAsia="zh-CN"/>
+        </w:rPr>
+      </w:pPr>
+      <w:r>
+        <w:rPr>
+          <w:rFonts w:hint="default"/>
+          <w:lang w:val="en-US" w:eastAsia="zh-CN"/>
+        </w:rPr>
+        <w:drawing>
+          <wp:inline distT="0" distB="0" distL="114300" distR="114300">
+            <wp:extent cx="5266690" cy="2636520"/>
+            <wp:effectExtent l="0" t="0" r="10160" b="11430"/>
+            <wp:docPr id="22" name="图片 22" descr="13"/>
+            <wp:cNvGraphicFramePr>
+              <a:graphicFrameLocks xmlns:a="http://schemas.openxmlformats.org/drawingml/2006/main" noChangeAspect="1"/>
+            </wp:cNvGraphicFramePr>
+            <a:graphic xmlns:a="http://schemas.openxmlformats.org/drawingml/2006/main">
+              <a:graphicData uri="http://schemas.openxmlformats.org/drawingml/2006/picture">
+                <pic:pic xmlns:pic="http://schemas.openxmlformats.org/drawingml/2006/picture">
+                  <pic:nvPicPr>
+                    <pic:cNvPr id="22" name="图片 22" descr="13"/>
+                    <pic:cNvPicPr>
+                      <a:picLocks noChangeAspect="1"/>
+                    </pic:cNvPicPr>
+                  </pic:nvPicPr>
+                  <pic:blipFill>
+                    <a:blip r:embed="rId26"/>
+                    <a:stretch>
+                      <a:fillRect/>
+                    </a:stretch>
+                  </pic:blipFill>
+                  <pic:spPr>
+                    <a:xfrm>
+                      <a:off x="0" y="0"/>
+                      <a:ext cx="5266690" cy="2636520"/>
+                    </a:xfrm>
+                    <a:prstGeom prst="rect">
+                      <a:avLst/>
+                    </a:prstGeom>
+                  </pic:spPr>
+                </pic:pic>
+              </a:graphicData>
+            </a:graphic>
+          </wp:inline>
+        </w:drawing>
+      </w:r>
+      <w:bookmarkStart w:id="0" w:name="_GoBack"/>
       <w:bookmarkEnd w:id="0"/>
+    </w:p>
+    <w:p>
+      <w:pPr>
+        <w:pStyle w:val="10"/>
+        <w:numPr>
+          <w:ilvl w:val="0"/>
+          <w:numId w:val="0"/>
+        </w:numPr>
+        <w:jc w:val="left"/>
+        <w:rPr>
+          <w:rFonts w:hint="default"/>
+          <w:lang w:val="en-US" w:eastAsia="zh-CN"/>
+        </w:rPr>
+      </w:pPr>
+    </w:p>
+    <w:p>
+      <w:pPr>
+        <w:pStyle w:val="10"/>
+        <w:numPr>
+          <w:ilvl w:val="0"/>
+          <w:numId w:val="0"/>
+        </w:numPr>
+        <w:ind w:firstLine="420" w:firstLineChars="0"/>
+        <w:jc w:val="left"/>
+        <w:rPr>
+          <w:rFonts w:hint="default"/>
+          <w:lang w:val="en-US" w:eastAsia="zh-CN"/>
+        </w:rPr>
+      </w:pPr>
     </w:p>
     <w:p>
       <w:pPr>
@@ -3267,6 +4047,138 @@
     </w:lvl>
   </w:abstractNum>
   <w:abstractNum w:abstractNumId="9">
+    <w:nsid w:val="560576ED"/>
+    <w:multiLevelType w:val="multilevel"/>
+    <w:tmpl w:val="560576ED"/>
+    <w:lvl w:ilvl="0" w:tentative="0">
+      <w:start w:val="4"/>
+      <w:numFmt w:val="decimal"/>
+      <w:suff w:val="space"/>
+      <w:lvlText w:val="(%1)"/>
+      <w:lvlJc w:val="left"/>
+    </w:lvl>
+    <w:lvl w:ilvl="1" w:tentative="0">
+      <w:start w:val="1"/>
+      <w:numFmt w:val="decimalEnclosedCircleChinese"/>
+      <w:lvlText w:val="%2"/>
+      <w:lvlJc w:val="left"/>
+      <w:pPr>
+        <w:tabs>
+          <w:tab w:val="left" w:pos="840"/>
+        </w:tabs>
+        <w:ind w:left="840" w:leftChars="0" w:hanging="420" w:firstLineChars="0"/>
+      </w:pPr>
+      <w:rPr>
+        <w:rFonts w:hint="default"/>
+      </w:rPr>
+    </w:lvl>
+    <w:lvl w:ilvl="2" w:tentative="0">
+      <w:start w:val="1"/>
+      <w:numFmt w:val="decimal"/>
+      <w:lvlText w:val="%3)"/>
+      <w:lvlJc w:val="left"/>
+      <w:pPr>
+        <w:tabs>
+          <w:tab w:val="left" w:pos="1260"/>
+        </w:tabs>
+        <w:ind w:left="1260" w:leftChars="0" w:hanging="420" w:firstLineChars="0"/>
+      </w:pPr>
+      <w:rPr>
+        <w:rFonts w:hint="default"/>
+      </w:rPr>
+    </w:lvl>
+    <w:lvl w:ilvl="3" w:tentative="0">
+      <w:start w:val="1"/>
+      <w:numFmt w:val="lowerLetter"/>
+      <w:lvlText w:val="%4."/>
+      <w:lvlJc w:val="left"/>
+      <w:pPr>
+        <w:tabs>
+          <w:tab w:val="left" w:pos="1680"/>
+        </w:tabs>
+        <w:ind w:left="1680" w:leftChars="0" w:hanging="420" w:firstLineChars="0"/>
+      </w:pPr>
+      <w:rPr>
+        <w:rFonts w:hint="default"/>
+      </w:rPr>
+    </w:lvl>
+    <w:lvl w:ilvl="4" w:tentative="0">
+      <w:start w:val="1"/>
+      <w:numFmt w:val="lowerLetter"/>
+      <w:lvlText w:val="%5)"/>
+      <w:lvlJc w:val="left"/>
+      <w:pPr>
+        <w:tabs>
+          <w:tab w:val="left" w:pos="2100"/>
+        </w:tabs>
+        <w:ind w:left="2100" w:leftChars="0" w:hanging="420" w:firstLineChars="0"/>
+      </w:pPr>
+      <w:rPr>
+        <w:rFonts w:hint="default"/>
+      </w:rPr>
+    </w:lvl>
+    <w:lvl w:ilvl="5" w:tentative="0">
+      <w:start w:val="1"/>
+      <w:numFmt w:val="lowerRoman"/>
+      <w:lvlText w:val="%6."/>
+      <w:lvlJc w:val="left"/>
+      <w:pPr>
+        <w:tabs>
+          <w:tab w:val="left" w:pos="2520"/>
+        </w:tabs>
+        <w:ind w:left="2520" w:leftChars="0" w:hanging="420" w:firstLineChars="0"/>
+      </w:pPr>
+      <w:rPr>
+        <w:rFonts w:hint="default"/>
+      </w:rPr>
+    </w:lvl>
+    <w:lvl w:ilvl="6" w:tentative="0">
+      <w:start w:val="1"/>
+      <w:numFmt w:val="lowerRoman"/>
+      <w:lvlText w:val="%7)"/>
+      <w:lvlJc w:val="left"/>
+      <w:pPr>
+        <w:tabs>
+          <w:tab w:val="left" w:pos="2940"/>
+        </w:tabs>
+        <w:ind w:left="2940" w:leftChars="0" w:hanging="420" w:firstLineChars="0"/>
+      </w:pPr>
+      <w:rPr>
+        <w:rFonts w:hint="default"/>
+      </w:rPr>
+    </w:lvl>
+    <w:lvl w:ilvl="7" w:tentative="0">
+      <w:start w:val="1"/>
+      <w:numFmt w:val="lowerLetter"/>
+      <w:lvlText w:val="%8."/>
+      <w:lvlJc w:val="left"/>
+      <w:pPr>
+        <w:tabs>
+          <w:tab w:val="left" w:pos="3360"/>
+        </w:tabs>
+        <w:ind w:left="3360" w:leftChars="0" w:hanging="420" w:firstLineChars="0"/>
+      </w:pPr>
+      <w:rPr>
+        <w:rFonts w:hint="default"/>
+      </w:rPr>
+    </w:lvl>
+    <w:lvl w:ilvl="8" w:tentative="0">
+      <w:start w:val="1"/>
+      <w:numFmt w:val="lowerLetter"/>
+      <w:lvlText w:val="%9)"/>
+      <w:lvlJc w:val="left"/>
+      <w:pPr>
+        <w:tabs>
+          <w:tab w:val="left" w:pos="3780"/>
+        </w:tabs>
+        <w:ind w:left="3780" w:leftChars="0" w:hanging="420" w:firstLineChars="0"/>
+      </w:pPr>
+      <w:rPr>
+        <w:rFonts w:hint="default"/>
+      </w:rPr>
+    </w:lvl>
+  </w:abstractNum>
+  <w:abstractNum w:abstractNumId="10">
     <w:nsid w:val="77990998"/>
     <w:multiLevelType w:val="multilevel"/>
     <w:tmpl w:val="77990998"/>
@@ -3352,7 +4264,7 @@
       </w:pPr>
     </w:lvl>
   </w:abstractNum>
-  <w:abstractNum w:abstractNumId="10">
+  <w:abstractNum w:abstractNumId="11">
     <w:nsid w:val="7A75E0C5"/>
     <w:multiLevelType w:val="singleLevel"/>
     <w:tmpl w:val="7A75E0C5"/>
@@ -3371,7 +4283,7 @@
     <w:abstractNumId w:val="3"/>
   </w:num>
   <w:num w:numId="3">
-    <w:abstractNumId w:val="9"/>
+    <w:abstractNumId w:val="10"/>
   </w:num>
   <w:num w:numId="4">
     <w:abstractNumId w:val="2"/>
@@ -3395,7 +4307,10 @@
     <w:abstractNumId w:val="5"/>
   </w:num>
   <w:num w:numId="11">
-    <w:abstractNumId w:val="10"/>
+    <w:abstractNumId w:val="11"/>
+  </w:num>
+  <w:num w:numId="12">
+    <w:abstractNumId w:val="9"/>
   </w:num>
 </w:numbering>
 </file>
@@ -3405,7 +4320,7 @@
   <w:docDefaults>
     <w:rPrDefault>
       <w:rPr>
-        <w:rFonts w:asciiTheme="minorHAnsi" w:hAnsiTheme="minorHAnsi" w:eastAsiaTheme="minorEastAsia" w:cstheme="minorBidi"/>
+        <w:rFonts w:ascii="Times New Roman" w:hAnsi="Times New Roman" w:eastAsia="宋体" w:cs="Times New Roman"/>
       </w:rPr>
     </w:rPrDefault>
     <w:pPrDefault/>

--- a/计算机系统知识_网络部分.docx
+++ b/计算机系统知识_网络部分.docx
@@ -4,7 +4,7 @@
   <w:body>
     <w:p>
       <w:pPr>
-        <w:pStyle w:val="4"/>
+        <w:pStyle w:val="8"/>
         <w:rPr>
           <w:rFonts w:hint="eastAsia"/>
         </w:rPr>
@@ -18,7 +18,7 @@
     </w:p>
     <w:p>
       <w:pPr>
-        <w:pStyle w:val="10"/>
+        <w:pStyle w:val="14"/>
         <w:numPr>
           <w:ilvl w:val="0"/>
           <w:numId w:val="1"/>
@@ -37,7 +37,7 @@
     </w:p>
     <w:p>
       <w:pPr>
-        <w:pStyle w:val="10"/>
+        <w:pStyle w:val="14"/>
         <w:numPr>
           <w:ilvl w:val="0"/>
           <w:numId w:val="2"/>
@@ -65,7 +65,7 @@
     </w:p>
     <w:p>
       <w:pPr>
-        <w:pStyle w:val="10"/>
+        <w:pStyle w:val="14"/>
         <w:numPr>
           <w:ilvl w:val="0"/>
           <w:numId w:val="2"/>
@@ -120,7 +120,7 @@
     </w:p>
     <w:p>
       <w:pPr>
-        <w:pStyle w:val="10"/>
+        <w:pStyle w:val="14"/>
         <w:numPr>
           <w:ilvl w:val="0"/>
           <w:numId w:val="2"/>
@@ -139,7 +139,7 @@
     </w:p>
     <w:p>
       <w:pPr>
-        <w:pStyle w:val="10"/>
+        <w:pStyle w:val="14"/>
         <w:ind w:left="840"/>
         <w:rPr>
           <w:rFonts w:hint="eastAsia"/>
@@ -151,7 +151,7 @@
     </w:p>
     <w:p>
       <w:pPr>
-        <w:pStyle w:val="10"/>
+        <w:pStyle w:val="14"/>
         <w:ind w:left="840"/>
         <w:rPr>
           <w:rFonts w:hint="eastAsia"/>
@@ -169,7 +169,7 @@
     </w:p>
     <w:p>
       <w:pPr>
-        <w:pStyle w:val="10"/>
+        <w:pStyle w:val="14"/>
         <w:ind w:left="840"/>
         <w:rPr>
           <w:rFonts w:hint="eastAsia"/>
@@ -181,7 +181,7 @@
     </w:p>
     <w:p>
       <w:pPr>
-        <w:pStyle w:val="10"/>
+        <w:pStyle w:val="14"/>
         <w:ind w:left="840"/>
         <w:rPr>
           <w:rFonts w:hint="eastAsia"/>
@@ -199,7 +199,7 @@
     </w:p>
     <w:p>
       <w:pPr>
-        <w:pStyle w:val="10"/>
+        <w:pStyle w:val="14"/>
         <w:ind w:left="840"/>
         <w:rPr>
           <w:rFonts w:hint="eastAsia"/>
@@ -211,7 +211,7 @@
     </w:p>
     <w:p>
       <w:pPr>
-        <w:pStyle w:val="10"/>
+        <w:pStyle w:val="14"/>
         <w:ind w:left="840" w:firstLine="0" w:firstLineChars="0"/>
         <w:rPr>
           <w:rFonts w:hint="eastAsia"/>
@@ -244,7 +244,7 @@
     </w:p>
     <w:p>
       <w:pPr>
-        <w:pStyle w:val="10"/>
+        <w:pStyle w:val="14"/>
         <w:numPr>
           <w:ilvl w:val="0"/>
           <w:numId w:val="2"/>
@@ -266,7 +266,7 @@
     </w:p>
     <w:p>
       <w:pPr>
-        <w:pStyle w:val="10"/>
+        <w:pStyle w:val="14"/>
         <w:numPr>
           <w:ilvl w:val="0"/>
           <w:numId w:val="3"/>
@@ -285,7 +285,7 @@
     </w:p>
     <w:p>
       <w:pPr>
-        <w:pStyle w:val="10"/>
+        <w:pStyle w:val="14"/>
         <w:numPr>
           <w:ilvl w:val="0"/>
           <w:numId w:val="3"/>
@@ -377,7 +377,7 @@
     </w:p>
     <w:p>
       <w:pPr>
-        <w:pStyle w:val="10"/>
+        <w:pStyle w:val="14"/>
         <w:numPr>
           <w:ilvl w:val="0"/>
           <w:numId w:val="4"/>
@@ -396,7 +396,7 @@
     </w:p>
     <w:p>
       <w:pPr>
-        <w:pStyle w:val="10"/>
+        <w:pStyle w:val="14"/>
         <w:numPr>
           <w:ilvl w:val="0"/>
           <w:numId w:val="4"/>
@@ -433,7 +433,7 @@
     </w:p>
     <w:p>
       <w:pPr>
-        <w:pStyle w:val="10"/>
+        <w:pStyle w:val="14"/>
         <w:numPr>
           <w:ilvl w:val="0"/>
           <w:numId w:val="4"/>
@@ -461,7 +461,7 @@
     </w:p>
     <w:p>
       <w:pPr>
-        <w:pStyle w:val="10"/>
+        <w:pStyle w:val="14"/>
         <w:numPr>
           <w:ilvl w:val="0"/>
           <w:numId w:val="5"/>
@@ -489,7 +489,7 @@
     </w:p>
     <w:p>
       <w:pPr>
-        <w:pStyle w:val="10"/>
+        <w:pStyle w:val="14"/>
         <w:numPr>
           <w:ilvl w:val="0"/>
           <w:numId w:val="6"/>
@@ -517,7 +517,7 @@
     </w:p>
     <w:p>
       <w:pPr>
-        <w:pStyle w:val="10"/>
+        <w:pStyle w:val="14"/>
         <w:numPr>
           <w:ilvl w:val="0"/>
           <w:numId w:val="6"/>
@@ -545,7 +545,7 @@
     </w:p>
     <w:p>
       <w:pPr>
-        <w:pStyle w:val="10"/>
+        <w:pStyle w:val="14"/>
         <w:numPr>
           <w:ilvl w:val="0"/>
           <w:numId w:val="6"/>
@@ -630,7 +630,7 @@
     </w:p>
     <w:p>
       <w:pPr>
-        <w:pStyle w:val="10"/>
+        <w:pStyle w:val="14"/>
         <w:numPr>
           <w:ilvl w:val="0"/>
           <w:numId w:val="5"/>
@@ -742,7 +742,7 @@
     </w:p>
     <w:p>
       <w:pPr>
-        <w:pStyle w:val="10"/>
+        <w:pStyle w:val="14"/>
         <w:numPr>
           <w:ilvl w:val="0"/>
           <w:numId w:val="5"/>
@@ -857,7 +857,7 @@
     </w:p>
     <w:p>
       <w:pPr>
-        <w:pStyle w:val="10"/>
+        <w:pStyle w:val="14"/>
         <w:numPr>
           <w:ilvl w:val="0"/>
           <w:numId w:val="4"/>
@@ -876,7 +876,7 @@
     </w:p>
     <w:p>
       <w:pPr>
-        <w:pStyle w:val="10"/>
+        <w:pStyle w:val="14"/>
         <w:numPr>
           <w:ilvl w:val="0"/>
           <w:numId w:val="7"/>
@@ -904,7 +904,7 @@
     </w:p>
     <w:p>
       <w:pPr>
-        <w:pStyle w:val="10"/>
+        <w:pStyle w:val="14"/>
         <w:numPr>
           <w:ilvl w:val="0"/>
           <w:numId w:val="7"/>
@@ -932,7 +932,7 @@
     </w:p>
     <w:p>
       <w:pPr>
-        <w:pStyle w:val="10"/>
+        <w:pStyle w:val="14"/>
         <w:numPr>
           <w:ilvl w:val="0"/>
           <w:numId w:val="7"/>
@@ -969,7 +969,7 @@
     </w:p>
     <w:p>
       <w:pPr>
-        <w:pStyle w:val="10"/>
+        <w:pStyle w:val="14"/>
         <w:numPr>
           <w:ilvl w:val="0"/>
           <w:numId w:val="7"/>
@@ -1054,7 +1054,7 @@
     </w:p>
     <w:p>
       <w:pPr>
-        <w:pStyle w:val="10"/>
+        <w:pStyle w:val="14"/>
         <w:numPr>
           <w:ilvl w:val="0"/>
           <w:numId w:val="4"/>
@@ -1073,7 +1073,7 @@
     </w:p>
     <w:p>
       <w:pPr>
-        <w:pStyle w:val="10"/>
+        <w:pStyle w:val="14"/>
         <w:numPr>
           <w:ilvl w:val="0"/>
           <w:numId w:val="8"/>
@@ -1095,7 +1095,7 @@
     </w:p>
     <w:p>
       <w:pPr>
-        <w:pStyle w:val="10"/>
+        <w:pStyle w:val="14"/>
         <w:numPr>
           <w:ilvl w:val="0"/>
           <w:numId w:val="4"/>
@@ -1114,7 +1114,7 @@
     </w:p>
     <w:p>
       <w:pPr>
-        <w:pStyle w:val="10"/>
+        <w:pStyle w:val="14"/>
         <w:numPr>
           <w:ilvl w:val="0"/>
           <w:numId w:val="9"/>
@@ -1133,7 +1133,7 @@
     </w:p>
     <w:p>
       <w:pPr>
-        <w:pStyle w:val="10"/>
+        <w:pStyle w:val="14"/>
         <w:numPr>
           <w:ilvl w:val="0"/>
           <w:numId w:val="9"/>
@@ -1161,7 +1161,7 @@
     </w:p>
     <w:p>
       <w:pPr>
-        <w:pStyle w:val="10"/>
+        <w:pStyle w:val="14"/>
         <w:numPr>
           <w:ilvl w:val="0"/>
           <w:numId w:val="9"/>
@@ -1189,7 +1189,7 @@
     </w:p>
     <w:p>
       <w:pPr>
-        <w:pStyle w:val="10"/>
+        <w:pStyle w:val="14"/>
         <w:numPr>
           <w:ilvl w:val="0"/>
           <w:numId w:val="9"/>
@@ -1208,7 +1208,7 @@
     </w:p>
     <w:p>
       <w:pPr>
-        <w:pStyle w:val="10"/>
+        <w:pStyle w:val="14"/>
         <w:numPr>
           <w:ilvl w:val="0"/>
           <w:numId w:val="9"/>
@@ -1273,7 +1273,7 @@
     </w:p>
     <w:p>
       <w:pPr>
-        <w:pStyle w:val="10"/>
+        <w:pStyle w:val="14"/>
         <w:numPr>
           <w:ilvl w:val="0"/>
           <w:numId w:val="2"/>
@@ -1355,7 +1355,7 @@
     </w:p>
     <w:p>
       <w:pPr>
-        <w:pStyle w:val="10"/>
+        <w:pStyle w:val="14"/>
         <w:ind w:left="840" w:firstLine="0" w:firstLineChars="0"/>
         <w:rPr>
           <w:rFonts w:hint="default"/>
@@ -1389,7 +1389,7 @@
     </w:p>
     <w:p>
       <w:pPr>
-        <w:pStyle w:val="10"/>
+        <w:pStyle w:val="14"/>
         <w:numPr>
           <w:ilvl w:val="0"/>
           <w:numId w:val="0"/>
@@ -1403,7 +1403,7 @@
     </w:p>
     <w:p>
       <w:pPr>
-        <w:pStyle w:val="10"/>
+        <w:pStyle w:val="14"/>
         <w:ind w:left="840" w:firstLine="0" w:firstLineChars="0"/>
         <w:rPr>
           <w:rFonts w:hint="eastAsia"/>
@@ -1451,7 +1451,7 @@
     </w:p>
     <w:p>
       <w:pPr>
-        <w:pStyle w:val="10"/>
+        <w:pStyle w:val="14"/>
         <w:ind w:left="840" w:firstLine="0" w:firstLineChars="0"/>
         <w:rPr>
           <w:rFonts w:hint="eastAsia"/>
@@ -1499,7 +1499,7 @@
     </w:p>
     <w:p>
       <w:pPr>
-        <w:pStyle w:val="10"/>
+        <w:pStyle w:val="14"/>
         <w:numPr>
           <w:ilvl w:val="0"/>
           <w:numId w:val="2"/>
@@ -1527,7 +1527,7 @@
     </w:p>
     <w:p>
       <w:pPr>
-        <w:pStyle w:val="10"/>
+        <w:pStyle w:val="14"/>
         <w:ind w:left="840" w:firstLine="0" w:firstLineChars="0"/>
       </w:pPr>
       <w:r>
@@ -1572,7 +1572,7 @@
     </w:p>
     <w:p>
       <w:pPr>
-        <w:pStyle w:val="10"/>
+        <w:pStyle w:val="14"/>
         <w:numPr>
           <w:ilvl w:val="0"/>
           <w:numId w:val="10"/>
@@ -1587,16 +1587,17 @@
           <w:rFonts w:hint="eastAsia"/>
           <w:lang w:val="en-US" w:eastAsia="zh-CN"/>
         </w:rPr>
-        <w:t>网卡和IP详解</w:t>
-      </w:r>
-    </w:p>
-    <w:p>
-      <w:pPr>
-        <w:pStyle w:val="10"/>
+        <w:t>HTTPS和HTTP</w:t>
+      </w:r>
+    </w:p>
+    <w:p>
+      <w:pPr>
+        <w:pStyle w:val="14"/>
         <w:numPr>
           <w:ilvl w:val="1"/>
           <w:numId w:val="10"/>
         </w:numPr>
+        <w:ind w:left="0" w:leftChars="0" w:firstLine="420" w:firstLineChars="200"/>
         <w:rPr>
           <w:rFonts w:hint="default" w:eastAsiaTheme="minorEastAsia"/>
           <w:lang w:val="en-US" w:eastAsia="zh-CN"/>
@@ -1604,6 +1605,1377 @@
       </w:pPr>
       <w:r>
         <w:rPr>
+          <w:rFonts w:hint="default" w:eastAsiaTheme="minorEastAsia"/>
+          <w:lang w:val="en-US" w:eastAsia="zh-CN"/>
+        </w:rPr>
+        <w:t>对称加密</w:t>
+      </w:r>
+    </w:p>
+    <w:p>
+      <w:pPr>
+        <w:pStyle w:val="14"/>
+        <w:numPr>
+          <w:ilvl w:val="2"/>
+          <w:numId w:val="10"/>
+        </w:numPr>
+        <w:ind w:left="0" w:leftChars="0" w:firstLine="420" w:firstLineChars="200"/>
+        <w:rPr>
+          <w:rFonts w:hint="default" w:eastAsiaTheme="minorEastAsia"/>
+          <w:lang w:val="en-US" w:eastAsia="zh-CN"/>
+        </w:rPr>
+      </w:pPr>
+      <w:r>
+        <w:rPr>
+          <w:rFonts w:hint="default" w:eastAsiaTheme="minorEastAsia"/>
+          <w:lang w:val="en-US" w:eastAsia="zh-CN"/>
+        </w:rPr>
+        <w:t>原理</w:t>
+      </w:r>
+    </w:p>
+    <w:p>
+      <w:pPr>
+        <w:pStyle w:val="14"/>
+        <w:numPr>
+          <w:numId w:val="0"/>
+        </w:numPr>
+        <w:ind w:left="420" w:leftChars="200" w:firstLine="420" w:firstLineChars="0"/>
+        <w:rPr>
+          <w:rFonts w:hint="default" w:eastAsiaTheme="minorEastAsia"/>
+          <w:lang w:val="en-US" w:eastAsia="zh-CN"/>
+        </w:rPr>
+      </w:pPr>
+      <w:r>
+        <w:rPr>
+          <w:rFonts w:hint="default" w:eastAsiaTheme="minorEastAsia"/>
+          <w:lang w:val="en-US" w:eastAsia="zh-CN"/>
+        </w:rPr>
+        <w:t>加密和解密使用同一个密钥，且加密算法和解密算法互为逆向（如乘法和除法）</w:t>
+      </w:r>
+    </w:p>
+    <w:p>
+      <w:pPr>
+        <w:pStyle w:val="14"/>
+        <w:numPr>
+          <w:numId w:val="0"/>
+        </w:numPr>
+      </w:pPr>
+      <w:r>
+        <w:drawing>
+          <wp:inline distT="0" distB="0" distL="114300" distR="114300">
+            <wp:extent cx="5273040" cy="1737360"/>
+            <wp:effectExtent l="0" t="0" r="3810" b="15240"/>
+            <wp:docPr id="15" name="图片 1"/>
+            <wp:cNvGraphicFramePr>
+              <a:graphicFrameLocks xmlns:a="http://schemas.openxmlformats.org/drawingml/2006/main" noChangeAspect="1"/>
+            </wp:cNvGraphicFramePr>
+            <a:graphic xmlns:a="http://schemas.openxmlformats.org/drawingml/2006/main">
+              <a:graphicData uri="http://schemas.openxmlformats.org/drawingml/2006/picture">
+                <pic:pic xmlns:pic="http://schemas.openxmlformats.org/drawingml/2006/picture">
+                  <pic:nvPicPr>
+                    <pic:cNvPr id="15" name="图片 1"/>
+                    <pic:cNvPicPr>
+                      <a:picLocks noChangeAspect="1"/>
+                    </pic:cNvPicPr>
+                  </pic:nvPicPr>
+                  <pic:blipFill>
+                    <a:blip r:embed="rId13"/>
+                    <a:stretch>
+                      <a:fillRect/>
+                    </a:stretch>
+                  </pic:blipFill>
+                  <pic:spPr>
+                    <a:xfrm>
+                      <a:off x="0" y="0"/>
+                      <a:ext cx="5273040" cy="1737360"/>
+                    </a:xfrm>
+                    <a:prstGeom prst="rect">
+                      <a:avLst/>
+                    </a:prstGeom>
+                    <a:noFill/>
+                    <a:ln>
+                      <a:noFill/>
+                    </a:ln>
+                  </pic:spPr>
+                </pic:pic>
+              </a:graphicData>
+            </a:graphic>
+          </wp:inline>
+        </w:drawing>
+      </w:r>
+    </w:p>
+    <w:p>
+      <w:pPr>
+        <w:pStyle w:val="14"/>
+        <w:numPr>
+          <w:ilvl w:val="2"/>
+          <w:numId w:val="10"/>
+        </w:numPr>
+        <w:ind w:left="0" w:leftChars="0" w:firstLine="0" w:firstLineChars="0"/>
+        <w:rPr>
+          <w:rFonts w:hint="default"/>
+          <w:lang w:val="en-US" w:eastAsia="zh-CN"/>
+        </w:rPr>
+      </w:pPr>
+      <w:r>
+        <w:rPr>
+          <w:rFonts w:hint="default"/>
+          <w:lang w:val="en-US" w:eastAsia="zh-CN"/>
+        </w:rPr>
+        <w:t>常见使用方式</w:t>
+      </w:r>
+    </w:p>
+    <w:p>
+      <w:pPr>
+        <w:pStyle w:val="14"/>
+        <w:numPr>
+          <w:numId w:val="0"/>
+        </w:numPr>
+        <w:ind w:leftChars="0" w:firstLine="420" w:firstLineChars="0"/>
+        <w:rPr>
+          <w:rFonts w:hint="default"/>
+          <w:lang w:val="en-US" w:eastAsia="zh-CN"/>
+        </w:rPr>
+      </w:pPr>
+      <w:r>
+        <w:rPr>
+          <w:rFonts w:hint="default"/>
+          <w:lang w:val="en-US" w:eastAsia="zh-CN"/>
+        </w:rPr>
+        <w:t>发送方：对数据每个字符的ascii码，使用密钥结合加密算法得到密文</w:t>
+      </w:r>
+    </w:p>
+    <w:p>
+      <w:pPr>
+        <w:pStyle w:val="14"/>
+        <w:numPr>
+          <w:numId w:val="0"/>
+        </w:numPr>
+        <w:ind w:leftChars="0" w:firstLine="420" w:firstLineChars="0"/>
+        <w:rPr>
+          <w:rFonts w:hint="default"/>
+          <w:lang w:val="en-US" w:eastAsia="zh-CN"/>
+        </w:rPr>
+      </w:pPr>
+    </w:p>
+    <w:p>
+      <w:pPr>
+        <w:pStyle w:val="14"/>
+        <w:numPr>
+          <w:numId w:val="0"/>
+        </w:numPr>
+        <w:ind w:leftChars="0" w:firstLine="420" w:firstLineChars="0"/>
+        <w:rPr>
+          <w:rFonts w:hint="default"/>
+          <w:lang w:val="en-US" w:eastAsia="zh-CN"/>
+        </w:rPr>
+      </w:pPr>
+      <w:r>
+        <w:rPr>
+          <w:rFonts w:hint="default"/>
+          <w:lang w:val="en-US" w:eastAsia="zh-CN"/>
+        </w:rPr>
+        <w:t>接收方： 使用解密算法，结合密钥对密文解密，得到数据</w:t>
+      </w:r>
+    </w:p>
+    <w:p>
+      <w:pPr>
+        <w:pStyle w:val="14"/>
+        <w:numPr>
+          <w:numId w:val="0"/>
+        </w:numPr>
+        <w:ind w:leftChars="0" w:firstLine="420" w:firstLineChars="0"/>
+        <w:rPr>
+          <w:rFonts w:hint="default"/>
+          <w:lang w:val="en-US" w:eastAsia="zh-CN"/>
+        </w:rPr>
+      </w:pPr>
+    </w:p>
+    <w:p>
+      <w:pPr>
+        <w:pStyle w:val="14"/>
+        <w:numPr>
+          <w:numId w:val="0"/>
+        </w:numPr>
+        <w:ind w:leftChars="0" w:firstLine="420" w:firstLineChars="0"/>
+        <w:rPr>
+          <w:rFonts w:hint="default"/>
+          <w:lang w:val="en-US" w:eastAsia="zh-CN"/>
+        </w:rPr>
+      </w:pPr>
+      <w:r>
+        <w:rPr>
+          <w:rFonts w:hint="default"/>
+          <w:lang w:val="en-US" w:eastAsia="zh-CN"/>
+        </w:rPr>
+        <w:t>常见的对称加密有：AES，DES，Base64加密等</w:t>
+      </w:r>
+    </w:p>
+    <w:p>
+      <w:pPr>
+        <w:pStyle w:val="14"/>
+        <w:numPr>
+          <w:ilvl w:val="2"/>
+          <w:numId w:val="10"/>
+        </w:numPr>
+        <w:ind w:left="0" w:leftChars="0" w:firstLine="0" w:firstLineChars="0"/>
+        <w:rPr>
+          <w:rFonts w:hint="default"/>
+          <w:lang w:val="en-US" w:eastAsia="zh-CN"/>
+        </w:rPr>
+      </w:pPr>
+      <w:r>
+        <w:rPr>
+          <w:rFonts w:hint="default"/>
+          <w:lang w:val="en-US" w:eastAsia="zh-CN"/>
+        </w:rPr>
+        <w:t>缺陷</w:t>
+      </w:r>
+    </w:p>
+    <w:p>
+      <w:pPr>
+        <w:pStyle w:val="14"/>
+        <w:numPr>
+          <w:numId w:val="0"/>
+        </w:numPr>
+        <w:ind w:leftChars="0" w:firstLine="420" w:firstLineChars="0"/>
+        <w:rPr>
+          <w:rFonts w:hint="default"/>
+          <w:lang w:val="en-US" w:eastAsia="zh-CN"/>
+        </w:rPr>
+      </w:pPr>
+      <w:r>
+        <w:rPr>
+          <w:rFonts w:hint="default"/>
+          <w:lang w:val="en-US" w:eastAsia="zh-CN"/>
+        </w:rPr>
+        <w:t>如果在网络传输的话很如果被劫持，由于原理简单，即使没有劫持到密钥，普通计算机24H以内也可破解</w:t>
+      </w:r>
+    </w:p>
+    <w:p>
+      <w:pPr>
+        <w:pStyle w:val="14"/>
+        <w:numPr>
+          <w:ilvl w:val="1"/>
+          <w:numId w:val="10"/>
+        </w:numPr>
+        <w:ind w:left="0" w:leftChars="0" w:firstLine="0" w:firstLineChars="0"/>
+        <w:rPr>
+          <w:rFonts w:hint="default"/>
+          <w:lang w:val="en-US" w:eastAsia="zh-CN"/>
+        </w:rPr>
+      </w:pPr>
+      <w:r>
+        <w:rPr>
+          <w:rFonts w:hint="default"/>
+          <w:lang w:val="en-US" w:eastAsia="zh-CN"/>
+        </w:rPr>
+        <w:t>非对称加密</w:t>
+      </w:r>
+    </w:p>
+    <w:p>
+      <w:pPr>
+        <w:pStyle w:val="14"/>
+        <w:numPr>
+          <w:ilvl w:val="2"/>
+          <w:numId w:val="10"/>
+        </w:numPr>
+        <w:ind w:left="0" w:leftChars="0" w:firstLine="0" w:firstLineChars="0"/>
+        <w:rPr>
+          <w:rFonts w:hint="default"/>
+          <w:lang w:val="en-US" w:eastAsia="zh-CN"/>
+        </w:rPr>
+      </w:pPr>
+      <w:r>
+        <w:rPr>
+          <w:rFonts w:hint="default"/>
+          <w:lang w:val="en-US" w:eastAsia="zh-CN"/>
+        </w:rPr>
+        <w:t>原理</w:t>
+      </w:r>
+    </w:p>
+    <w:p>
+      <w:pPr>
+        <w:pStyle w:val="14"/>
+        <w:numPr>
+          <w:numId w:val="0"/>
+        </w:numPr>
+        <w:ind w:leftChars="0" w:firstLine="420" w:firstLineChars="0"/>
+        <w:rPr>
+          <w:rFonts w:hint="default"/>
+          <w:lang w:val="en-US" w:eastAsia="zh-CN"/>
+        </w:rPr>
+      </w:pPr>
+      <w:r>
+        <w:rPr>
+          <w:rFonts w:hint="default"/>
+          <w:lang w:val="en-US" w:eastAsia="zh-CN"/>
+        </w:rPr>
+        <w:t>非对称加密是根据加密和解密算法，会生成公钥和私钥；</w:t>
+      </w:r>
+    </w:p>
+    <w:p>
+      <w:pPr>
+        <w:pStyle w:val="14"/>
+        <w:numPr>
+          <w:numId w:val="0"/>
+        </w:numPr>
+        <w:ind w:leftChars="0" w:firstLine="420" w:firstLineChars="0"/>
+        <w:rPr>
+          <w:rFonts w:hint="default"/>
+          <w:lang w:val="en-US" w:eastAsia="zh-CN"/>
+        </w:rPr>
+      </w:pPr>
+      <w:r>
+        <w:rPr>
+          <w:rFonts w:hint="default"/>
+          <w:lang w:val="en-US" w:eastAsia="zh-CN"/>
+        </w:rPr>
+        <w:t>被公钥加密后，密文无法通过公钥解密，只能使用私钥解密。</w:t>
+      </w:r>
+    </w:p>
+    <w:p>
+      <w:pPr>
+        <w:pStyle w:val="14"/>
+        <w:numPr>
+          <w:numId w:val="0"/>
+        </w:numPr>
+        <w:ind w:leftChars="0" w:firstLine="420" w:firstLineChars="0"/>
+        <w:rPr>
+          <w:rFonts w:hint="default"/>
+          <w:lang w:val="en-US" w:eastAsia="zh-CN"/>
+        </w:rPr>
+      </w:pPr>
+      <w:r>
+        <w:rPr>
+          <w:rFonts w:hint="default"/>
+          <w:lang w:val="en-US" w:eastAsia="zh-CN"/>
+        </w:rPr>
+        <w:t>同样，被私钥加密后，也只能通过公钥解密；</w:t>
+      </w:r>
+    </w:p>
+    <w:p>
+      <w:pPr>
+        <w:pStyle w:val="14"/>
+        <w:numPr>
+          <w:numId w:val="0"/>
+        </w:numPr>
+        <w:ind w:leftChars="0"/>
+      </w:pPr>
+      <w:r>
+        <w:drawing>
+          <wp:inline distT="0" distB="0" distL="114300" distR="114300">
+            <wp:extent cx="5200650" cy="2247900"/>
+            <wp:effectExtent l="0" t="0" r="0" b="0"/>
+            <wp:docPr id="17" name="图片 2"/>
+            <wp:cNvGraphicFramePr>
+              <a:graphicFrameLocks xmlns:a="http://schemas.openxmlformats.org/drawingml/2006/main" noChangeAspect="1"/>
+            </wp:cNvGraphicFramePr>
+            <a:graphic xmlns:a="http://schemas.openxmlformats.org/drawingml/2006/main">
+              <a:graphicData uri="http://schemas.openxmlformats.org/drawingml/2006/picture">
+                <pic:pic xmlns:pic="http://schemas.openxmlformats.org/drawingml/2006/picture">
+                  <pic:nvPicPr>
+                    <pic:cNvPr id="17" name="图片 2"/>
+                    <pic:cNvPicPr>
+                      <a:picLocks noChangeAspect="1"/>
+                    </pic:cNvPicPr>
+                  </pic:nvPicPr>
+                  <pic:blipFill>
+                    <a:blip r:embed="rId14"/>
+                    <a:stretch>
+                      <a:fillRect/>
+                    </a:stretch>
+                  </pic:blipFill>
+                  <pic:spPr>
+                    <a:xfrm>
+                      <a:off x="0" y="0"/>
+                      <a:ext cx="5200650" cy="2247900"/>
+                    </a:xfrm>
+                    <a:prstGeom prst="rect">
+                      <a:avLst/>
+                    </a:prstGeom>
+                    <a:noFill/>
+                    <a:ln>
+                      <a:noFill/>
+                    </a:ln>
+                  </pic:spPr>
+                </pic:pic>
+              </a:graphicData>
+            </a:graphic>
+          </wp:inline>
+        </w:drawing>
+      </w:r>
+    </w:p>
+    <w:p>
+      <w:pPr>
+        <w:pStyle w:val="14"/>
+        <w:numPr>
+          <w:ilvl w:val="2"/>
+          <w:numId w:val="10"/>
+        </w:numPr>
+        <w:ind w:left="0" w:leftChars="0" w:firstLine="0" w:firstLineChars="0"/>
+        <w:rPr>
+          <w:rFonts w:hint="default"/>
+          <w:lang w:val="en-US" w:eastAsia="zh-CN"/>
+        </w:rPr>
+      </w:pPr>
+      <w:r>
+        <w:rPr>
+          <w:rFonts w:hint="default"/>
+          <w:lang w:val="en-US" w:eastAsia="zh-CN"/>
+        </w:rPr>
+        <w:t>常见的使用方式</w:t>
+      </w:r>
+    </w:p>
+    <w:p>
+      <w:pPr>
+        <w:pStyle w:val="14"/>
+        <w:numPr>
+          <w:numId w:val="0"/>
+        </w:numPr>
+        <w:ind w:leftChars="0" w:firstLine="420" w:firstLineChars="0"/>
+        <w:rPr>
+          <w:rFonts w:hint="default"/>
+          <w:lang w:val="en-US" w:eastAsia="zh-CN"/>
+        </w:rPr>
+      </w:pPr>
+      <w:r>
+        <w:rPr>
+          <w:rFonts w:hint="default"/>
+          <w:lang w:val="en-US" w:eastAsia="zh-CN"/>
+        </w:rPr>
+        <w:t>常见的非对称加密的方式为：RSA</w:t>
+      </w:r>
+    </w:p>
+    <w:p>
+      <w:pPr>
+        <w:pStyle w:val="14"/>
+        <w:numPr>
+          <w:numId w:val="0"/>
+        </w:numPr>
+        <w:ind w:leftChars="0" w:firstLine="420" w:firstLineChars="0"/>
+        <w:rPr>
+          <w:rFonts w:hint="default"/>
+          <w:lang w:val="en-US" w:eastAsia="zh-CN"/>
+        </w:rPr>
+      </w:pPr>
+      <w:r>
+        <w:rPr>
+          <w:rFonts w:hint="default"/>
+          <w:lang w:val="en-US" w:eastAsia="zh-CN"/>
+        </w:rPr>
+        <w:t>首先会根据加密算法，生成公钥和私钥，私钥存储在服务器，公钥则可以通过网络等形式存储在客户端；</w:t>
+      </w:r>
+    </w:p>
+    <w:p>
+      <w:pPr>
+        <w:pStyle w:val="14"/>
+        <w:numPr>
+          <w:numId w:val="0"/>
+        </w:numPr>
+        <w:ind w:leftChars="0" w:firstLine="420" w:firstLineChars="0"/>
+        <w:rPr>
+          <w:rFonts w:hint="default"/>
+          <w:lang w:val="en-US" w:eastAsia="zh-CN"/>
+        </w:rPr>
+      </w:pPr>
+      <w:r>
+        <w:rPr>
+          <w:rFonts w:hint="default"/>
+          <w:lang w:val="en-US" w:eastAsia="zh-CN"/>
+        </w:rPr>
+        <w:t>客户端在发送消息时，使用公钥加密消息，服务器收到消息使用私钥解密，读取内容；</w:t>
+      </w:r>
+    </w:p>
+    <w:p>
+      <w:pPr>
+        <w:pStyle w:val="14"/>
+        <w:numPr>
+          <w:numId w:val="0"/>
+        </w:numPr>
+        <w:ind w:leftChars="0" w:firstLine="420" w:firstLineChars="0"/>
+        <w:rPr>
+          <w:rFonts w:hint="default"/>
+          <w:lang w:val="en-US" w:eastAsia="zh-CN"/>
+        </w:rPr>
+      </w:pPr>
+      <w:r>
+        <w:rPr>
+          <w:rFonts w:hint="default"/>
+          <w:lang w:val="en-US" w:eastAsia="zh-CN"/>
+        </w:rPr>
+        <w:t>这样，即使公钥被截获了，信息依然是安全的；</w:t>
+      </w:r>
+    </w:p>
+    <w:p>
+      <w:pPr>
+        <w:pStyle w:val="14"/>
+        <w:numPr>
+          <w:numId w:val="0"/>
+        </w:numPr>
+        <w:ind w:leftChars="0"/>
+      </w:pPr>
+      <w:r>
+        <w:drawing>
+          <wp:inline distT="0" distB="0" distL="114300" distR="114300">
+            <wp:extent cx="5266690" cy="2365375"/>
+            <wp:effectExtent l="0" t="0" r="10160" b="15875"/>
+            <wp:docPr id="21" name="图片 3"/>
+            <wp:cNvGraphicFramePr>
+              <a:graphicFrameLocks xmlns:a="http://schemas.openxmlformats.org/drawingml/2006/main" noChangeAspect="1"/>
+            </wp:cNvGraphicFramePr>
+            <a:graphic xmlns:a="http://schemas.openxmlformats.org/drawingml/2006/main">
+              <a:graphicData uri="http://schemas.openxmlformats.org/drawingml/2006/picture">
+                <pic:pic xmlns:pic="http://schemas.openxmlformats.org/drawingml/2006/picture">
+                  <pic:nvPicPr>
+                    <pic:cNvPr id="21" name="图片 3"/>
+                    <pic:cNvPicPr>
+                      <a:picLocks noChangeAspect="1"/>
+                    </pic:cNvPicPr>
+                  </pic:nvPicPr>
+                  <pic:blipFill>
+                    <a:blip r:embed="rId15"/>
+                    <a:stretch>
+                      <a:fillRect/>
+                    </a:stretch>
+                  </pic:blipFill>
+                  <pic:spPr>
+                    <a:xfrm>
+                      <a:off x="0" y="0"/>
+                      <a:ext cx="5266690" cy="2365375"/>
+                    </a:xfrm>
+                    <a:prstGeom prst="rect">
+                      <a:avLst/>
+                    </a:prstGeom>
+                    <a:noFill/>
+                    <a:ln>
+                      <a:noFill/>
+                    </a:ln>
+                  </pic:spPr>
+                </pic:pic>
+              </a:graphicData>
+            </a:graphic>
+          </wp:inline>
+        </w:drawing>
+      </w:r>
+    </w:p>
+    <w:p>
+      <w:pPr>
+        <w:pStyle w:val="14"/>
+        <w:numPr>
+          <w:ilvl w:val="2"/>
+          <w:numId w:val="10"/>
+        </w:numPr>
+        <w:ind w:left="0" w:leftChars="0" w:firstLine="0" w:firstLineChars="0"/>
+        <w:rPr>
+          <w:rFonts w:hint="default"/>
+          <w:lang w:val="en-US" w:eastAsia="zh-CN"/>
+        </w:rPr>
+      </w:pPr>
+      <w:r>
+        <w:rPr>
+          <w:rFonts w:hint="default"/>
+          <w:lang w:val="en-US" w:eastAsia="zh-CN"/>
+        </w:rPr>
+        <w:t>非对称加密的缺陷</w:t>
+      </w:r>
+    </w:p>
+    <w:p>
+      <w:pPr>
+        <w:pStyle w:val="14"/>
+        <w:numPr>
+          <w:ilvl w:val="3"/>
+          <w:numId w:val="10"/>
+        </w:numPr>
+        <w:ind w:left="0" w:leftChars="0" w:firstLine="0" w:firstLineChars="0"/>
+        <w:rPr>
+          <w:rFonts w:hint="default"/>
+          <w:lang w:val="en-US" w:eastAsia="zh-CN"/>
+        </w:rPr>
+      </w:pPr>
+      <w:r>
+        <w:rPr>
+          <w:rFonts w:hint="eastAsia"/>
+          <w:lang w:val="en-US" w:eastAsia="zh-CN"/>
+        </w:rPr>
+        <w:t xml:space="preserve"> 中间人攻击</w:t>
+      </w:r>
+    </w:p>
+    <w:p>
+      <w:pPr>
+        <w:pStyle w:val="14"/>
+        <w:numPr>
+          <w:numId w:val="0"/>
+        </w:numPr>
+        <w:ind w:leftChars="0" w:firstLine="420" w:firstLineChars="0"/>
+        <w:rPr>
+          <w:rFonts w:hint="default"/>
+          <w:lang w:val="en-US" w:eastAsia="zh-CN"/>
+        </w:rPr>
+      </w:pPr>
+      <w:r>
+        <w:rPr>
+          <w:rFonts w:hint="default"/>
+          <w:lang w:val="en-US" w:eastAsia="zh-CN"/>
+        </w:rPr>
+        <w:t>很多情况下，公钥是服务器通过网络传输给客户端，客户端使用公钥给数据加密后再发送给服务器；</w:t>
+      </w:r>
+    </w:p>
+    <w:p>
+      <w:pPr>
+        <w:pStyle w:val="14"/>
+        <w:numPr>
+          <w:numId w:val="0"/>
+        </w:numPr>
+        <w:ind w:leftChars="0" w:firstLine="420" w:firstLineChars="0"/>
+        <w:rPr>
+          <w:rFonts w:hint="default"/>
+          <w:lang w:val="en-US" w:eastAsia="zh-CN"/>
+        </w:rPr>
+      </w:pPr>
+      <w:r>
+        <w:rPr>
+          <w:rFonts w:hint="default"/>
+          <w:lang w:val="en-US" w:eastAsia="zh-CN"/>
+        </w:rPr>
+        <w:t>如果在通信过程中有人要截获消息，并且截获方也生成了一对公钥和私钥</w:t>
+      </w:r>
+    </w:p>
+    <w:p>
+      <w:pPr>
+        <w:pStyle w:val="14"/>
+        <w:numPr>
+          <w:numId w:val="0"/>
+        </w:numPr>
+        <w:ind w:leftChars="0" w:firstLine="420" w:firstLineChars="0"/>
+        <w:rPr>
+          <w:rFonts w:hint="default"/>
+          <w:lang w:val="en-US" w:eastAsia="zh-CN"/>
+        </w:rPr>
+      </w:pPr>
+      <w:r>
+        <w:rPr>
+          <w:rFonts w:hint="default"/>
+          <w:lang w:val="en-US" w:eastAsia="zh-CN"/>
+        </w:rPr>
+        <w:t>服务器给客户端发送的公钥，被截获并替换为截获方的公钥；</w:t>
+      </w:r>
+    </w:p>
+    <w:p>
+      <w:pPr>
+        <w:pStyle w:val="14"/>
+        <w:numPr>
+          <w:numId w:val="0"/>
+        </w:numPr>
+        <w:ind w:leftChars="0" w:firstLine="420" w:firstLineChars="0"/>
+        <w:rPr>
+          <w:rFonts w:hint="default"/>
+          <w:lang w:val="en-US" w:eastAsia="zh-CN"/>
+        </w:rPr>
+      </w:pPr>
+      <w:r>
+        <w:rPr>
+          <w:rFonts w:hint="default"/>
+          <w:lang w:val="en-US" w:eastAsia="zh-CN"/>
+        </w:rPr>
+        <w:t>客户端拿到截获方的公钥后，用它对消息进行加密并发送；</w:t>
+      </w:r>
+    </w:p>
+    <w:p>
+      <w:pPr>
+        <w:pStyle w:val="14"/>
+        <w:numPr>
+          <w:numId w:val="0"/>
+        </w:numPr>
+        <w:ind w:leftChars="0" w:firstLine="420" w:firstLineChars="0"/>
+        <w:rPr>
+          <w:rFonts w:hint="default"/>
+          <w:lang w:val="en-US" w:eastAsia="zh-CN"/>
+        </w:rPr>
+      </w:pPr>
+      <w:r>
+        <w:rPr>
+          <w:rFonts w:hint="default"/>
+          <w:lang w:val="en-US" w:eastAsia="zh-CN"/>
+        </w:rPr>
+        <w:t>截获方拿到客户端的消息后，用自己的私钥解密，即可读取消息内容</w:t>
+      </w:r>
+    </w:p>
+    <w:p>
+      <w:pPr>
+        <w:pStyle w:val="14"/>
+        <w:numPr>
+          <w:numId w:val="0"/>
+        </w:numPr>
+        <w:ind w:leftChars="0" w:firstLine="420" w:firstLineChars="0"/>
+        <w:rPr>
+          <w:rFonts w:hint="default"/>
+          <w:lang w:val="en-US" w:eastAsia="zh-CN"/>
+        </w:rPr>
+      </w:pPr>
+      <w:r>
+        <w:rPr>
+          <w:rFonts w:hint="default"/>
+          <w:lang w:val="en-US" w:eastAsia="zh-CN"/>
+        </w:rPr>
+        <w:t>截获方还可以篡改客户端的消息，再用截获的服务器公钥加密发送给服务器。</w:t>
+      </w:r>
+    </w:p>
+    <w:p>
+      <w:pPr>
+        <w:pStyle w:val="14"/>
+        <w:numPr>
+          <w:numId w:val="0"/>
+        </w:numPr>
+        <w:ind w:leftChars="0"/>
+      </w:pPr>
+      <w:r>
+        <w:drawing>
+          <wp:inline distT="0" distB="0" distL="114300" distR="114300">
+            <wp:extent cx="5262880" cy="3738880"/>
+            <wp:effectExtent l="0" t="0" r="13970" b="13970"/>
+            <wp:docPr id="23" name="图片 4"/>
+            <wp:cNvGraphicFramePr>
+              <a:graphicFrameLocks xmlns:a="http://schemas.openxmlformats.org/drawingml/2006/main" noChangeAspect="1"/>
+            </wp:cNvGraphicFramePr>
+            <a:graphic xmlns:a="http://schemas.openxmlformats.org/drawingml/2006/main">
+              <a:graphicData uri="http://schemas.openxmlformats.org/drawingml/2006/picture">
+                <pic:pic xmlns:pic="http://schemas.openxmlformats.org/drawingml/2006/picture">
+                  <pic:nvPicPr>
+                    <pic:cNvPr id="23" name="图片 4"/>
+                    <pic:cNvPicPr>
+                      <a:picLocks noChangeAspect="1"/>
+                    </pic:cNvPicPr>
+                  </pic:nvPicPr>
+                  <pic:blipFill>
+                    <a:blip r:embed="rId16"/>
+                    <a:stretch>
+                      <a:fillRect/>
+                    </a:stretch>
+                  </pic:blipFill>
+                  <pic:spPr>
+                    <a:xfrm>
+                      <a:off x="0" y="0"/>
+                      <a:ext cx="5262880" cy="3738880"/>
+                    </a:xfrm>
+                    <a:prstGeom prst="rect">
+                      <a:avLst/>
+                    </a:prstGeom>
+                    <a:noFill/>
+                    <a:ln>
+                      <a:noFill/>
+                    </a:ln>
+                  </pic:spPr>
+                </pic:pic>
+              </a:graphicData>
+            </a:graphic>
+          </wp:inline>
+        </w:drawing>
+      </w:r>
+    </w:p>
+    <w:p>
+      <w:pPr>
+        <w:pStyle w:val="14"/>
+        <w:numPr>
+          <w:ilvl w:val="1"/>
+          <w:numId w:val="10"/>
+        </w:numPr>
+        <w:ind w:left="0" w:leftChars="0" w:firstLine="0" w:firstLineChars="0"/>
+        <w:rPr>
+          <w:rFonts w:hint="default"/>
+          <w:lang w:val="en-US" w:eastAsia="zh-CN"/>
+        </w:rPr>
+      </w:pPr>
+      <w:r>
+        <w:rPr>
+          <w:rFonts w:hint="default"/>
+          <w:lang w:val="en-US" w:eastAsia="zh-CN"/>
+        </w:rPr>
+        <w:t>HTTPS</w:t>
+      </w:r>
+    </w:p>
+    <w:p>
+      <w:pPr>
+        <w:pStyle w:val="14"/>
+        <w:numPr>
+          <w:numId w:val="0"/>
+        </w:numPr>
+        <w:ind w:leftChars="0" w:firstLine="420" w:firstLineChars="0"/>
+        <w:rPr>
+          <w:rFonts w:hint="default"/>
+          <w:lang w:val="en-US" w:eastAsia="zh-CN"/>
+        </w:rPr>
+      </w:pPr>
+      <w:r>
+        <w:rPr>
+          <w:rFonts w:hint="default"/>
+          <w:lang w:val="en-US" w:eastAsia="zh-CN"/>
+        </w:rPr>
+        <w:t>HTTPS是HTTP和SSL/TLS技术的结合，可以最大限度的解决中间人攻击的问题；</w:t>
+      </w:r>
+    </w:p>
+    <w:p>
+      <w:pPr>
+        <w:pStyle w:val="14"/>
+        <w:numPr>
+          <w:numId w:val="0"/>
+        </w:numPr>
+        <w:ind w:leftChars="0" w:firstLine="420" w:firstLineChars="0"/>
+        <w:rPr>
+          <w:rFonts w:hint="default"/>
+          <w:lang w:val="en-US" w:eastAsia="zh-CN"/>
+        </w:rPr>
+      </w:pPr>
+      <w:r>
+        <w:rPr>
+          <w:rFonts w:hint="default"/>
+          <w:lang w:val="en-US" w:eastAsia="zh-CN"/>
+        </w:rPr>
+        <w:t>SSL/TLS依赖于CA证书来实现信息安全</w:t>
+      </w:r>
+    </w:p>
+    <w:p>
+      <w:pPr>
+        <w:pStyle w:val="14"/>
+        <w:numPr>
+          <w:ilvl w:val="2"/>
+          <w:numId w:val="10"/>
+        </w:numPr>
+        <w:ind w:left="0" w:leftChars="0" w:firstLine="0" w:firstLineChars="0"/>
+        <w:rPr>
+          <w:rFonts w:hint="default"/>
+          <w:lang w:val="en-US" w:eastAsia="zh-CN"/>
+        </w:rPr>
+      </w:pPr>
+      <w:r>
+        <w:rPr>
+          <w:rFonts w:hint="default"/>
+          <w:lang w:val="en-US" w:eastAsia="zh-CN"/>
+        </w:rPr>
+        <w:t>CA证书申请</w:t>
+      </w:r>
+    </w:p>
+    <w:p>
+      <w:pPr>
+        <w:pStyle w:val="14"/>
+        <w:numPr>
+          <w:numId w:val="0"/>
+        </w:numPr>
+        <w:ind w:leftChars="0" w:firstLine="420" w:firstLineChars="0"/>
+        <w:rPr>
+          <w:rFonts w:hint="default"/>
+          <w:lang w:val="en-US" w:eastAsia="zh-CN"/>
+        </w:rPr>
+      </w:pPr>
+      <w:r>
+        <w:rPr>
+          <w:rFonts w:hint="default"/>
+          <w:lang w:val="en-US" w:eastAsia="zh-CN"/>
+        </w:rPr>
+        <w:t>中间人攻击的根本问题是，公钥以明文的形式在网络中传输，容易被截获方替换更改。</w:t>
+      </w:r>
+    </w:p>
+    <w:p>
+      <w:pPr>
+        <w:pStyle w:val="14"/>
+        <w:numPr>
+          <w:numId w:val="0"/>
+        </w:numPr>
+        <w:ind w:leftChars="0" w:firstLine="420" w:firstLineChars="0"/>
+        <w:rPr>
+          <w:rFonts w:hint="default"/>
+          <w:lang w:val="en-US" w:eastAsia="zh-CN"/>
+        </w:rPr>
+      </w:pPr>
+      <w:r>
+        <w:rPr>
+          <w:rFonts w:hint="default"/>
+          <w:lang w:val="en-US" w:eastAsia="zh-CN"/>
+        </w:rPr>
+        <w:t>为了解决这个问题，需要一个受信任的第三发平台，对公钥进行加密，具体做法为：</w:t>
+      </w:r>
+    </w:p>
+    <w:p>
+      <w:pPr>
+        <w:pStyle w:val="14"/>
+        <w:numPr>
+          <w:ilvl w:val="3"/>
+          <w:numId w:val="10"/>
+        </w:numPr>
+        <w:ind w:left="0" w:leftChars="0" w:firstLine="0" w:firstLineChars="0"/>
+        <w:rPr>
+          <w:rFonts w:hint="default"/>
+          <w:lang w:val="en-US" w:eastAsia="zh-CN"/>
+        </w:rPr>
+      </w:pPr>
+      <w:r>
+        <w:rPr>
+          <w:rFonts w:hint="eastAsia"/>
+          <w:lang w:val="en-US" w:eastAsia="zh-CN"/>
+        </w:rPr>
+        <w:t xml:space="preserve"> 在申请域名的时候，CA证书颁发机构会生成一对公钥和私钥；</w:t>
+      </w:r>
+    </w:p>
+    <w:p>
+      <w:pPr>
+        <w:pStyle w:val="14"/>
+        <w:numPr>
+          <w:numId w:val="0"/>
+        </w:numPr>
+        <w:ind w:leftChars="0" w:firstLine="420" w:firstLineChars="0"/>
+        <w:rPr>
+          <w:rFonts w:hint="default"/>
+          <w:lang w:val="en-US" w:eastAsia="zh-CN"/>
+        </w:rPr>
+      </w:pPr>
+      <w:r>
+        <w:rPr>
+          <w:rFonts w:hint="default"/>
+          <w:lang w:val="en-US" w:eastAsia="zh-CN"/>
+        </w:rPr>
+        <w:t>通常CA证书颁发机构的公钥，对于所有域名都是一样的，随浏览器或操作系统的安装预存在本地。</w:t>
+      </w:r>
+    </w:p>
+    <w:p>
+      <w:pPr>
+        <w:pStyle w:val="14"/>
+        <w:numPr>
+          <w:numId w:val="0"/>
+        </w:numPr>
+      </w:pPr>
+      <w:r>
+        <w:drawing>
+          <wp:inline distT="0" distB="0" distL="114300" distR="114300">
+            <wp:extent cx="3933825" cy="3562350"/>
+            <wp:effectExtent l="0" t="0" r="9525" b="0"/>
+            <wp:docPr id="24" name="图片 5"/>
+            <wp:cNvGraphicFramePr>
+              <a:graphicFrameLocks xmlns:a="http://schemas.openxmlformats.org/drawingml/2006/main" noChangeAspect="1"/>
+            </wp:cNvGraphicFramePr>
+            <a:graphic xmlns:a="http://schemas.openxmlformats.org/drawingml/2006/main">
+              <a:graphicData uri="http://schemas.openxmlformats.org/drawingml/2006/picture">
+                <pic:pic xmlns:pic="http://schemas.openxmlformats.org/drawingml/2006/picture">
+                  <pic:nvPicPr>
+                    <pic:cNvPr id="24" name="图片 5"/>
+                    <pic:cNvPicPr>
+                      <a:picLocks noChangeAspect="1"/>
+                    </pic:cNvPicPr>
+                  </pic:nvPicPr>
+                  <pic:blipFill>
+                    <a:blip r:embed="rId17"/>
+                    <a:stretch>
+                      <a:fillRect/>
+                    </a:stretch>
+                  </pic:blipFill>
+                  <pic:spPr>
+                    <a:xfrm>
+                      <a:off x="0" y="0"/>
+                      <a:ext cx="3933825" cy="3562350"/>
+                    </a:xfrm>
+                    <a:prstGeom prst="rect">
+                      <a:avLst/>
+                    </a:prstGeom>
+                    <a:noFill/>
+                    <a:ln>
+                      <a:noFill/>
+                    </a:ln>
+                  </pic:spPr>
+                </pic:pic>
+              </a:graphicData>
+            </a:graphic>
+          </wp:inline>
+        </w:drawing>
+      </w:r>
+    </w:p>
+    <w:p>
+      <w:pPr>
+        <w:pStyle w:val="14"/>
+        <w:numPr>
+          <w:ilvl w:val="3"/>
+          <w:numId w:val="10"/>
+        </w:numPr>
+        <w:ind w:left="0" w:leftChars="0" w:firstLine="0" w:firstLineChars="0"/>
+        <w:rPr>
+          <w:rFonts w:hint="default"/>
+          <w:lang w:val="en-US" w:eastAsia="zh-CN"/>
+        </w:rPr>
+      </w:pPr>
+      <w:r>
+        <w:rPr>
+          <w:rFonts w:hint="eastAsia"/>
+          <w:lang w:val="en-US" w:eastAsia="zh-CN"/>
+        </w:rPr>
+        <w:t xml:space="preserve"> CA证书颁发机构会用它的私钥，将服务器的公钥、域名等信息进行签名,CA证书签名、服务器公钥、域名等信息保存在CA证书中，CA证书保存在服务器中；</w:t>
+      </w:r>
+    </w:p>
+    <w:p>
+      <w:pPr>
+        <w:pStyle w:val="14"/>
+        <w:numPr>
+          <w:numId w:val="0"/>
+        </w:numPr>
+        <w:ind w:leftChars="0"/>
+      </w:pPr>
+      <w:r>
+        <w:drawing>
+          <wp:inline distT="0" distB="0" distL="114300" distR="114300">
+            <wp:extent cx="5265420" cy="3183255"/>
+            <wp:effectExtent l="0" t="0" r="11430" b="17145"/>
+            <wp:docPr id="27" name="图片 6"/>
+            <wp:cNvGraphicFramePr>
+              <a:graphicFrameLocks xmlns:a="http://schemas.openxmlformats.org/drawingml/2006/main" noChangeAspect="1"/>
+            </wp:cNvGraphicFramePr>
+            <a:graphic xmlns:a="http://schemas.openxmlformats.org/drawingml/2006/main">
+              <a:graphicData uri="http://schemas.openxmlformats.org/drawingml/2006/picture">
+                <pic:pic xmlns:pic="http://schemas.openxmlformats.org/drawingml/2006/picture">
+                  <pic:nvPicPr>
+                    <pic:cNvPr id="27" name="图片 6"/>
+                    <pic:cNvPicPr>
+                      <a:picLocks noChangeAspect="1"/>
+                    </pic:cNvPicPr>
+                  </pic:nvPicPr>
+                  <pic:blipFill>
+                    <a:blip r:embed="rId18"/>
+                    <a:stretch>
+                      <a:fillRect/>
+                    </a:stretch>
+                  </pic:blipFill>
+                  <pic:spPr>
+                    <a:xfrm>
+                      <a:off x="0" y="0"/>
+                      <a:ext cx="5265420" cy="3183255"/>
+                    </a:xfrm>
+                    <a:prstGeom prst="rect">
+                      <a:avLst/>
+                    </a:prstGeom>
+                    <a:noFill/>
+                    <a:ln>
+                      <a:noFill/>
+                    </a:ln>
+                  </pic:spPr>
+                </pic:pic>
+              </a:graphicData>
+            </a:graphic>
+          </wp:inline>
+        </w:drawing>
+      </w:r>
+    </w:p>
+    <w:p>
+      <w:pPr>
+        <w:pStyle w:val="14"/>
+        <w:numPr>
+          <w:ilvl w:val="1"/>
+          <w:numId w:val="10"/>
+        </w:numPr>
+        <w:ind w:left="0" w:leftChars="0" w:firstLine="0" w:firstLineChars="0"/>
+        <w:rPr>
+          <w:rFonts w:hint="default"/>
+          <w:lang w:val="en-US" w:eastAsia="zh-CN"/>
+        </w:rPr>
+      </w:pPr>
+      <w:r>
+        <w:rPr>
+          <w:rFonts w:hint="default"/>
+          <w:lang w:val="en-US" w:eastAsia="zh-CN"/>
+        </w:rPr>
+        <w:t>HTTPS通信</w:t>
+      </w:r>
+    </w:p>
+    <w:p>
+      <w:pPr>
+        <w:pStyle w:val="14"/>
+        <w:numPr>
+          <w:ilvl w:val="2"/>
+          <w:numId w:val="10"/>
+        </w:numPr>
+        <w:ind w:left="0" w:leftChars="0" w:firstLine="0" w:firstLineChars="0"/>
+        <w:rPr>
+          <w:rFonts w:hint="default"/>
+          <w:lang w:val="en-US" w:eastAsia="zh-CN"/>
+        </w:rPr>
+      </w:pPr>
+      <w:r>
+        <w:rPr>
+          <w:rFonts w:hint="default"/>
+          <w:lang w:val="en-US" w:eastAsia="zh-CN"/>
+        </w:rPr>
+        <w:t>首先客户端向服务器发起HTTPS请求</w:t>
+      </w:r>
+    </w:p>
+    <w:p>
+      <w:pPr>
+        <w:pStyle w:val="14"/>
+        <w:numPr>
+          <w:ilvl w:val="2"/>
+          <w:numId w:val="10"/>
+        </w:numPr>
+        <w:ind w:left="0" w:leftChars="0" w:firstLine="0" w:firstLineChars="0"/>
+        <w:rPr>
+          <w:rFonts w:hint="default"/>
+          <w:lang w:val="en-US" w:eastAsia="zh-CN"/>
+        </w:rPr>
+      </w:pPr>
+      <w:r>
+        <w:rPr>
+          <w:rFonts w:hint="default"/>
+          <w:lang w:val="en-US" w:eastAsia="zh-CN"/>
+        </w:rPr>
+        <w:t>服务器将证书发送给客户端，证书中有服务器公钥、域名等信息，以及CA证书签名</w:t>
+      </w:r>
+    </w:p>
+    <w:p>
+      <w:pPr>
+        <w:pStyle w:val="14"/>
+        <w:numPr>
+          <w:numId w:val="0"/>
+        </w:numPr>
+        <w:ind w:leftChars="0"/>
+      </w:pPr>
+      <w:r>
+        <w:drawing>
+          <wp:inline distT="0" distB="0" distL="114300" distR="114300">
+            <wp:extent cx="5264785" cy="2233930"/>
+            <wp:effectExtent l="0" t="0" r="12065" b="13970"/>
+            <wp:docPr id="30" name="图片 7"/>
+            <wp:cNvGraphicFramePr>
+              <a:graphicFrameLocks xmlns:a="http://schemas.openxmlformats.org/drawingml/2006/main" noChangeAspect="1"/>
+            </wp:cNvGraphicFramePr>
+            <a:graphic xmlns:a="http://schemas.openxmlformats.org/drawingml/2006/main">
+              <a:graphicData uri="http://schemas.openxmlformats.org/drawingml/2006/picture">
+                <pic:pic xmlns:pic="http://schemas.openxmlformats.org/drawingml/2006/picture">
+                  <pic:nvPicPr>
+                    <pic:cNvPr id="30" name="图片 7"/>
+                    <pic:cNvPicPr>
+                      <a:picLocks noChangeAspect="1"/>
+                    </pic:cNvPicPr>
+                  </pic:nvPicPr>
+                  <pic:blipFill>
+                    <a:blip r:embed="rId19"/>
+                    <a:stretch>
+                      <a:fillRect/>
+                    </a:stretch>
+                  </pic:blipFill>
+                  <pic:spPr>
+                    <a:xfrm>
+                      <a:off x="0" y="0"/>
+                      <a:ext cx="5264785" cy="2233930"/>
+                    </a:xfrm>
+                    <a:prstGeom prst="rect">
+                      <a:avLst/>
+                    </a:prstGeom>
+                    <a:noFill/>
+                    <a:ln>
+                      <a:noFill/>
+                    </a:ln>
+                  </pic:spPr>
+                </pic:pic>
+              </a:graphicData>
+            </a:graphic>
+          </wp:inline>
+        </w:drawing>
+      </w:r>
+    </w:p>
+    <w:p>
+      <w:pPr>
+        <w:pStyle w:val="14"/>
+        <w:numPr>
+          <w:ilvl w:val="2"/>
+          <w:numId w:val="10"/>
+        </w:numPr>
+        <w:ind w:left="0" w:leftChars="0" w:firstLine="0" w:firstLineChars="0"/>
+        <w:rPr>
+          <w:rFonts w:hint="default"/>
+          <w:lang w:val="en-US" w:eastAsia="zh-CN"/>
+        </w:rPr>
+      </w:pPr>
+      <w:r>
+        <w:rPr>
+          <w:rFonts w:hint="default"/>
+          <w:lang w:val="en-US" w:eastAsia="zh-CN"/>
+        </w:rPr>
+        <w:t>客户端使用预存的CA证书公钥进行解密，校验域名等信息，并校验CA证书签名，确保服务器公钥可信；</w:t>
+      </w:r>
+    </w:p>
+    <w:p>
+      <w:pPr>
+        <w:pStyle w:val="14"/>
+        <w:numPr>
+          <w:ilvl w:val="2"/>
+          <w:numId w:val="10"/>
+        </w:numPr>
+        <w:ind w:left="0" w:leftChars="0" w:firstLine="0" w:firstLineChars="0"/>
+        <w:rPr>
+          <w:rFonts w:hint="default"/>
+          <w:lang w:val="en-US" w:eastAsia="zh-CN"/>
+        </w:rPr>
+      </w:pPr>
+      <w:r>
+        <w:rPr>
+          <w:rFonts w:hint="default"/>
+          <w:lang w:val="en-US" w:eastAsia="zh-CN"/>
+        </w:rPr>
+        <w:t>在确保服务器公钥可信后，客户端会生成对称加密AES的密钥，用服务器公钥对AES密钥加密，并发送给服务器；</w:t>
+      </w:r>
+    </w:p>
+    <w:p>
+      <w:pPr>
+        <w:pStyle w:val="14"/>
+        <w:numPr>
+          <w:ilvl w:val="2"/>
+          <w:numId w:val="10"/>
+        </w:numPr>
+        <w:ind w:left="0" w:leftChars="0" w:firstLine="0" w:firstLineChars="0"/>
+        <w:rPr>
+          <w:rFonts w:hint="default"/>
+          <w:lang w:val="en-US" w:eastAsia="zh-CN"/>
+        </w:rPr>
+      </w:pPr>
+      <w:r>
+        <w:rPr>
+          <w:rFonts w:hint="default"/>
+          <w:lang w:val="en-US" w:eastAsia="zh-CN"/>
+        </w:rPr>
+        <w:t>服务器用私钥解密，获取到AES密钥</w:t>
+      </w:r>
+    </w:p>
+    <w:p>
+      <w:pPr>
+        <w:pStyle w:val="14"/>
+        <w:numPr>
+          <w:ilvl w:val="2"/>
+          <w:numId w:val="10"/>
+        </w:numPr>
+        <w:ind w:left="0" w:leftChars="0" w:firstLine="0" w:firstLineChars="0"/>
+        <w:rPr>
+          <w:rFonts w:hint="default"/>
+          <w:lang w:val="en-US" w:eastAsia="zh-CN"/>
+        </w:rPr>
+      </w:pPr>
+      <w:r>
+        <w:rPr>
+          <w:rFonts w:hint="default"/>
+          <w:lang w:val="en-US" w:eastAsia="zh-CN"/>
+        </w:rPr>
+        <w:t>这样，客户端每次在和服务器通信时，都会生成随机的对称加密密钥</w:t>
+      </w:r>
+    </w:p>
+    <w:p>
+      <w:pPr>
+        <w:pStyle w:val="14"/>
+        <w:numPr>
+          <w:ilvl w:val="2"/>
+          <w:numId w:val="10"/>
+        </w:numPr>
+        <w:ind w:left="0" w:leftChars="0" w:firstLine="0" w:firstLineChars="0"/>
+        <w:rPr>
+          <w:rFonts w:hint="default"/>
+          <w:lang w:val="en-US" w:eastAsia="zh-CN"/>
+        </w:rPr>
+      </w:pPr>
+      <w:r>
+        <w:rPr>
+          <w:rFonts w:hint="default"/>
+          <w:lang w:val="en-US" w:eastAsia="zh-CN"/>
+        </w:rPr>
+        <w:t>之后，服务器和客户端通信，只需要使用对称加密即可，提高效率；</w:t>
+      </w:r>
+    </w:p>
+    <w:p>
+      <w:pPr>
+        <w:pStyle w:val="14"/>
+        <w:numPr>
+          <w:ilvl w:val="1"/>
+          <w:numId w:val="10"/>
+        </w:numPr>
+        <w:ind w:left="0" w:leftChars="0" w:firstLine="0" w:firstLineChars="0"/>
+        <w:rPr>
+          <w:rFonts w:hint="default"/>
+          <w:lang w:val="en-US" w:eastAsia="zh-CN"/>
+        </w:rPr>
+      </w:pPr>
+      <w:r>
+        <w:rPr>
+          <w:rFonts w:hint="default"/>
+          <w:lang w:val="en-US" w:eastAsia="zh-CN"/>
+        </w:rPr>
+        <w:t>不可逆加密</w:t>
+      </w:r>
+    </w:p>
+    <w:p>
+      <w:pPr>
+        <w:pStyle w:val="14"/>
+        <w:numPr>
+          <w:numId w:val="0"/>
+        </w:numPr>
+        <w:ind w:leftChars="0" w:firstLine="420" w:firstLineChars="0"/>
+        <w:rPr>
+          <w:rFonts w:hint="default"/>
+          <w:lang w:val="en-US" w:eastAsia="zh-CN"/>
+        </w:rPr>
+      </w:pPr>
+      <w:r>
+        <w:rPr>
+          <w:rFonts w:hint="default"/>
+          <w:lang w:val="en-US" w:eastAsia="zh-CN"/>
+        </w:rPr>
+        <w:t>常见的不可逆加密：MD5</w:t>
+      </w:r>
+      <w:r>
+        <w:rPr>
+          <w:rFonts w:hint="eastAsia"/>
+          <w:lang w:val="en-US" w:eastAsia="zh-CN"/>
+        </w:rPr>
+        <w:t>，MD5是一种固定的hash算法，理论上不可逆，但是存在hash碰撞，所以可以预测</w:t>
+      </w:r>
+      <w:bookmarkStart w:id="0" w:name="_GoBack"/>
+      <w:bookmarkEnd w:id="0"/>
+    </w:p>
+    <w:p>
+      <w:pPr>
+        <w:pStyle w:val="14"/>
+        <w:numPr>
+          <w:numId w:val="0"/>
+        </w:numPr>
+        <w:ind w:leftChars="0"/>
+        <w:rPr>
+          <w:rFonts w:hint="default"/>
+          <w:lang w:val="en-US" w:eastAsia="zh-CN"/>
+        </w:rPr>
+      </w:pPr>
+    </w:p>
+    <w:p>
+      <w:pPr>
+        <w:pStyle w:val="14"/>
+        <w:numPr>
+          <w:ilvl w:val="0"/>
+          <w:numId w:val="11"/>
+        </w:numPr>
+        <w:rPr>
+          <w:rFonts w:hint="default" w:eastAsiaTheme="minorEastAsia"/>
+          <w:lang w:val="en-US" w:eastAsia="zh-CN"/>
+        </w:rPr>
+      </w:pPr>
+      <w:r>
+        <w:rPr>
+          <w:rFonts w:hint="eastAsia"/>
+          <w:lang w:val="en-US" w:eastAsia="zh-CN"/>
+        </w:rPr>
+        <w:t>网卡和IP详解</w:t>
+      </w:r>
+    </w:p>
+    <w:p>
+      <w:pPr>
+        <w:pStyle w:val="14"/>
+        <w:numPr>
+          <w:ilvl w:val="1"/>
+          <w:numId w:val="11"/>
+        </w:numPr>
+        <w:rPr>
+          <w:rFonts w:hint="default" w:eastAsiaTheme="minorEastAsia"/>
+          <w:lang w:val="en-US" w:eastAsia="zh-CN"/>
+        </w:rPr>
+      </w:pPr>
+      <w:r>
+        <w:rPr>
           <w:rFonts w:hint="eastAsia"/>
           <w:lang w:val="en-US" w:eastAsia="zh-CN"/>
         </w:rPr>
@@ -1612,7 +2984,7 @@
     </w:p>
     <w:p>
       <w:pPr>
-        <w:pStyle w:val="10"/>
+        <w:pStyle w:val="14"/>
         <w:numPr>
           <w:ilvl w:val="0"/>
           <w:numId w:val="0"/>
@@ -1646,7 +3018,7 @@
                     </pic:cNvPicPr>
                   </pic:nvPicPr>
                   <pic:blipFill>
-                    <a:blip r:embed="rId13"/>
+                    <a:blip r:embed="rId20"/>
                     <a:stretch>
                       <a:fillRect/>
                     </a:stretch>
@@ -1669,7 +3041,7 @@
     </w:p>
     <w:p>
       <w:pPr>
-        <w:pStyle w:val="10"/>
+        <w:pStyle w:val="14"/>
         <w:numPr>
           <w:ilvl w:val="0"/>
           <w:numId w:val="0"/>
@@ -1719,7 +3091,7 @@
     </w:p>
     <w:p>
       <w:pPr>
-        <w:pStyle w:val="10"/>
+        <w:pStyle w:val="14"/>
         <w:numPr>
           <w:ilvl w:val="0"/>
           <w:numId w:val="0"/>
@@ -1741,7 +3113,7 @@
     </w:p>
     <w:p>
       <w:pPr>
-        <w:pStyle w:val="10"/>
+        <w:pStyle w:val="14"/>
         <w:numPr>
           <w:ilvl w:val="0"/>
           <w:numId w:val="0"/>
@@ -1767,7 +3139,7 @@
                     </pic:cNvPicPr>
                   </pic:nvPicPr>
                   <pic:blipFill>
-                    <a:blip r:embed="rId14"/>
+                    <a:blip r:embed="rId21"/>
                     <a:stretch>
                       <a:fillRect/>
                     </a:stretch>
@@ -1794,10 +3166,10 @@
     </w:p>
     <w:p>
       <w:pPr>
-        <w:pStyle w:val="10"/>
+        <w:pStyle w:val="14"/>
         <w:numPr>
           <w:ilvl w:val="1"/>
-          <w:numId w:val="10"/>
+          <w:numId w:val="11"/>
         </w:numPr>
         <w:ind w:left="0" w:leftChars="0" w:firstLine="420" w:firstLineChars="200"/>
         <w:jc w:val="left"/>
@@ -1816,10 +3188,10 @@
     </w:p>
     <w:p>
       <w:pPr>
-        <w:pStyle w:val="10"/>
+        <w:pStyle w:val="14"/>
         <w:numPr>
           <w:ilvl w:val="2"/>
-          <w:numId w:val="10"/>
+          <w:numId w:val="11"/>
         </w:numPr>
         <w:ind w:left="0" w:leftChars="0" w:firstLine="0" w:firstLineChars="0"/>
         <w:jc w:val="left"/>
@@ -1838,7 +3210,7 @@
     </w:p>
     <w:p>
       <w:pPr>
-        <w:pStyle w:val="10"/>
+        <w:pStyle w:val="14"/>
         <w:numPr>
           <w:ilvl w:val="0"/>
           <w:numId w:val="0"/>
@@ -1860,10 +3232,10 @@
     </w:p>
     <w:p>
       <w:pPr>
-        <w:pStyle w:val="10"/>
+        <w:pStyle w:val="14"/>
         <w:numPr>
           <w:ilvl w:val="2"/>
-          <w:numId w:val="10"/>
+          <w:numId w:val="11"/>
         </w:numPr>
         <w:ind w:left="0" w:leftChars="0" w:firstLine="0" w:firstLineChars="0"/>
         <w:jc w:val="left"/>
@@ -1882,7 +3254,7 @@
     </w:p>
     <w:p>
       <w:pPr>
-        <w:pStyle w:val="10"/>
+        <w:pStyle w:val="14"/>
         <w:ind w:left="0" w:leftChars="0" w:firstLine="420" w:firstLineChars="0"/>
         <w:rPr>
           <w:rFonts w:hint="default"/>
@@ -1899,7 +3271,7 @@
     </w:p>
     <w:p>
       <w:pPr>
-        <w:pStyle w:val="10"/>
+        <w:pStyle w:val="14"/>
         <w:ind w:left="0" w:leftChars="0" w:firstLine="420" w:firstLineChars="0"/>
         <w:rPr>
           <w:rFonts w:hint="default"/>
@@ -1916,7 +3288,7 @@
     </w:p>
     <w:p>
       <w:pPr>
-        <w:pStyle w:val="10"/>
+        <w:pStyle w:val="14"/>
         <w:ind w:left="0" w:leftChars="0" w:firstLine="0" w:firstLineChars="0"/>
       </w:pPr>
       <w:r>
@@ -1938,7 +3310,7 @@
                     </pic:cNvPicPr>
                   </pic:nvPicPr>
                   <pic:blipFill>
-                    <a:blip r:embed="rId15"/>
+                    <a:blip r:embed="rId22"/>
                     <a:stretch>
                       <a:fillRect/>
                     </a:stretch>
@@ -1965,7 +3337,7 @@
     </w:p>
     <w:p>
       <w:pPr>
-        <w:pStyle w:val="10"/>
+        <w:pStyle w:val="14"/>
         <w:ind w:left="0" w:leftChars="0" w:firstLine="420" w:firstLineChars="0"/>
         <w:rPr>
           <w:rFonts w:hint="eastAsia"/>
@@ -1982,7 +3354,7 @@
     </w:p>
     <w:p>
       <w:pPr>
-        <w:pStyle w:val="10"/>
+        <w:pStyle w:val="14"/>
         <w:ind w:left="0" w:leftChars="0" w:firstLine="0" w:firstLineChars="0"/>
       </w:pPr>
       <w:r>
@@ -2004,7 +3376,7 @@
                     </pic:cNvPicPr>
                   </pic:nvPicPr>
                   <pic:blipFill>
-                    <a:blip r:embed="rId16"/>
+                    <a:blip r:embed="rId23"/>
                     <a:stretch>
                       <a:fillRect/>
                     </a:stretch>
@@ -2031,7 +3403,7 @@
     </w:p>
     <w:p>
       <w:pPr>
-        <w:pStyle w:val="10"/>
+        <w:pStyle w:val="14"/>
         <w:ind w:left="0" w:leftChars="0" w:firstLine="420" w:firstLineChars="0"/>
         <w:rPr>
           <w:rFonts w:hint="eastAsia"/>
@@ -2048,7 +3420,7 @@
     </w:p>
     <w:p>
       <w:pPr>
-        <w:pStyle w:val="10"/>
+        <w:pStyle w:val="14"/>
         <w:ind w:left="0" w:leftChars="0" w:firstLine="0" w:firstLineChars="0"/>
       </w:pPr>
       <w:r>
@@ -2070,7 +3442,7 @@
                     </pic:cNvPicPr>
                   </pic:nvPicPr>
                   <pic:blipFill>
-                    <a:blip r:embed="rId17"/>
+                    <a:blip r:embed="rId24"/>
                     <a:stretch>
                       <a:fillRect/>
                     </a:stretch>
@@ -2097,10 +3469,10 @@
     </w:p>
     <w:p>
       <w:pPr>
-        <w:pStyle w:val="10"/>
+        <w:pStyle w:val="14"/>
         <w:numPr>
           <w:ilvl w:val="2"/>
-          <w:numId w:val="10"/>
+          <w:numId w:val="11"/>
         </w:numPr>
         <w:ind w:left="0" w:leftChars="0" w:firstLine="0" w:firstLineChars="0"/>
         <w:rPr>
@@ -2118,7 +3490,7 @@
     </w:p>
     <w:p>
       <w:pPr>
-        <w:pStyle w:val="10"/>
+        <w:pStyle w:val="14"/>
         <w:numPr>
           <w:ilvl w:val="0"/>
           <w:numId w:val="0"/>
@@ -2139,10 +3511,10 @@
     </w:p>
     <w:p>
       <w:pPr>
-        <w:pStyle w:val="10"/>
+        <w:pStyle w:val="14"/>
         <w:numPr>
           <w:ilvl w:val="2"/>
-          <w:numId w:val="10"/>
+          <w:numId w:val="11"/>
         </w:numPr>
         <w:ind w:left="0" w:leftChars="0" w:firstLine="0" w:firstLineChars="0"/>
         <w:rPr>
@@ -2160,7 +3532,7 @@
     </w:p>
     <w:p>
       <w:pPr>
-        <w:pStyle w:val="10"/>
+        <w:pStyle w:val="14"/>
         <w:numPr>
           <w:ilvl w:val="0"/>
           <w:numId w:val="0"/>
@@ -2181,7 +3553,7 @@
     </w:p>
     <w:p>
       <w:pPr>
-        <w:pStyle w:val="10"/>
+        <w:pStyle w:val="14"/>
         <w:numPr>
           <w:ilvl w:val="0"/>
           <w:numId w:val="0"/>
@@ -2202,7 +3574,7 @@
     </w:p>
     <w:p>
       <w:pPr>
-        <w:pStyle w:val="10"/>
+        <w:pStyle w:val="14"/>
         <w:numPr>
           <w:ilvl w:val="0"/>
           <w:numId w:val="0"/>
@@ -2227,7 +3599,7 @@
                     </pic:cNvPicPr>
                   </pic:nvPicPr>
                   <pic:blipFill>
-                    <a:blip r:embed="rId18"/>
+                    <a:blip r:embed="rId25"/>
                     <a:stretch>
                       <a:fillRect/>
                     </a:stretch>
@@ -2254,10 +3626,10 @@
     </w:p>
     <w:p>
       <w:pPr>
-        <w:pStyle w:val="10"/>
-        <w:numPr>
-          <w:ilvl w:val="0"/>
-          <w:numId w:val="11"/>
+        <w:pStyle w:val="14"/>
+        <w:numPr>
+          <w:ilvl w:val="0"/>
+          <w:numId w:val="12"/>
         </w:numPr>
         <w:rPr>
           <w:rFonts w:hint="default" w:eastAsiaTheme="minorEastAsia"/>
@@ -2274,7 +3646,7 @@
     </w:p>
     <w:p>
       <w:pPr>
-        <w:pStyle w:val="10"/>
+        <w:pStyle w:val="14"/>
         <w:numPr>
           <w:ilvl w:val="0"/>
           <w:numId w:val="0"/>
@@ -2295,7 +3667,7 @@
     </w:p>
     <w:p>
       <w:pPr>
-        <w:pStyle w:val="10"/>
+        <w:pStyle w:val="14"/>
         <w:numPr>
           <w:ilvl w:val="0"/>
           <w:numId w:val="0"/>
@@ -2316,7 +3688,7 @@
     </w:p>
     <w:p>
       <w:pPr>
-        <w:pStyle w:val="10"/>
+        <w:pStyle w:val="14"/>
         <w:numPr>
           <w:ilvl w:val="0"/>
           <w:numId w:val="0"/>
@@ -2341,7 +3713,7 @@
                     </pic:cNvPicPr>
                   </pic:nvPicPr>
                   <pic:blipFill>
-                    <a:blip r:embed="rId19"/>
+                    <a:blip r:embed="rId26"/>
                     <a:stretch>
                       <a:fillRect/>
                     </a:stretch>
@@ -2368,7 +3740,7 @@
     </w:p>
     <w:p>
       <w:pPr>
-        <w:pStyle w:val="10"/>
+        <w:pStyle w:val="14"/>
         <w:numPr>
           <w:ilvl w:val="0"/>
           <w:numId w:val="0"/>
@@ -2388,7 +3760,7 @@
     </w:p>
     <w:p>
       <w:pPr>
-        <w:pStyle w:val="10"/>
+        <w:pStyle w:val="14"/>
         <w:numPr>
           <w:ilvl w:val="0"/>
           <w:numId w:val="0"/>
@@ -2413,7 +3785,7 @@
                     </pic:cNvPicPr>
                   </pic:nvPicPr>
                   <pic:blipFill>
-                    <a:blip r:embed="rId20"/>
+                    <a:blip r:embed="rId27"/>
                     <a:stretch>
                       <a:fillRect/>
                     </a:stretch>
@@ -2440,10 +3812,10 @@
     </w:p>
     <w:p>
       <w:pPr>
-        <w:pStyle w:val="10"/>
-        <w:numPr>
-          <w:ilvl w:val="0"/>
-          <w:numId w:val="10"/>
+        <w:pStyle w:val="14"/>
+        <w:numPr>
+          <w:ilvl w:val="0"/>
+          <w:numId w:val="11"/>
         </w:numPr>
         <w:ind w:left="0" w:leftChars="0" w:firstLine="420" w:firstLineChars="200"/>
         <w:rPr>
@@ -2461,10 +3833,10 @@
     </w:p>
     <w:p>
       <w:pPr>
-        <w:pStyle w:val="10"/>
+        <w:pStyle w:val="14"/>
         <w:numPr>
           <w:ilvl w:val="1"/>
-          <w:numId w:val="10"/>
+          <w:numId w:val="11"/>
         </w:numPr>
         <w:ind w:left="0" w:leftChars="0" w:firstLine="420" w:firstLineChars="200"/>
         <w:rPr>
@@ -2482,7 +3854,7 @@
     </w:p>
     <w:p>
       <w:pPr>
-        <w:pStyle w:val="10"/>
+        <w:pStyle w:val="14"/>
         <w:numPr>
           <w:ilvl w:val="0"/>
           <w:numId w:val="0"/>
@@ -2510,7 +3882,7 @@
     </w:p>
     <w:p>
       <w:pPr>
-        <w:pStyle w:val="10"/>
+        <w:pStyle w:val="14"/>
         <w:numPr>
           <w:ilvl w:val="0"/>
           <w:numId w:val="0"/>
@@ -2539,7 +3911,7 @@
                     </pic:cNvPicPr>
                   </pic:nvPicPr>
                   <pic:blipFill>
-                    <a:blip r:embed="rId21"/>
+                    <a:blip r:embed="rId28"/>
                     <a:stretch>
                       <a:fillRect/>
                     </a:stretch>
@@ -2566,10 +3938,10 @@
     </w:p>
     <w:p>
       <w:pPr>
-        <w:pStyle w:val="10"/>
+        <w:pStyle w:val="14"/>
         <w:numPr>
           <w:ilvl w:val="1"/>
-          <w:numId w:val="10"/>
+          <w:numId w:val="11"/>
         </w:numPr>
         <w:ind w:left="0" w:leftChars="0" w:firstLine="420" w:firstLineChars="200"/>
         <w:rPr>
@@ -2587,10 +3959,10 @@
     </w:p>
     <w:p>
       <w:pPr>
-        <w:pStyle w:val="10"/>
+        <w:pStyle w:val="14"/>
         <w:numPr>
           <w:ilvl w:val="2"/>
-          <w:numId w:val="10"/>
+          <w:numId w:val="11"/>
         </w:numPr>
         <w:ind w:left="0" w:leftChars="0" w:firstLine="420" w:firstLineChars="200"/>
         <w:rPr>
@@ -2608,7 +3980,7 @@
     </w:p>
     <w:p>
       <w:pPr>
-        <w:pStyle w:val="10"/>
+        <w:pStyle w:val="14"/>
         <w:numPr>
           <w:ilvl w:val="0"/>
           <w:numId w:val="0"/>
@@ -2629,7 +4001,7 @@
     </w:p>
     <w:p>
       <w:pPr>
-        <w:pStyle w:val="10"/>
+        <w:pStyle w:val="14"/>
         <w:numPr>
           <w:ilvl w:val="0"/>
           <w:numId w:val="0"/>
@@ -2650,7 +4022,7 @@
     </w:p>
     <w:p>
       <w:pPr>
-        <w:pStyle w:val="10"/>
+        <w:pStyle w:val="14"/>
         <w:numPr>
           <w:ilvl w:val="0"/>
           <w:numId w:val="0"/>
@@ -2685,7 +4057,7 @@
                     </pic:cNvPicPr>
                   </pic:nvPicPr>
                   <pic:blipFill>
-                    <a:blip r:embed="rId22"/>
+                    <a:blip r:embed="rId29"/>
                     <a:stretch>
                       <a:fillRect/>
                     </a:stretch>
@@ -2712,7 +4084,7 @@
     </w:p>
     <w:p>
       <w:pPr>
-        <w:pStyle w:val="10"/>
+        <w:pStyle w:val="14"/>
         <w:numPr>
           <w:ilvl w:val="0"/>
           <w:numId w:val="0"/>
@@ -2726,10 +4098,10 @@
     </w:p>
     <w:p>
       <w:pPr>
-        <w:pStyle w:val="10"/>
+        <w:pStyle w:val="14"/>
         <w:numPr>
           <w:ilvl w:val="2"/>
-          <w:numId w:val="10"/>
+          <w:numId w:val="11"/>
         </w:numPr>
         <w:ind w:left="0" w:leftChars="0" w:firstLine="0" w:firstLineChars="0"/>
         <w:rPr>
@@ -2747,7 +4119,7 @@
     </w:p>
     <w:p>
       <w:pPr>
-        <w:pStyle w:val="10"/>
+        <w:pStyle w:val="14"/>
         <w:numPr>
           <w:ilvl w:val="0"/>
           <w:numId w:val="0"/>
@@ -2768,7 +4140,7 @@
     </w:p>
     <w:p>
       <w:pPr>
-        <w:pStyle w:val="10"/>
+        <w:pStyle w:val="14"/>
         <w:numPr>
           <w:ilvl w:val="0"/>
           <w:numId w:val="0"/>
@@ -2794,7 +4166,7 @@
                     </pic:cNvPicPr>
                   </pic:nvPicPr>
                   <pic:blipFill>
-                    <a:blip r:embed="rId23"/>
+                    <a:blip r:embed="rId30"/>
                     <a:stretch>
                       <a:fillRect/>
                     </a:stretch>
@@ -2821,7 +4193,7 @@
     </w:p>
     <w:p>
       <w:pPr>
-        <w:pStyle w:val="10"/>
+        <w:pStyle w:val="14"/>
         <w:numPr>
           <w:ilvl w:val="0"/>
           <w:numId w:val="0"/>
@@ -2843,7 +4215,7 @@
     </w:p>
     <w:p>
       <w:pPr>
-        <w:pStyle w:val="10"/>
+        <w:pStyle w:val="14"/>
         <w:numPr>
           <w:ilvl w:val="0"/>
           <w:numId w:val="0"/>
@@ -2869,7 +4241,7 @@
                     </pic:cNvPicPr>
                   </pic:nvPicPr>
                   <pic:blipFill>
-                    <a:blip r:embed="rId24"/>
+                    <a:blip r:embed="rId31"/>
                     <a:stretch>
                       <a:fillRect/>
                     </a:stretch>
@@ -2896,10 +4268,10 @@
     </w:p>
     <w:p>
       <w:pPr>
-        <w:pStyle w:val="10"/>
+        <w:pStyle w:val="14"/>
         <w:numPr>
           <w:ilvl w:val="2"/>
-          <w:numId w:val="10"/>
+          <w:numId w:val="11"/>
         </w:numPr>
         <w:ind w:left="0" w:leftChars="0" w:firstLine="420" w:firstLineChars="200"/>
         <w:jc w:val="left"/>
@@ -2918,7 +4290,7 @@
     </w:p>
     <w:p>
       <w:pPr>
-        <w:pStyle w:val="10"/>
+        <w:pStyle w:val="14"/>
         <w:numPr>
           <w:ilvl w:val="0"/>
           <w:numId w:val="0"/>
@@ -2940,7 +4312,7 @@
     </w:p>
     <w:p>
       <w:pPr>
-        <w:pStyle w:val="10"/>
+        <w:pStyle w:val="14"/>
         <w:numPr>
           <w:ilvl w:val="0"/>
           <w:numId w:val="0"/>
@@ -2966,7 +4338,7 @@
                     </pic:cNvPicPr>
                   </pic:nvPicPr>
                   <pic:blipFill>
-                    <a:blip r:embed="rId25"/>
+                    <a:blip r:embed="rId32"/>
                     <a:stretch>
                       <a:fillRect/>
                     </a:stretch>
@@ -2993,10 +4365,10 @@
     </w:p>
     <w:p>
       <w:pPr>
-        <w:pStyle w:val="10"/>
-        <w:numPr>
-          <w:ilvl w:val="0"/>
-          <w:numId w:val="12"/>
+        <w:pStyle w:val="14"/>
+        <w:numPr>
+          <w:ilvl w:val="0"/>
+          <w:numId w:val="13"/>
         </w:numPr>
         <w:ind w:firstLine="420" w:firstLineChars="0"/>
         <w:jc w:val="left"/>
@@ -3029,7 +4401,7 @@
     </w:p>
     <w:p>
       <w:pPr>
-        <w:pStyle w:val="10"/>
+        <w:pStyle w:val="14"/>
         <w:numPr>
           <w:ilvl w:val="0"/>
           <w:numId w:val="0"/>
@@ -3058,7 +4430,7 @@
     </w:p>
     <w:p>
       <w:pPr>
-        <w:pStyle w:val="10"/>
+        <w:pStyle w:val="14"/>
         <w:numPr>
           <w:ilvl w:val="0"/>
           <w:numId w:val="0"/>
@@ -3080,7 +4452,7 @@
     </w:p>
     <w:p>
       <w:pPr>
-        <w:pStyle w:val="10"/>
+        <w:pStyle w:val="14"/>
         <w:numPr>
           <w:ilvl w:val="0"/>
           <w:numId w:val="0"/>
@@ -3116,7 +4488,7 @@
     </w:p>
     <w:p>
       <w:pPr>
-        <w:pStyle w:val="10"/>
+        <w:pStyle w:val="14"/>
         <w:numPr>
           <w:ilvl w:val="0"/>
           <w:numId w:val="0"/>
@@ -3150,7 +4522,7 @@
                     </pic:cNvPicPr>
                   </pic:nvPicPr>
                   <pic:blipFill>
-                    <a:blip r:embed="rId26"/>
+                    <a:blip r:embed="rId33"/>
                     <a:stretch>
                       <a:fillRect/>
                     </a:stretch>
@@ -3170,12 +4542,10 @@
           </wp:inline>
         </w:drawing>
       </w:r>
-      <w:bookmarkStart w:id="0" w:name="_GoBack"/>
-      <w:bookmarkEnd w:id="0"/>
-    </w:p>
-    <w:p>
-      <w:pPr>
-        <w:pStyle w:val="10"/>
+    </w:p>
+    <w:p>
+      <w:pPr>
+        <w:pStyle w:val="14"/>
         <w:numPr>
           <w:ilvl w:val="0"/>
           <w:numId w:val="0"/>
@@ -3189,7 +4559,7 @@
     </w:p>
     <w:p>
       <w:pPr>
-        <w:pStyle w:val="10"/>
+        <w:pStyle w:val="14"/>
         <w:numPr>
           <w:ilvl w:val="0"/>
           <w:numId w:val="0"/>
@@ -3204,7 +4574,7 @@
     </w:p>
     <w:p>
       <w:pPr>
-        <w:pStyle w:val="10"/>
+        <w:pStyle w:val="14"/>
         <w:ind w:left="0" w:leftChars="0" w:firstLine="0" w:firstLineChars="0"/>
         <w:rPr>
           <w:rFonts w:hint="default"/>
@@ -4179,6 +5549,101 @@
     </w:lvl>
   </w:abstractNum>
   <w:abstractNum w:abstractNumId="10">
+    <w:nsid w:val="743D0DB2"/>
+    <w:multiLevelType w:val="multilevel"/>
+    <w:tmpl w:val="743D0DB2"/>
+    <w:lvl w:ilvl="0" w:tentative="0">
+      <w:start w:val="2"/>
+      <w:numFmt w:val="chineseCounting"/>
+      <w:suff w:val="space"/>
+      <w:lvlText w:val="%1、"/>
+      <w:lvlJc w:val="left"/>
+      <w:rPr>
+        <w:rFonts w:hint="eastAsia"/>
+      </w:rPr>
+    </w:lvl>
+    <w:lvl w:ilvl="1" w:tentative="0">
+      <w:start w:val="1"/>
+      <w:numFmt w:val="decimal"/>
+      <w:suff w:val="nothing"/>
+      <w:lvlText w:val="%2．"/>
+      <w:lvlJc w:val="left"/>
+      <w:rPr>
+        <w:rFonts w:hint="eastAsia"/>
+      </w:rPr>
+    </w:lvl>
+    <w:lvl w:ilvl="2" w:tentative="0">
+      <w:start w:val="1"/>
+      <w:numFmt w:val="decimal"/>
+      <w:suff w:val="nothing"/>
+      <w:lvlText w:val="（%3）"/>
+      <w:lvlJc w:val="left"/>
+      <w:rPr>
+        <w:rFonts w:hint="eastAsia"/>
+      </w:rPr>
+    </w:lvl>
+    <w:lvl w:ilvl="3" w:tentative="0">
+      <w:start w:val="1"/>
+      <w:numFmt w:val="decimalEnclosedCircleChinese"/>
+      <w:suff w:val="nothing"/>
+      <w:lvlText w:val="%4"/>
+      <w:lvlJc w:val="left"/>
+      <w:rPr>
+        <w:rFonts w:hint="eastAsia"/>
+      </w:rPr>
+    </w:lvl>
+    <w:lvl w:ilvl="4" w:tentative="0">
+      <w:start w:val="1"/>
+      <w:numFmt w:val="decimal"/>
+      <w:suff w:val="nothing"/>
+      <w:lvlText w:val="%5）"/>
+      <w:lvlJc w:val="left"/>
+      <w:rPr>
+        <w:rFonts w:hint="eastAsia"/>
+      </w:rPr>
+    </w:lvl>
+    <w:lvl w:ilvl="5" w:tentative="0">
+      <w:start w:val="1"/>
+      <w:numFmt w:val="lowerLetter"/>
+      <w:suff w:val="nothing"/>
+      <w:lvlText w:val="%6．"/>
+      <w:lvlJc w:val="left"/>
+      <w:rPr>
+        <w:rFonts w:hint="eastAsia"/>
+      </w:rPr>
+    </w:lvl>
+    <w:lvl w:ilvl="6" w:tentative="0">
+      <w:start w:val="1"/>
+      <w:numFmt w:val="lowerLetter"/>
+      <w:suff w:val="nothing"/>
+      <w:lvlText w:val="%7）"/>
+      <w:lvlJc w:val="left"/>
+      <w:rPr>
+        <w:rFonts w:hint="eastAsia"/>
+      </w:rPr>
+    </w:lvl>
+    <w:lvl w:ilvl="7" w:tentative="0">
+      <w:start w:val="1"/>
+      <w:numFmt w:val="lowerRoman"/>
+      <w:suff w:val="nothing"/>
+      <w:lvlText w:val="%8．"/>
+      <w:lvlJc w:val="left"/>
+      <w:rPr>
+        <w:rFonts w:hint="eastAsia"/>
+      </w:rPr>
+    </w:lvl>
+    <w:lvl w:ilvl="8" w:tentative="0">
+      <w:start w:val="1"/>
+      <w:numFmt w:val="lowerRoman"/>
+      <w:suff w:val="nothing"/>
+      <w:lvlText w:val="%9）"/>
+      <w:lvlJc w:val="left"/>
+      <w:rPr>
+        <w:rFonts w:hint="eastAsia"/>
+      </w:rPr>
+    </w:lvl>
+  </w:abstractNum>
+  <w:abstractNum w:abstractNumId="11">
     <w:nsid w:val="77990998"/>
     <w:multiLevelType w:val="multilevel"/>
     <w:tmpl w:val="77990998"/>
@@ -4264,7 +5729,7 @@
       </w:pPr>
     </w:lvl>
   </w:abstractNum>
-  <w:abstractNum w:abstractNumId="11">
+  <w:abstractNum w:abstractNumId="12">
     <w:nsid w:val="7A75E0C5"/>
     <w:multiLevelType w:val="singleLevel"/>
     <w:tmpl w:val="7A75E0C5"/>
@@ -4283,7 +5748,7 @@
     <w:abstractNumId w:val="3"/>
   </w:num>
   <w:num w:numId="3">
-    <w:abstractNumId w:val="10"/>
+    <w:abstractNumId w:val="11"/>
   </w:num>
   <w:num w:numId="4">
     <w:abstractNumId w:val="2"/>
@@ -4304,12 +5769,15 @@
     <w:abstractNumId w:val="4"/>
   </w:num>
   <w:num w:numId="10">
+    <w:abstractNumId w:val="10"/>
+  </w:num>
+  <w:num w:numId="11">
     <w:abstractNumId w:val="5"/>
   </w:num>
-  <w:num w:numId="11">
-    <w:abstractNumId w:val="11"/>
+  <w:num w:numId="12">
+    <w:abstractNumId w:val="12"/>
   </w:num>
-  <w:num w:numId="12">
+  <w:num w:numId="13">
     <w:abstractNumId w:val="9"/>
   </w:num>
 </w:numbering>
@@ -4592,14 +6060,78 @@
       <w:lang w:val="en-US" w:eastAsia="zh-CN" w:bidi="ar-SA"/>
     </w:rPr>
   </w:style>
-  <w:style w:type="character" w:default="1" w:styleId="7">
+  <w:style w:type="paragraph" w:styleId="2">
+    <w:name w:val="heading 1"/>
+    <w:basedOn w:val="1"/>
+    <w:next w:val="1"/>
+    <w:qFormat/>
+    <w:uiPriority w:val="9"/>
+    <w:pPr>
+      <w:spacing w:before="0" w:beforeAutospacing="1" w:after="0" w:afterAutospacing="1"/>
+      <w:jc w:val="left"/>
+    </w:pPr>
+    <w:rPr>
+      <w:rFonts w:hint="eastAsia" w:ascii="宋体" w:hAnsi="宋体" w:eastAsia="宋体" w:cs="宋体"/>
+      <w:b/>
+      <w:bCs/>
+      <w:kern w:val="44"/>
+      <w:sz w:val="48"/>
+      <w:szCs w:val="48"/>
+      <w:lang w:val="en-US" w:eastAsia="zh-CN" w:bidi="ar"/>
+    </w:rPr>
+  </w:style>
+  <w:style w:type="paragraph" w:styleId="3">
+    <w:name w:val="heading 2"/>
+    <w:basedOn w:val="1"/>
+    <w:next w:val="1"/>
+    <w:semiHidden/>
+    <w:unhideWhenUsed/>
+    <w:qFormat/>
+    <w:uiPriority w:val="9"/>
+    <w:pPr>
+      <w:spacing w:before="0" w:beforeAutospacing="1" w:after="0" w:afterAutospacing="1"/>
+      <w:jc w:val="left"/>
+    </w:pPr>
+    <w:rPr>
+      <w:rFonts w:hint="eastAsia" w:ascii="宋体" w:hAnsi="宋体" w:eastAsia="宋体" w:cs="宋体"/>
+      <w:b/>
+      <w:bCs/>
+      <w:kern w:val="0"/>
+      <w:sz w:val="36"/>
+      <w:szCs w:val="36"/>
+      <w:lang w:val="en-US" w:eastAsia="zh-CN" w:bidi="ar"/>
+    </w:rPr>
+  </w:style>
+  <w:style w:type="paragraph" w:styleId="4">
+    <w:name w:val="heading 3"/>
+    <w:basedOn w:val="1"/>
+    <w:next w:val="1"/>
+    <w:semiHidden/>
+    <w:unhideWhenUsed/>
+    <w:qFormat/>
+    <w:uiPriority w:val="9"/>
+    <w:pPr>
+      <w:spacing w:before="0" w:beforeAutospacing="1" w:after="0" w:afterAutospacing="1"/>
+      <w:jc w:val="left"/>
+    </w:pPr>
+    <w:rPr>
+      <w:rFonts w:hint="eastAsia" w:ascii="宋体" w:hAnsi="宋体" w:eastAsia="宋体" w:cs="宋体"/>
+      <w:b/>
+      <w:bCs/>
+      <w:kern w:val="0"/>
+      <w:sz w:val="27"/>
+      <w:szCs w:val="27"/>
+      <w:lang w:val="en-US" w:eastAsia="zh-CN" w:bidi="ar"/>
+    </w:rPr>
+  </w:style>
+  <w:style w:type="character" w:default="1" w:styleId="11">
     <w:name w:val="Default Paragraph Font"/>
     <w:semiHidden/>
     <w:unhideWhenUsed/>
     <w:qFormat/>
     <w:uiPriority w:val="1"/>
   </w:style>
-  <w:style w:type="table" w:default="1" w:styleId="5">
+  <w:style w:type="table" w:default="1" w:styleId="9">
     <w:name w:val="Normal Table"/>
     <w:semiHidden/>
     <w:unhideWhenUsed/>
@@ -4614,10 +6146,10 @@
       </w:tblCellMar>
     </w:tblPr>
   </w:style>
-  <w:style w:type="paragraph" w:styleId="2">
+  <w:style w:type="paragraph" w:styleId="5">
     <w:name w:val="footer"/>
     <w:basedOn w:val="1"/>
-    <w:link w:val="12"/>
+    <w:link w:val="16"/>
     <w:unhideWhenUsed/>
     <w:qFormat/>
     <w:uiPriority w:val="99"/>
@@ -4634,10 +6166,10 @@
       <w:szCs w:val="18"/>
     </w:rPr>
   </w:style>
-  <w:style w:type="paragraph" w:styleId="3">
+  <w:style w:type="paragraph" w:styleId="6">
     <w:name w:val="header"/>
     <w:basedOn w:val="1"/>
-    <w:link w:val="11"/>
+    <w:link w:val="15"/>
     <w:unhideWhenUsed/>
     <w:qFormat/>
     <w:uiPriority w:val="99"/>
@@ -4657,11 +6189,21 @@
       <w:szCs w:val="18"/>
     </w:rPr>
   </w:style>
-  <w:style w:type="paragraph" w:styleId="4">
+  <w:style w:type="paragraph" w:styleId="7">
+    <w:name w:val="Normal (Web)"/>
+    <w:basedOn w:val="1"/>
+    <w:semiHidden/>
+    <w:unhideWhenUsed/>
+    <w:uiPriority w:val="99"/>
+    <w:rPr>
+      <w:sz w:val="24"/>
+    </w:rPr>
+  </w:style>
+  <w:style w:type="paragraph" w:styleId="8">
     <w:name w:val="Title"/>
     <w:basedOn w:val="1"/>
     <w:next w:val="1"/>
-    <w:link w:val="9"/>
+    <w:link w:val="13"/>
     <w:qFormat/>
     <w:uiPriority w:val="10"/>
     <w:pPr>
@@ -4677,9 +6219,9 @@
       <w:szCs w:val="32"/>
     </w:rPr>
   </w:style>
-  <w:style w:type="table" w:styleId="6">
+  <w:style w:type="table" w:styleId="10">
     <w:name w:val="Table Grid"/>
-    <w:basedOn w:val="5"/>
+    <w:basedOn w:val="9"/>
     <w:qFormat/>
     <w:uiPriority w:val="39"/>
     <w:tblPr>
@@ -4693,9 +6235,9 @@
       </w:tblBorders>
     </w:tblPr>
   </w:style>
-  <w:style w:type="character" w:styleId="8">
+  <w:style w:type="character" w:styleId="12">
     <w:name w:val="Hyperlink"/>
-    <w:basedOn w:val="7"/>
+    <w:basedOn w:val="11"/>
     <w:unhideWhenUsed/>
     <w:qFormat/>
     <w:uiPriority w:val="99"/>
@@ -4709,10 +6251,10 @@
       </w14:textFill>
     </w:rPr>
   </w:style>
-  <w:style w:type="character" w:customStyle="1" w:styleId="9">
+  <w:style w:type="character" w:customStyle="1" w:styleId="13">
     <w:name w:val="标题 字符"/>
-    <w:basedOn w:val="7"/>
-    <w:link w:val="4"/>
+    <w:basedOn w:val="11"/>
+    <w:link w:val="8"/>
     <w:qFormat/>
     <w:uiPriority w:val="10"/>
     <w:rPr>
@@ -4723,7 +6265,7 @@
       <w:szCs w:val="32"/>
     </w:rPr>
   </w:style>
-  <w:style w:type="paragraph" w:styleId="10">
+  <w:style w:type="paragraph" w:styleId="14">
     <w:name w:val="List Paragraph"/>
     <w:basedOn w:val="1"/>
     <w:qFormat/>
@@ -4732,10 +6274,10 @@
       <w:ind w:firstLine="420" w:firstLineChars="200"/>
     </w:pPr>
   </w:style>
-  <w:style w:type="character" w:customStyle="1" w:styleId="11">
+  <w:style w:type="character" w:customStyle="1" w:styleId="15">
     <w:name w:val="页眉 字符"/>
-    <w:basedOn w:val="7"/>
-    <w:link w:val="3"/>
+    <w:basedOn w:val="11"/>
+    <w:link w:val="6"/>
     <w:qFormat/>
     <w:uiPriority w:val="99"/>
     <w:rPr>
@@ -4743,10 +6285,10 @@
       <w:szCs w:val="18"/>
     </w:rPr>
   </w:style>
-  <w:style w:type="character" w:customStyle="1" w:styleId="12">
+  <w:style w:type="character" w:customStyle="1" w:styleId="16">
     <w:name w:val="页脚 字符"/>
-    <w:basedOn w:val="7"/>
-    <w:link w:val="2"/>
+    <w:basedOn w:val="11"/>
+    <w:link w:val="5"/>
     <w:qFormat/>
     <w:uiPriority w:val="99"/>
     <w:rPr>
@@ -4754,9 +6296,9 @@
       <w:szCs w:val="18"/>
     </w:rPr>
   </w:style>
-  <w:style w:type="table" w:customStyle="1" w:styleId="13">
+  <w:style w:type="table" w:customStyle="1" w:styleId="17">
     <w:name w:val="Plain Table 1"/>
-    <w:basedOn w:val="5"/>
+    <w:basedOn w:val="9"/>
     <w:qFormat/>
     <w:uiPriority w:val="41"/>
     <w:tblPr>
@@ -4809,9 +6351,9 @@
       </w:tcPr>
     </w:tblStylePr>
   </w:style>
-  <w:style w:type="character" w:customStyle="1" w:styleId="14">
+  <w:style w:type="character" w:customStyle="1" w:styleId="18">
     <w:name w:val="Unresolved Mention"/>
-    <w:basedOn w:val="7"/>
+    <w:basedOn w:val="11"/>
     <w:semiHidden/>
     <w:unhideWhenUsed/>
     <w:qFormat/>

--- a/计算机系统知识_网络部分.docx
+++ b/计算机系统知识_网络部分.docx
@@ -18,7 +18,7 @@
     </w:p>
     <w:p>
       <w:pPr>
-        <w:pStyle w:val="14"/>
+        <w:pStyle w:val="15"/>
         <w:numPr>
           <w:ilvl w:val="0"/>
           <w:numId w:val="1"/>
@@ -37,7 +37,7 @@
     </w:p>
     <w:p>
       <w:pPr>
-        <w:pStyle w:val="14"/>
+        <w:pStyle w:val="15"/>
         <w:numPr>
           <w:ilvl w:val="0"/>
           <w:numId w:val="2"/>
@@ -65,7 +65,7 @@
     </w:p>
     <w:p>
       <w:pPr>
-        <w:pStyle w:val="14"/>
+        <w:pStyle w:val="15"/>
         <w:numPr>
           <w:ilvl w:val="0"/>
           <w:numId w:val="2"/>
@@ -120,7 +120,7 @@
     </w:p>
     <w:p>
       <w:pPr>
-        <w:pStyle w:val="14"/>
+        <w:pStyle w:val="15"/>
         <w:numPr>
           <w:ilvl w:val="0"/>
           <w:numId w:val="2"/>
@@ -139,7 +139,7 @@
     </w:p>
     <w:p>
       <w:pPr>
-        <w:pStyle w:val="14"/>
+        <w:pStyle w:val="15"/>
         <w:ind w:left="840"/>
         <w:rPr>
           <w:rFonts w:hint="eastAsia"/>
@@ -151,7 +151,7 @@
     </w:p>
     <w:p>
       <w:pPr>
-        <w:pStyle w:val="14"/>
+        <w:pStyle w:val="15"/>
         <w:ind w:left="840"/>
         <w:rPr>
           <w:rFonts w:hint="eastAsia"/>
@@ -169,7 +169,7 @@
     </w:p>
     <w:p>
       <w:pPr>
-        <w:pStyle w:val="14"/>
+        <w:pStyle w:val="15"/>
         <w:ind w:left="840"/>
         <w:rPr>
           <w:rFonts w:hint="eastAsia"/>
@@ -181,7 +181,7 @@
     </w:p>
     <w:p>
       <w:pPr>
-        <w:pStyle w:val="14"/>
+        <w:pStyle w:val="15"/>
         <w:ind w:left="840"/>
         <w:rPr>
           <w:rFonts w:hint="eastAsia"/>
@@ -199,7 +199,7 @@
     </w:p>
     <w:p>
       <w:pPr>
-        <w:pStyle w:val="14"/>
+        <w:pStyle w:val="15"/>
         <w:ind w:left="840"/>
         <w:rPr>
           <w:rFonts w:hint="eastAsia"/>
@@ -211,7 +211,7 @@
     </w:p>
     <w:p>
       <w:pPr>
-        <w:pStyle w:val="14"/>
+        <w:pStyle w:val="15"/>
         <w:ind w:left="840" w:firstLine="0" w:firstLineChars="0"/>
         <w:rPr>
           <w:rFonts w:hint="eastAsia"/>
@@ -244,7 +244,7 @@
     </w:p>
     <w:p>
       <w:pPr>
-        <w:pStyle w:val="14"/>
+        <w:pStyle w:val="15"/>
         <w:numPr>
           <w:ilvl w:val="0"/>
           <w:numId w:val="2"/>
@@ -266,7 +266,7 @@
     </w:p>
     <w:p>
       <w:pPr>
-        <w:pStyle w:val="14"/>
+        <w:pStyle w:val="15"/>
         <w:numPr>
           <w:ilvl w:val="0"/>
           <w:numId w:val="3"/>
@@ -285,7 +285,7 @@
     </w:p>
     <w:p>
       <w:pPr>
-        <w:pStyle w:val="14"/>
+        <w:pStyle w:val="15"/>
         <w:numPr>
           <w:ilvl w:val="0"/>
           <w:numId w:val="3"/>
@@ -377,7 +377,7 @@
     </w:p>
     <w:p>
       <w:pPr>
-        <w:pStyle w:val="14"/>
+        <w:pStyle w:val="15"/>
         <w:numPr>
           <w:ilvl w:val="0"/>
           <w:numId w:val="4"/>
@@ -396,7 +396,7 @@
     </w:p>
     <w:p>
       <w:pPr>
-        <w:pStyle w:val="14"/>
+        <w:pStyle w:val="15"/>
         <w:numPr>
           <w:ilvl w:val="0"/>
           <w:numId w:val="4"/>
@@ -433,7 +433,7 @@
     </w:p>
     <w:p>
       <w:pPr>
-        <w:pStyle w:val="14"/>
+        <w:pStyle w:val="15"/>
         <w:numPr>
           <w:ilvl w:val="0"/>
           <w:numId w:val="4"/>
@@ -461,7 +461,7 @@
     </w:p>
     <w:p>
       <w:pPr>
-        <w:pStyle w:val="14"/>
+        <w:pStyle w:val="15"/>
         <w:numPr>
           <w:ilvl w:val="0"/>
           <w:numId w:val="5"/>
@@ -489,7 +489,7 @@
     </w:p>
     <w:p>
       <w:pPr>
-        <w:pStyle w:val="14"/>
+        <w:pStyle w:val="15"/>
         <w:numPr>
           <w:ilvl w:val="0"/>
           <w:numId w:val="6"/>
@@ -517,7 +517,7 @@
     </w:p>
     <w:p>
       <w:pPr>
-        <w:pStyle w:val="14"/>
+        <w:pStyle w:val="15"/>
         <w:numPr>
           <w:ilvl w:val="0"/>
           <w:numId w:val="6"/>
@@ -545,7 +545,7 @@
     </w:p>
     <w:p>
       <w:pPr>
-        <w:pStyle w:val="14"/>
+        <w:pStyle w:val="15"/>
         <w:numPr>
           <w:ilvl w:val="0"/>
           <w:numId w:val="6"/>
@@ -630,7 +630,7 @@
     </w:p>
     <w:p>
       <w:pPr>
-        <w:pStyle w:val="14"/>
+        <w:pStyle w:val="15"/>
         <w:numPr>
           <w:ilvl w:val="0"/>
           <w:numId w:val="5"/>
@@ -742,7 +742,7 @@
     </w:p>
     <w:p>
       <w:pPr>
-        <w:pStyle w:val="14"/>
+        <w:pStyle w:val="15"/>
         <w:numPr>
           <w:ilvl w:val="0"/>
           <w:numId w:val="5"/>
@@ -857,7 +857,7 @@
     </w:p>
     <w:p>
       <w:pPr>
-        <w:pStyle w:val="14"/>
+        <w:pStyle w:val="15"/>
         <w:numPr>
           <w:ilvl w:val="0"/>
           <w:numId w:val="4"/>
@@ -876,7 +876,7 @@
     </w:p>
     <w:p>
       <w:pPr>
-        <w:pStyle w:val="14"/>
+        <w:pStyle w:val="15"/>
         <w:numPr>
           <w:ilvl w:val="0"/>
           <w:numId w:val="7"/>
@@ -904,7 +904,7 @@
     </w:p>
     <w:p>
       <w:pPr>
-        <w:pStyle w:val="14"/>
+        <w:pStyle w:val="15"/>
         <w:numPr>
           <w:ilvl w:val="0"/>
           <w:numId w:val="7"/>
@@ -932,7 +932,7 @@
     </w:p>
     <w:p>
       <w:pPr>
-        <w:pStyle w:val="14"/>
+        <w:pStyle w:val="15"/>
         <w:numPr>
           <w:ilvl w:val="0"/>
           <w:numId w:val="7"/>
@@ -969,7 +969,7 @@
     </w:p>
     <w:p>
       <w:pPr>
-        <w:pStyle w:val="14"/>
+        <w:pStyle w:val="15"/>
         <w:numPr>
           <w:ilvl w:val="0"/>
           <w:numId w:val="7"/>
@@ -1054,7 +1054,7 @@
     </w:p>
     <w:p>
       <w:pPr>
-        <w:pStyle w:val="14"/>
+        <w:pStyle w:val="15"/>
         <w:numPr>
           <w:ilvl w:val="0"/>
           <w:numId w:val="4"/>
@@ -1073,7 +1073,7 @@
     </w:p>
     <w:p>
       <w:pPr>
-        <w:pStyle w:val="14"/>
+        <w:pStyle w:val="15"/>
         <w:numPr>
           <w:ilvl w:val="0"/>
           <w:numId w:val="8"/>
@@ -1095,7 +1095,7 @@
     </w:p>
     <w:p>
       <w:pPr>
-        <w:pStyle w:val="14"/>
+        <w:pStyle w:val="15"/>
         <w:numPr>
           <w:ilvl w:val="0"/>
           <w:numId w:val="4"/>
@@ -1114,7 +1114,7 @@
     </w:p>
     <w:p>
       <w:pPr>
-        <w:pStyle w:val="14"/>
+        <w:pStyle w:val="15"/>
         <w:numPr>
           <w:ilvl w:val="0"/>
           <w:numId w:val="9"/>
@@ -1133,7 +1133,7 @@
     </w:p>
     <w:p>
       <w:pPr>
-        <w:pStyle w:val="14"/>
+        <w:pStyle w:val="15"/>
         <w:numPr>
           <w:ilvl w:val="0"/>
           <w:numId w:val="9"/>
@@ -1161,7 +1161,7 @@
     </w:p>
     <w:p>
       <w:pPr>
-        <w:pStyle w:val="14"/>
+        <w:pStyle w:val="15"/>
         <w:numPr>
           <w:ilvl w:val="0"/>
           <w:numId w:val="9"/>
@@ -1189,7 +1189,7 @@
     </w:p>
     <w:p>
       <w:pPr>
-        <w:pStyle w:val="14"/>
+        <w:pStyle w:val="15"/>
         <w:numPr>
           <w:ilvl w:val="0"/>
           <w:numId w:val="9"/>
@@ -1208,7 +1208,7 @@
     </w:p>
     <w:p>
       <w:pPr>
-        <w:pStyle w:val="14"/>
+        <w:pStyle w:val="15"/>
         <w:numPr>
           <w:ilvl w:val="0"/>
           <w:numId w:val="9"/>
@@ -1273,7 +1273,7 @@
     </w:p>
     <w:p>
       <w:pPr>
-        <w:pStyle w:val="14"/>
+        <w:pStyle w:val="15"/>
         <w:numPr>
           <w:ilvl w:val="0"/>
           <w:numId w:val="2"/>
@@ -1355,7 +1355,7 @@
     </w:p>
     <w:p>
       <w:pPr>
-        <w:pStyle w:val="14"/>
+        <w:pStyle w:val="15"/>
         <w:ind w:left="840" w:firstLine="0" w:firstLineChars="0"/>
         <w:rPr>
           <w:rFonts w:hint="default"/>
@@ -1389,7 +1389,7 @@
     </w:p>
     <w:p>
       <w:pPr>
-        <w:pStyle w:val="14"/>
+        <w:pStyle w:val="15"/>
         <w:numPr>
           <w:ilvl w:val="0"/>
           <w:numId w:val="0"/>
@@ -1403,7 +1403,7 @@
     </w:p>
     <w:p>
       <w:pPr>
-        <w:pStyle w:val="14"/>
+        <w:pStyle w:val="15"/>
         <w:ind w:left="840" w:firstLine="0" w:firstLineChars="0"/>
         <w:rPr>
           <w:rFonts w:hint="eastAsia"/>
@@ -1451,7 +1451,7 @@
     </w:p>
     <w:p>
       <w:pPr>
-        <w:pStyle w:val="14"/>
+        <w:pStyle w:val="15"/>
         <w:ind w:left="840" w:firstLine="0" w:firstLineChars="0"/>
         <w:rPr>
           <w:rFonts w:hint="eastAsia"/>
@@ -1499,7 +1499,7 @@
     </w:p>
     <w:p>
       <w:pPr>
-        <w:pStyle w:val="14"/>
+        <w:pStyle w:val="15"/>
         <w:numPr>
           <w:ilvl w:val="0"/>
           <w:numId w:val="2"/>
@@ -1527,7 +1527,7 @@
     </w:p>
     <w:p>
       <w:pPr>
-        <w:pStyle w:val="14"/>
+        <w:pStyle w:val="15"/>
         <w:ind w:left="840" w:firstLine="0" w:firstLineChars="0"/>
       </w:pPr>
       <w:r>
@@ -1572,7 +1572,291 @@
     </w:p>
     <w:p>
       <w:pPr>
-        <w:pStyle w:val="14"/>
+        <w:pStyle w:val="15"/>
+        <w:numPr>
+          <w:ilvl w:val="0"/>
+          <w:numId w:val="2"/>
+        </w:numPr>
+        <w:ind w:left="840" w:leftChars="0" w:hanging="420" w:firstLineChars="0"/>
+        <w:rPr>
+          <w:rFonts w:hint="default" w:eastAsiaTheme="minorEastAsia"/>
+          <w:lang w:val="en-US" w:eastAsia="zh-CN"/>
+        </w:rPr>
+      </w:pPr>
+      <w:r>
+        <w:rPr>
+          <w:rFonts w:hint="eastAsia"/>
+          <w:lang w:val="en-US" w:eastAsia="zh-CN"/>
+        </w:rPr>
+        <w:t>Get和Post的区别</w:t>
+      </w:r>
+    </w:p>
+    <w:p>
+      <w:pPr>
+        <w:pStyle w:val="15"/>
+        <w:numPr>
+          <w:numId w:val="0"/>
+        </w:numPr>
+        <w:ind w:left="420" w:leftChars="0" w:firstLine="420" w:firstLineChars="0"/>
+        <w:rPr>
+          <w:rFonts w:hint="default"/>
+          <w:lang w:val="en-US" w:eastAsia="zh-CN"/>
+        </w:rPr>
+      </w:pPr>
+      <w:r>
+        <w:rPr>
+          <w:rFonts w:hint="eastAsia"/>
+          <w:lang w:val="en-US" w:eastAsia="zh-CN"/>
+        </w:rPr>
+        <w:t>Get和Post是Http协议，根据使用场景不同，提供的两种请求服务器的方式，底层都是 TCP/IP，只有使用场景的不同，本质没有差别。</w:t>
+      </w:r>
+    </w:p>
+    <w:p>
+      <w:pPr>
+        <w:pStyle w:val="15"/>
+        <w:numPr>
+          <w:numId w:val="0"/>
+        </w:numPr>
+        <w:ind w:left="420" w:leftChars="0" w:firstLine="420" w:firstLineChars="0"/>
+        <w:rPr>
+          <w:rFonts w:hint="default"/>
+          <w:lang w:val="en-US" w:eastAsia="zh-CN"/>
+        </w:rPr>
+      </w:pPr>
+      <w:r>
+        <w:rPr>
+          <w:rFonts w:hint="eastAsia"/>
+          <w:lang w:val="en-US" w:eastAsia="zh-CN"/>
+        </w:rPr>
+        <w:t>在Http协议的语义中：</w:t>
+      </w:r>
+    </w:p>
+    <w:p>
+      <w:pPr>
+        <w:pStyle w:val="15"/>
+        <w:numPr>
+          <w:numId w:val="0"/>
+        </w:numPr>
+        <w:ind w:left="420" w:leftChars="0" w:firstLine="420" w:firstLineChars="0"/>
+        <w:rPr>
+          <w:rFonts w:hint="default"/>
+          <w:lang w:val="en-US" w:eastAsia="zh-CN"/>
+        </w:rPr>
+      </w:pPr>
+      <w:r>
+        <w:rPr>
+          <w:rFonts w:hint="eastAsia"/>
+          <w:lang w:val="en-US" w:eastAsia="zh-CN"/>
+        </w:rPr>
+        <w:t>Get请求主要应用于获取、查询资源，通常将参数放在URL中，Get请求通常不改变服务器资源状态，具有幂等性，即多次查询的结果一样的；</w:t>
+      </w:r>
+    </w:p>
+    <w:p>
+      <w:pPr>
+        <w:pStyle w:val="15"/>
+        <w:numPr>
+          <w:numId w:val="0"/>
+        </w:numPr>
+        <w:ind w:left="420" w:leftChars="0" w:firstLine="420" w:firstLineChars="0"/>
+        <w:rPr>
+          <w:rFonts w:hint="eastAsia"/>
+          <w:lang w:val="en-US" w:eastAsia="zh-CN"/>
+        </w:rPr>
+      </w:pPr>
+      <w:r>
+        <w:rPr>
+          <w:rFonts w:hint="eastAsia"/>
+          <w:lang w:val="en-US" w:eastAsia="zh-CN"/>
+        </w:rPr>
+        <w:t>Post请求主要应用于提交、创建资源，通常将参数放在请求体中；Post请求通常会改变服务器资源状态，不具有幂等性，每次的返回结果很可能不一样；</w:t>
+      </w:r>
+    </w:p>
+    <w:p>
+      <w:pPr>
+        <w:pStyle w:val="15"/>
+        <w:numPr>
+          <w:numId w:val="0"/>
+        </w:numPr>
+        <w:rPr>
+          <w:rFonts w:hint="eastAsia"/>
+          <w:lang w:val="en-US" w:eastAsia="zh-CN"/>
+        </w:rPr>
+      </w:pPr>
+      <w:r>
+        <w:drawing>
+          <wp:inline distT="0" distB="0" distL="114300" distR="114300">
+            <wp:extent cx="5265420" cy="1853565"/>
+            <wp:effectExtent l="0" t="0" r="11430" b="13335"/>
+            <wp:docPr id="32" name="图片 2"/>
+            <wp:cNvGraphicFramePr>
+              <a:graphicFrameLocks xmlns:a="http://schemas.openxmlformats.org/drawingml/2006/main" noChangeAspect="1"/>
+            </wp:cNvGraphicFramePr>
+            <a:graphic xmlns:a="http://schemas.openxmlformats.org/drawingml/2006/main">
+              <a:graphicData uri="http://schemas.openxmlformats.org/drawingml/2006/picture">
+                <pic:pic xmlns:pic="http://schemas.openxmlformats.org/drawingml/2006/picture">
+                  <pic:nvPicPr>
+                    <pic:cNvPr id="32" name="图片 2"/>
+                    <pic:cNvPicPr>
+                      <a:picLocks noChangeAspect="1"/>
+                    </pic:cNvPicPr>
+                  </pic:nvPicPr>
+                  <pic:blipFill>
+                    <a:blip r:embed="rId13"/>
+                    <a:stretch>
+                      <a:fillRect/>
+                    </a:stretch>
+                  </pic:blipFill>
+                  <pic:spPr>
+                    <a:xfrm>
+                      <a:off x="0" y="0"/>
+                      <a:ext cx="5265420" cy="1853565"/>
+                    </a:xfrm>
+                    <a:prstGeom prst="rect">
+                      <a:avLst/>
+                    </a:prstGeom>
+                    <a:noFill/>
+                    <a:ln>
+                      <a:noFill/>
+                    </a:ln>
+                  </pic:spPr>
+                </pic:pic>
+              </a:graphicData>
+            </a:graphic>
+          </wp:inline>
+        </w:drawing>
+      </w:r>
+    </w:p>
+    <w:p>
+      <w:pPr>
+        <w:pStyle w:val="15"/>
+        <w:numPr>
+          <w:numId w:val="0"/>
+        </w:numPr>
+        <w:ind w:left="420" w:leftChars="0" w:firstLine="420" w:firstLineChars="0"/>
+        <w:rPr>
+          <w:rFonts w:hint="default"/>
+          <w:lang w:val="en-US" w:eastAsia="zh-CN"/>
+        </w:rPr>
+      </w:pPr>
+      <w:r>
+        <w:rPr>
+          <w:rFonts w:hint="eastAsia"/>
+          <w:lang w:val="en-US" w:eastAsia="zh-CN"/>
+        </w:rPr>
+        <w:t>当然，实际生产中，可以忽略Http协议语义的意向，比如:Post可以将参数放在URL中进行查询，Get也可以将参数放在请求体中进行数据提交；</w:t>
+      </w:r>
+    </w:p>
+    <w:p>
+      <w:pPr>
+        <w:pStyle w:val="15"/>
+        <w:numPr>
+          <w:numId w:val="0"/>
+        </w:numPr>
+        <w:ind w:left="420" w:leftChars="0" w:firstLine="420" w:firstLineChars="0"/>
+        <w:rPr>
+          <w:rFonts w:hint="eastAsia"/>
+          <w:lang w:val="en-US" w:eastAsia="zh-CN"/>
+        </w:rPr>
+      </w:pPr>
+      <w:r>
+        <w:rPr>
+          <w:rFonts w:hint="eastAsia"/>
+          <w:lang w:val="en-US" w:eastAsia="zh-CN"/>
+        </w:rPr>
+        <w:t>很多浏览器根据Get请求幂等性的特点，对Get请求进行缓存，有时候会读取不到最新修改的数据。</w:t>
+      </w:r>
+    </w:p>
+    <w:p>
+      <w:pPr>
+        <w:pStyle w:val="15"/>
+        <w:numPr>
+          <w:numId w:val="0"/>
+        </w:numPr>
+        <w:ind w:left="420" w:leftChars="0" w:firstLine="420" w:firstLineChars="0"/>
+        <w:rPr>
+          <w:rFonts w:hint="eastAsia"/>
+          <w:lang w:val="en-US" w:eastAsia="zh-CN"/>
+        </w:rPr>
+      </w:pPr>
+      <w:r>
+        <w:rPr>
+          <w:rFonts w:hint="eastAsia"/>
+          <w:lang w:val="en-US" w:eastAsia="zh-CN"/>
+        </w:rPr>
+        <w:t>所以很多需要实时获取数据的平台，比如股票、证券等，会使用Post请求的方式来查询数据；</w:t>
+      </w:r>
+    </w:p>
+    <w:p>
+      <w:pPr>
+        <w:pStyle w:val="15"/>
+        <w:numPr>
+          <w:numId w:val="0"/>
+        </w:numPr>
+        <w:rPr>
+          <w:rFonts w:hint="default"/>
+          <w:lang w:val="en-US" w:eastAsia="zh-CN"/>
+        </w:rPr>
+      </w:pPr>
+      <w:r>
+        <w:drawing>
+          <wp:inline distT="0" distB="0" distL="114300" distR="114300">
+            <wp:extent cx="5272405" cy="1845310"/>
+            <wp:effectExtent l="0" t="0" r="4445" b="2540"/>
+            <wp:docPr id="33" name="图片 3"/>
+            <wp:cNvGraphicFramePr>
+              <a:graphicFrameLocks xmlns:a="http://schemas.openxmlformats.org/drawingml/2006/main" noChangeAspect="1"/>
+            </wp:cNvGraphicFramePr>
+            <a:graphic xmlns:a="http://schemas.openxmlformats.org/drawingml/2006/main">
+              <a:graphicData uri="http://schemas.openxmlformats.org/drawingml/2006/picture">
+                <pic:pic xmlns:pic="http://schemas.openxmlformats.org/drawingml/2006/picture">
+                  <pic:nvPicPr>
+                    <pic:cNvPr id="33" name="图片 3"/>
+                    <pic:cNvPicPr>
+                      <a:picLocks noChangeAspect="1"/>
+                    </pic:cNvPicPr>
+                  </pic:nvPicPr>
+                  <pic:blipFill>
+                    <a:blip r:embed="rId14"/>
+                    <a:stretch>
+                      <a:fillRect/>
+                    </a:stretch>
+                  </pic:blipFill>
+                  <pic:spPr>
+                    <a:xfrm>
+                      <a:off x="0" y="0"/>
+                      <a:ext cx="5272405" cy="1845310"/>
+                    </a:xfrm>
+                    <a:prstGeom prst="rect">
+                      <a:avLst/>
+                    </a:prstGeom>
+                    <a:noFill/>
+                    <a:ln>
+                      <a:noFill/>
+                    </a:ln>
+                  </pic:spPr>
+                </pic:pic>
+              </a:graphicData>
+            </a:graphic>
+          </wp:inline>
+        </w:drawing>
+      </w:r>
+    </w:p>
+    <w:p>
+      <w:pPr>
+        <w:pStyle w:val="15"/>
+        <w:numPr>
+          <w:numId w:val="0"/>
+        </w:numPr>
+        <w:ind w:left="420" w:leftChars="0" w:firstLine="420" w:firstLineChars="0"/>
+        <w:rPr>
+          <w:rFonts w:hint="default"/>
+          <w:lang w:val="en-US" w:eastAsia="zh-CN"/>
+        </w:rPr>
+      </w:pPr>
+    </w:p>
+    <w:p>
+      <w:pPr>
+        <w:pStyle w:val="15"/>
         <w:numPr>
           <w:ilvl w:val="0"/>
           <w:numId w:val="10"/>
@@ -1592,7 +1876,7 @@
     </w:p>
     <w:p>
       <w:pPr>
-        <w:pStyle w:val="14"/>
+        <w:pStyle w:val="15"/>
         <w:numPr>
           <w:ilvl w:val="1"/>
           <w:numId w:val="10"/>
@@ -1613,7 +1897,7 @@
     </w:p>
     <w:p>
       <w:pPr>
-        <w:pStyle w:val="14"/>
+        <w:pStyle w:val="15"/>
         <w:numPr>
           <w:ilvl w:val="2"/>
           <w:numId w:val="10"/>
@@ -1634,8 +1918,9 @@
     </w:p>
     <w:p>
       <w:pPr>
-        <w:pStyle w:val="14"/>
-        <w:numPr>
+        <w:pStyle w:val="15"/>
+        <w:numPr>
+          <w:ilvl w:val="0"/>
           <w:numId w:val="0"/>
         </w:numPr>
         <w:ind w:left="420" w:leftChars="200" w:firstLine="420" w:firstLineChars="0"/>
@@ -1654,8 +1939,9 @@
     </w:p>
     <w:p>
       <w:pPr>
-        <w:pStyle w:val="14"/>
-        <w:numPr>
+        <w:pStyle w:val="15"/>
+        <w:numPr>
+          <w:ilvl w:val="0"/>
           <w:numId w:val="0"/>
         </w:numPr>
       </w:pPr>
@@ -1678,7 +1964,7 @@
                     </pic:cNvPicPr>
                   </pic:nvPicPr>
                   <pic:blipFill>
-                    <a:blip r:embed="rId13"/>
+                    <a:blip r:embed="rId15"/>
                     <a:stretch>
                       <a:fillRect/>
                     </a:stretch>
@@ -1705,7 +1991,7 @@
     </w:p>
     <w:p>
       <w:pPr>
-        <w:pStyle w:val="14"/>
+        <w:pStyle w:val="15"/>
         <w:numPr>
           <w:ilvl w:val="2"/>
           <w:numId w:val="10"/>
@@ -1726,8 +2012,9 @@
     </w:p>
     <w:p>
       <w:pPr>
-        <w:pStyle w:val="14"/>
-        <w:numPr>
+        <w:pStyle w:val="15"/>
+        <w:numPr>
+          <w:ilvl w:val="0"/>
           <w:numId w:val="0"/>
         </w:numPr>
         <w:ind w:leftChars="0" w:firstLine="420" w:firstLineChars="0"/>
@@ -1746,8 +2033,9 @@
     </w:p>
     <w:p>
       <w:pPr>
-        <w:pStyle w:val="14"/>
-        <w:numPr>
+        <w:pStyle w:val="15"/>
+        <w:numPr>
+          <w:ilvl w:val="0"/>
           <w:numId w:val="0"/>
         </w:numPr>
         <w:ind w:leftChars="0" w:firstLine="420" w:firstLineChars="0"/>
@@ -1759,8 +2047,9 @@
     </w:p>
     <w:p>
       <w:pPr>
-        <w:pStyle w:val="14"/>
-        <w:numPr>
+        <w:pStyle w:val="15"/>
+        <w:numPr>
+          <w:ilvl w:val="0"/>
           <w:numId w:val="0"/>
         </w:numPr>
         <w:ind w:leftChars="0" w:firstLine="420" w:firstLineChars="0"/>
@@ -1779,8 +2068,9 @@
     </w:p>
     <w:p>
       <w:pPr>
-        <w:pStyle w:val="14"/>
-        <w:numPr>
+        <w:pStyle w:val="15"/>
+        <w:numPr>
+          <w:ilvl w:val="0"/>
           <w:numId w:val="0"/>
         </w:numPr>
         <w:ind w:leftChars="0" w:firstLine="420" w:firstLineChars="0"/>
@@ -1792,8 +2082,9 @@
     </w:p>
     <w:p>
       <w:pPr>
-        <w:pStyle w:val="14"/>
-        <w:numPr>
+        <w:pStyle w:val="15"/>
+        <w:numPr>
+          <w:ilvl w:val="0"/>
           <w:numId w:val="0"/>
         </w:numPr>
         <w:ind w:leftChars="0" w:firstLine="420" w:firstLineChars="0"/>
@@ -1812,7 +2103,7 @@
     </w:p>
     <w:p>
       <w:pPr>
-        <w:pStyle w:val="14"/>
+        <w:pStyle w:val="15"/>
         <w:numPr>
           <w:ilvl w:val="2"/>
           <w:numId w:val="10"/>
@@ -1833,8 +2124,9 @@
     </w:p>
     <w:p>
       <w:pPr>
-        <w:pStyle w:val="14"/>
-        <w:numPr>
+        <w:pStyle w:val="15"/>
+        <w:numPr>
+          <w:ilvl w:val="0"/>
           <w:numId w:val="0"/>
         </w:numPr>
         <w:ind w:leftChars="0" w:firstLine="420" w:firstLineChars="0"/>
@@ -1853,7 +2145,7 @@
     </w:p>
     <w:p>
       <w:pPr>
-        <w:pStyle w:val="14"/>
+        <w:pStyle w:val="15"/>
         <w:numPr>
           <w:ilvl w:val="1"/>
           <w:numId w:val="10"/>
@@ -1874,7 +2166,7 @@
     </w:p>
     <w:p>
       <w:pPr>
-        <w:pStyle w:val="14"/>
+        <w:pStyle w:val="15"/>
         <w:numPr>
           <w:ilvl w:val="2"/>
           <w:numId w:val="10"/>
@@ -1895,8 +2187,9 @@
     </w:p>
     <w:p>
       <w:pPr>
-        <w:pStyle w:val="14"/>
-        <w:numPr>
+        <w:pStyle w:val="15"/>
+        <w:numPr>
+          <w:ilvl w:val="0"/>
           <w:numId w:val="0"/>
         </w:numPr>
         <w:ind w:leftChars="0" w:firstLine="420" w:firstLineChars="0"/>
@@ -1915,8 +2208,9 @@
     </w:p>
     <w:p>
       <w:pPr>
-        <w:pStyle w:val="14"/>
-        <w:numPr>
+        <w:pStyle w:val="15"/>
+        <w:numPr>
+          <w:ilvl w:val="0"/>
           <w:numId w:val="0"/>
         </w:numPr>
         <w:ind w:leftChars="0" w:firstLine="420" w:firstLineChars="0"/>
@@ -1935,8 +2229,9 @@
     </w:p>
     <w:p>
       <w:pPr>
-        <w:pStyle w:val="14"/>
-        <w:numPr>
+        <w:pStyle w:val="15"/>
+        <w:numPr>
+          <w:ilvl w:val="0"/>
           <w:numId w:val="0"/>
         </w:numPr>
         <w:ind w:leftChars="0" w:firstLine="420" w:firstLineChars="0"/>
@@ -1955,8 +2250,9 @@
     </w:p>
     <w:p>
       <w:pPr>
-        <w:pStyle w:val="14"/>
-        <w:numPr>
+        <w:pStyle w:val="15"/>
+        <w:numPr>
+          <w:ilvl w:val="0"/>
           <w:numId w:val="0"/>
         </w:numPr>
         <w:ind w:leftChars="0"/>
@@ -1980,7 +2276,7 @@
                     </pic:cNvPicPr>
                   </pic:nvPicPr>
                   <pic:blipFill>
-                    <a:blip r:embed="rId14"/>
+                    <a:blip r:embed="rId16"/>
                     <a:stretch>
                       <a:fillRect/>
                     </a:stretch>
@@ -2007,7 +2303,7 @@
     </w:p>
     <w:p>
       <w:pPr>
-        <w:pStyle w:val="14"/>
+        <w:pStyle w:val="15"/>
         <w:numPr>
           <w:ilvl w:val="2"/>
           <w:numId w:val="10"/>
@@ -2028,8 +2324,9 @@
     </w:p>
     <w:p>
       <w:pPr>
-        <w:pStyle w:val="14"/>
-        <w:numPr>
+        <w:pStyle w:val="15"/>
+        <w:numPr>
+          <w:ilvl w:val="0"/>
           <w:numId w:val="0"/>
         </w:numPr>
         <w:ind w:leftChars="0" w:firstLine="420" w:firstLineChars="0"/>
@@ -2048,8 +2345,9 @@
     </w:p>
     <w:p>
       <w:pPr>
-        <w:pStyle w:val="14"/>
-        <w:numPr>
+        <w:pStyle w:val="15"/>
+        <w:numPr>
+          <w:ilvl w:val="0"/>
           <w:numId w:val="0"/>
         </w:numPr>
         <w:ind w:leftChars="0" w:firstLine="420" w:firstLineChars="0"/>
@@ -2068,8 +2366,9 @@
     </w:p>
     <w:p>
       <w:pPr>
-        <w:pStyle w:val="14"/>
-        <w:numPr>
+        <w:pStyle w:val="15"/>
+        <w:numPr>
+          <w:ilvl w:val="0"/>
           <w:numId w:val="0"/>
         </w:numPr>
         <w:ind w:leftChars="0" w:firstLine="420" w:firstLineChars="0"/>
@@ -2088,8 +2387,9 @@
     </w:p>
     <w:p>
       <w:pPr>
-        <w:pStyle w:val="14"/>
-        <w:numPr>
+        <w:pStyle w:val="15"/>
+        <w:numPr>
+          <w:ilvl w:val="0"/>
           <w:numId w:val="0"/>
         </w:numPr>
         <w:ind w:leftChars="0" w:firstLine="420" w:firstLineChars="0"/>
@@ -2108,8 +2408,9 @@
     </w:p>
     <w:p>
       <w:pPr>
-        <w:pStyle w:val="14"/>
-        <w:numPr>
+        <w:pStyle w:val="15"/>
+        <w:numPr>
+          <w:ilvl w:val="0"/>
           <w:numId w:val="0"/>
         </w:numPr>
         <w:ind w:leftChars="0"/>
@@ -2133,7 +2434,7 @@
                     </pic:cNvPicPr>
                   </pic:nvPicPr>
                   <pic:blipFill>
-                    <a:blip r:embed="rId15"/>
+                    <a:blip r:embed="rId17"/>
                     <a:stretch>
                       <a:fillRect/>
                     </a:stretch>
@@ -2160,7 +2461,7 @@
     </w:p>
     <w:p>
       <w:pPr>
-        <w:pStyle w:val="14"/>
+        <w:pStyle w:val="15"/>
         <w:numPr>
           <w:ilvl w:val="2"/>
           <w:numId w:val="10"/>
@@ -2181,7 +2482,7 @@
     </w:p>
     <w:p>
       <w:pPr>
-        <w:pStyle w:val="14"/>
+        <w:pStyle w:val="15"/>
         <w:numPr>
           <w:ilvl w:val="3"/>
           <w:numId w:val="10"/>
@@ -2202,8 +2503,9 @@
     </w:p>
     <w:p>
       <w:pPr>
-        <w:pStyle w:val="14"/>
-        <w:numPr>
+        <w:pStyle w:val="15"/>
+        <w:numPr>
+          <w:ilvl w:val="0"/>
           <w:numId w:val="0"/>
         </w:numPr>
         <w:ind w:leftChars="0" w:firstLine="420" w:firstLineChars="0"/>
@@ -2222,8 +2524,9 @@
     </w:p>
     <w:p>
       <w:pPr>
-        <w:pStyle w:val="14"/>
-        <w:numPr>
+        <w:pStyle w:val="15"/>
+        <w:numPr>
+          <w:ilvl w:val="0"/>
           <w:numId w:val="0"/>
         </w:numPr>
         <w:ind w:leftChars="0" w:firstLine="420" w:firstLineChars="0"/>
@@ -2242,8 +2545,9 @@
     </w:p>
     <w:p>
       <w:pPr>
-        <w:pStyle w:val="14"/>
-        <w:numPr>
+        <w:pStyle w:val="15"/>
+        <w:numPr>
+          <w:ilvl w:val="0"/>
           <w:numId w:val="0"/>
         </w:numPr>
         <w:ind w:leftChars="0" w:firstLine="420" w:firstLineChars="0"/>
@@ -2262,8 +2566,9 @@
     </w:p>
     <w:p>
       <w:pPr>
-        <w:pStyle w:val="14"/>
-        <w:numPr>
+        <w:pStyle w:val="15"/>
+        <w:numPr>
+          <w:ilvl w:val="0"/>
           <w:numId w:val="0"/>
         </w:numPr>
         <w:ind w:leftChars="0" w:firstLine="420" w:firstLineChars="0"/>
@@ -2282,8 +2587,9 @@
     </w:p>
     <w:p>
       <w:pPr>
-        <w:pStyle w:val="14"/>
-        <w:numPr>
+        <w:pStyle w:val="15"/>
+        <w:numPr>
+          <w:ilvl w:val="0"/>
           <w:numId w:val="0"/>
         </w:numPr>
         <w:ind w:leftChars="0" w:firstLine="420" w:firstLineChars="0"/>
@@ -2302,8 +2608,9 @@
     </w:p>
     <w:p>
       <w:pPr>
-        <w:pStyle w:val="14"/>
-        <w:numPr>
+        <w:pStyle w:val="15"/>
+        <w:numPr>
+          <w:ilvl w:val="0"/>
           <w:numId w:val="0"/>
         </w:numPr>
         <w:ind w:leftChars="0" w:firstLine="420" w:firstLineChars="0"/>
@@ -2322,8 +2629,9 @@
     </w:p>
     <w:p>
       <w:pPr>
-        <w:pStyle w:val="14"/>
-        <w:numPr>
+        <w:pStyle w:val="15"/>
+        <w:numPr>
+          <w:ilvl w:val="0"/>
           <w:numId w:val="0"/>
         </w:numPr>
         <w:ind w:leftChars="0"/>
@@ -2347,7 +2655,7 @@
                     </pic:cNvPicPr>
                   </pic:nvPicPr>
                   <pic:blipFill>
-                    <a:blip r:embed="rId16"/>
+                    <a:blip r:embed="rId18"/>
                     <a:stretch>
                       <a:fillRect/>
                     </a:stretch>
@@ -2374,7 +2682,7 @@
     </w:p>
     <w:p>
       <w:pPr>
-        <w:pStyle w:val="14"/>
+        <w:pStyle w:val="15"/>
         <w:numPr>
           <w:ilvl w:val="1"/>
           <w:numId w:val="10"/>
@@ -2395,8 +2703,9 @@
     </w:p>
     <w:p>
       <w:pPr>
-        <w:pStyle w:val="14"/>
-        <w:numPr>
+        <w:pStyle w:val="15"/>
+        <w:numPr>
+          <w:ilvl w:val="0"/>
           <w:numId w:val="0"/>
         </w:numPr>
         <w:ind w:leftChars="0" w:firstLine="420" w:firstLineChars="0"/>
@@ -2415,8 +2724,9 @@
     </w:p>
     <w:p>
       <w:pPr>
-        <w:pStyle w:val="14"/>
-        <w:numPr>
+        <w:pStyle w:val="15"/>
+        <w:numPr>
+          <w:ilvl w:val="0"/>
           <w:numId w:val="0"/>
         </w:numPr>
         <w:ind w:leftChars="0" w:firstLine="420" w:firstLineChars="0"/>
@@ -2435,7 +2745,7 @@
     </w:p>
     <w:p>
       <w:pPr>
-        <w:pStyle w:val="14"/>
+        <w:pStyle w:val="15"/>
         <w:numPr>
           <w:ilvl w:val="2"/>
           <w:numId w:val="10"/>
@@ -2456,8 +2766,9 @@
     </w:p>
     <w:p>
       <w:pPr>
-        <w:pStyle w:val="14"/>
-        <w:numPr>
+        <w:pStyle w:val="15"/>
+        <w:numPr>
+          <w:ilvl w:val="0"/>
           <w:numId w:val="0"/>
         </w:numPr>
         <w:ind w:leftChars="0" w:firstLine="420" w:firstLineChars="0"/>
@@ -2476,8 +2787,9 @@
     </w:p>
     <w:p>
       <w:pPr>
-        <w:pStyle w:val="14"/>
-        <w:numPr>
+        <w:pStyle w:val="15"/>
+        <w:numPr>
+          <w:ilvl w:val="0"/>
           <w:numId w:val="0"/>
         </w:numPr>
         <w:ind w:leftChars="0" w:firstLine="420" w:firstLineChars="0"/>
@@ -2496,7 +2808,7 @@
     </w:p>
     <w:p>
       <w:pPr>
-        <w:pStyle w:val="14"/>
+        <w:pStyle w:val="15"/>
         <w:numPr>
           <w:ilvl w:val="3"/>
           <w:numId w:val="10"/>
@@ -2517,8 +2829,9 @@
     </w:p>
     <w:p>
       <w:pPr>
-        <w:pStyle w:val="14"/>
-        <w:numPr>
+        <w:pStyle w:val="15"/>
+        <w:numPr>
+          <w:ilvl w:val="0"/>
           <w:numId w:val="0"/>
         </w:numPr>
         <w:ind w:leftChars="0" w:firstLine="420" w:firstLineChars="0"/>
@@ -2537,8 +2850,9 @@
     </w:p>
     <w:p>
       <w:pPr>
-        <w:pStyle w:val="14"/>
-        <w:numPr>
+        <w:pStyle w:val="15"/>
+        <w:numPr>
+          <w:ilvl w:val="0"/>
           <w:numId w:val="0"/>
         </w:numPr>
       </w:pPr>
@@ -2561,7 +2875,7 @@
                     </pic:cNvPicPr>
                   </pic:nvPicPr>
                   <pic:blipFill>
-                    <a:blip r:embed="rId17"/>
+                    <a:blip r:embed="rId19"/>
                     <a:stretch>
                       <a:fillRect/>
                     </a:stretch>
@@ -2588,7 +2902,7 @@
     </w:p>
     <w:p>
       <w:pPr>
-        <w:pStyle w:val="14"/>
+        <w:pStyle w:val="15"/>
         <w:numPr>
           <w:ilvl w:val="3"/>
           <w:numId w:val="10"/>
@@ -2609,8 +2923,9 @@
     </w:p>
     <w:p>
       <w:pPr>
-        <w:pStyle w:val="14"/>
-        <w:numPr>
+        <w:pStyle w:val="15"/>
+        <w:numPr>
+          <w:ilvl w:val="0"/>
           <w:numId w:val="0"/>
         </w:numPr>
         <w:ind w:leftChars="0"/>
@@ -2634,7 +2949,7 @@
                     </pic:cNvPicPr>
                   </pic:nvPicPr>
                   <pic:blipFill>
-                    <a:blip r:embed="rId18"/>
+                    <a:blip r:embed="rId20"/>
                     <a:stretch>
                       <a:fillRect/>
                     </a:stretch>
@@ -2661,7 +2976,7 @@
     </w:p>
     <w:p>
       <w:pPr>
-        <w:pStyle w:val="14"/>
+        <w:pStyle w:val="15"/>
         <w:numPr>
           <w:ilvl w:val="1"/>
           <w:numId w:val="10"/>
@@ -2682,7 +2997,7 @@
     </w:p>
     <w:p>
       <w:pPr>
-        <w:pStyle w:val="14"/>
+        <w:pStyle w:val="15"/>
         <w:numPr>
           <w:ilvl w:val="2"/>
           <w:numId w:val="10"/>
@@ -2703,7 +3018,7 @@
     </w:p>
     <w:p>
       <w:pPr>
-        <w:pStyle w:val="14"/>
+        <w:pStyle w:val="15"/>
         <w:numPr>
           <w:ilvl w:val="2"/>
           <w:numId w:val="10"/>
@@ -2724,8 +3039,9 @@
     </w:p>
     <w:p>
       <w:pPr>
-        <w:pStyle w:val="14"/>
-        <w:numPr>
+        <w:pStyle w:val="15"/>
+        <w:numPr>
+          <w:ilvl w:val="0"/>
           <w:numId w:val="0"/>
         </w:numPr>
         <w:ind w:leftChars="0"/>
@@ -2749,7 +3065,7 @@
                     </pic:cNvPicPr>
                   </pic:nvPicPr>
                   <pic:blipFill>
-                    <a:blip r:embed="rId19"/>
+                    <a:blip r:embed="rId21"/>
                     <a:stretch>
                       <a:fillRect/>
                     </a:stretch>
@@ -2776,7 +3092,7 @@
     </w:p>
     <w:p>
       <w:pPr>
-        <w:pStyle w:val="14"/>
+        <w:pStyle w:val="15"/>
         <w:numPr>
           <w:ilvl w:val="2"/>
           <w:numId w:val="10"/>
@@ -2797,7 +3113,7 @@
     </w:p>
     <w:p>
       <w:pPr>
-        <w:pStyle w:val="14"/>
+        <w:pStyle w:val="15"/>
         <w:numPr>
           <w:ilvl w:val="2"/>
           <w:numId w:val="10"/>
@@ -2818,7 +3134,7 @@
     </w:p>
     <w:p>
       <w:pPr>
-        <w:pStyle w:val="14"/>
+        <w:pStyle w:val="15"/>
         <w:numPr>
           <w:ilvl w:val="2"/>
           <w:numId w:val="10"/>
@@ -2839,7 +3155,7 @@
     </w:p>
     <w:p>
       <w:pPr>
-        <w:pStyle w:val="14"/>
+        <w:pStyle w:val="15"/>
         <w:numPr>
           <w:ilvl w:val="2"/>
           <w:numId w:val="10"/>
@@ -2860,7 +3176,7 @@
     </w:p>
     <w:p>
       <w:pPr>
-        <w:pStyle w:val="14"/>
+        <w:pStyle w:val="15"/>
         <w:numPr>
           <w:ilvl w:val="2"/>
           <w:numId w:val="10"/>
@@ -2878,10 +3194,19 @@
         </w:rPr>
         <w:t>之后，服务器和客户端通信，只需要使用对称加密即可，提高效率；</w:t>
       </w:r>
-    </w:p>
-    <w:p>
-      <w:pPr>
-        <w:pStyle w:val="14"/>
+      <w:r>
+        <w:rPr>
+          <w:rFonts w:hint="eastAsia"/>
+          <w:lang w:val="en-US" w:eastAsia="zh-CN"/>
+        </w:rPr>
+        <w:t>即DNS解析-&gt;TCP三握手-&gt;加密；</w:t>
+      </w:r>
+      <w:bookmarkStart w:id="0" w:name="_GoBack"/>
+      <w:bookmarkEnd w:id="0"/>
+    </w:p>
+    <w:p>
+      <w:pPr>
+        <w:pStyle w:val="15"/>
         <w:numPr>
           <w:ilvl w:val="1"/>
           <w:numId w:val="10"/>
@@ -2902,8 +3227,9 @@
     </w:p>
     <w:p>
       <w:pPr>
-        <w:pStyle w:val="14"/>
-        <w:numPr>
+        <w:pStyle w:val="15"/>
+        <w:numPr>
+          <w:ilvl w:val="0"/>
           <w:numId w:val="0"/>
         </w:numPr>
         <w:ind w:leftChars="0" w:firstLine="420" w:firstLineChars="0"/>
@@ -2926,13 +3252,12 @@
         </w:rPr>
         <w:t>，MD5是一种固定的hash算法，理论上不可逆，但是存在hash碰撞，所以可以预测</w:t>
       </w:r>
-      <w:bookmarkStart w:id="0" w:name="_GoBack"/>
-      <w:bookmarkEnd w:id="0"/>
-    </w:p>
-    <w:p>
-      <w:pPr>
-        <w:pStyle w:val="14"/>
-        <w:numPr>
+    </w:p>
+    <w:p>
+      <w:pPr>
+        <w:pStyle w:val="15"/>
+        <w:numPr>
+          <w:ilvl w:val="0"/>
           <w:numId w:val="0"/>
         </w:numPr>
         <w:ind w:leftChars="0"/>
@@ -2944,7 +3269,7 @@
     </w:p>
     <w:p>
       <w:pPr>
-        <w:pStyle w:val="14"/>
+        <w:pStyle w:val="15"/>
         <w:numPr>
           <w:ilvl w:val="0"/>
           <w:numId w:val="11"/>
@@ -2964,7 +3289,7 @@
     </w:p>
     <w:p>
       <w:pPr>
-        <w:pStyle w:val="14"/>
+        <w:pStyle w:val="15"/>
         <w:numPr>
           <w:ilvl w:val="1"/>
           <w:numId w:val="11"/>
@@ -2984,7 +3309,7 @@
     </w:p>
     <w:p>
       <w:pPr>
-        <w:pStyle w:val="14"/>
+        <w:pStyle w:val="15"/>
         <w:numPr>
           <w:ilvl w:val="0"/>
           <w:numId w:val="0"/>
@@ -3018,7 +3343,7 @@
                     </pic:cNvPicPr>
                   </pic:nvPicPr>
                   <pic:blipFill>
-                    <a:blip r:embed="rId20"/>
+                    <a:blip r:embed="rId22"/>
                     <a:stretch>
                       <a:fillRect/>
                     </a:stretch>
@@ -3041,7 +3366,7 @@
     </w:p>
     <w:p>
       <w:pPr>
-        <w:pStyle w:val="14"/>
+        <w:pStyle w:val="15"/>
         <w:numPr>
           <w:ilvl w:val="0"/>
           <w:numId w:val="0"/>
@@ -3091,7 +3416,7 @@
     </w:p>
     <w:p>
       <w:pPr>
-        <w:pStyle w:val="14"/>
+        <w:pStyle w:val="15"/>
         <w:numPr>
           <w:ilvl w:val="0"/>
           <w:numId w:val="0"/>
@@ -3113,7 +3438,7 @@
     </w:p>
     <w:p>
       <w:pPr>
-        <w:pStyle w:val="14"/>
+        <w:pStyle w:val="15"/>
         <w:numPr>
           <w:ilvl w:val="0"/>
           <w:numId w:val="0"/>
@@ -3139,7 +3464,7 @@
                     </pic:cNvPicPr>
                   </pic:nvPicPr>
                   <pic:blipFill>
-                    <a:blip r:embed="rId21"/>
+                    <a:blip r:embed="rId23"/>
                     <a:stretch>
                       <a:fillRect/>
                     </a:stretch>
@@ -3166,7 +3491,7 @@
     </w:p>
     <w:p>
       <w:pPr>
-        <w:pStyle w:val="14"/>
+        <w:pStyle w:val="15"/>
         <w:numPr>
           <w:ilvl w:val="1"/>
           <w:numId w:val="11"/>
@@ -3188,7 +3513,7 @@
     </w:p>
     <w:p>
       <w:pPr>
-        <w:pStyle w:val="14"/>
+        <w:pStyle w:val="15"/>
         <w:numPr>
           <w:ilvl w:val="2"/>
           <w:numId w:val="11"/>
@@ -3210,7 +3535,7 @@
     </w:p>
     <w:p>
       <w:pPr>
-        <w:pStyle w:val="14"/>
+        <w:pStyle w:val="15"/>
         <w:numPr>
           <w:ilvl w:val="0"/>
           <w:numId w:val="0"/>
@@ -3232,7 +3557,7 @@
     </w:p>
     <w:p>
       <w:pPr>
-        <w:pStyle w:val="14"/>
+        <w:pStyle w:val="15"/>
         <w:numPr>
           <w:ilvl w:val="2"/>
           <w:numId w:val="11"/>
@@ -3254,7 +3579,7 @@
     </w:p>
     <w:p>
       <w:pPr>
-        <w:pStyle w:val="14"/>
+        <w:pStyle w:val="15"/>
         <w:ind w:left="0" w:leftChars="0" w:firstLine="420" w:firstLineChars="0"/>
         <w:rPr>
           <w:rFonts w:hint="default"/>
@@ -3271,7 +3596,7 @@
     </w:p>
     <w:p>
       <w:pPr>
-        <w:pStyle w:val="14"/>
+        <w:pStyle w:val="15"/>
         <w:ind w:left="0" w:leftChars="0" w:firstLine="420" w:firstLineChars="0"/>
         <w:rPr>
           <w:rFonts w:hint="default"/>
@@ -3288,7 +3613,7 @@
     </w:p>
     <w:p>
       <w:pPr>
-        <w:pStyle w:val="14"/>
+        <w:pStyle w:val="15"/>
         <w:ind w:left="0" w:leftChars="0" w:firstLine="0" w:firstLineChars="0"/>
       </w:pPr>
       <w:r>
@@ -3310,7 +3635,7 @@
                     </pic:cNvPicPr>
                   </pic:nvPicPr>
                   <pic:blipFill>
-                    <a:blip r:embed="rId22"/>
+                    <a:blip r:embed="rId24"/>
                     <a:stretch>
                       <a:fillRect/>
                     </a:stretch>
@@ -3337,7 +3662,7 @@
     </w:p>
     <w:p>
       <w:pPr>
-        <w:pStyle w:val="14"/>
+        <w:pStyle w:val="15"/>
         <w:ind w:left="0" w:leftChars="0" w:firstLine="420" w:firstLineChars="0"/>
         <w:rPr>
           <w:rFonts w:hint="eastAsia"/>
@@ -3354,7 +3679,7 @@
     </w:p>
     <w:p>
       <w:pPr>
-        <w:pStyle w:val="14"/>
+        <w:pStyle w:val="15"/>
         <w:ind w:left="0" w:leftChars="0" w:firstLine="0" w:firstLineChars="0"/>
       </w:pPr>
       <w:r>
@@ -3376,7 +3701,7 @@
                     </pic:cNvPicPr>
                   </pic:nvPicPr>
                   <pic:blipFill>
-                    <a:blip r:embed="rId23"/>
+                    <a:blip r:embed="rId25"/>
                     <a:stretch>
                       <a:fillRect/>
                     </a:stretch>
@@ -3403,7 +3728,7 @@
     </w:p>
     <w:p>
       <w:pPr>
-        <w:pStyle w:val="14"/>
+        <w:pStyle w:val="15"/>
         <w:ind w:left="0" w:leftChars="0" w:firstLine="420" w:firstLineChars="0"/>
         <w:rPr>
           <w:rFonts w:hint="eastAsia"/>
@@ -3420,7 +3745,7 @@
     </w:p>
     <w:p>
       <w:pPr>
-        <w:pStyle w:val="14"/>
+        <w:pStyle w:val="15"/>
         <w:ind w:left="0" w:leftChars="0" w:firstLine="0" w:firstLineChars="0"/>
       </w:pPr>
       <w:r>
@@ -3442,7 +3767,7 @@
                     </pic:cNvPicPr>
                   </pic:nvPicPr>
                   <pic:blipFill>
-                    <a:blip r:embed="rId24"/>
+                    <a:blip r:embed="rId26"/>
                     <a:stretch>
                       <a:fillRect/>
                     </a:stretch>
@@ -3469,7 +3794,7 @@
     </w:p>
     <w:p>
       <w:pPr>
-        <w:pStyle w:val="14"/>
+        <w:pStyle w:val="15"/>
         <w:numPr>
           <w:ilvl w:val="2"/>
           <w:numId w:val="11"/>
@@ -3490,7 +3815,7 @@
     </w:p>
     <w:p>
       <w:pPr>
-        <w:pStyle w:val="14"/>
+        <w:pStyle w:val="15"/>
         <w:numPr>
           <w:ilvl w:val="0"/>
           <w:numId w:val="0"/>
@@ -3511,7 +3836,7 @@
     </w:p>
     <w:p>
       <w:pPr>
-        <w:pStyle w:val="14"/>
+        <w:pStyle w:val="15"/>
         <w:numPr>
           <w:ilvl w:val="2"/>
           <w:numId w:val="11"/>
@@ -3532,7 +3857,7 @@
     </w:p>
     <w:p>
       <w:pPr>
-        <w:pStyle w:val="14"/>
+        <w:pStyle w:val="15"/>
         <w:numPr>
           <w:ilvl w:val="0"/>
           <w:numId w:val="0"/>
@@ -3553,7 +3878,7 @@
     </w:p>
     <w:p>
       <w:pPr>
-        <w:pStyle w:val="14"/>
+        <w:pStyle w:val="15"/>
         <w:numPr>
           <w:ilvl w:val="0"/>
           <w:numId w:val="0"/>
@@ -3574,7 +3899,7 @@
     </w:p>
     <w:p>
       <w:pPr>
-        <w:pStyle w:val="14"/>
+        <w:pStyle w:val="15"/>
         <w:numPr>
           <w:ilvl w:val="0"/>
           <w:numId w:val="0"/>
@@ -3599,7 +3924,7 @@
                     </pic:cNvPicPr>
                   </pic:nvPicPr>
                   <pic:blipFill>
-                    <a:blip r:embed="rId25"/>
+                    <a:blip r:embed="rId27"/>
                     <a:stretch>
                       <a:fillRect/>
                     </a:stretch>
@@ -3626,7 +3951,7 @@
     </w:p>
     <w:p>
       <w:pPr>
-        <w:pStyle w:val="14"/>
+        <w:pStyle w:val="15"/>
         <w:numPr>
           <w:ilvl w:val="0"/>
           <w:numId w:val="12"/>
@@ -3646,7 +3971,7 @@
     </w:p>
     <w:p>
       <w:pPr>
-        <w:pStyle w:val="14"/>
+        <w:pStyle w:val="15"/>
         <w:numPr>
           <w:ilvl w:val="0"/>
           <w:numId w:val="0"/>
@@ -3667,7 +3992,7 @@
     </w:p>
     <w:p>
       <w:pPr>
-        <w:pStyle w:val="14"/>
+        <w:pStyle w:val="15"/>
         <w:numPr>
           <w:ilvl w:val="0"/>
           <w:numId w:val="0"/>
@@ -3688,7 +4013,7 @@
     </w:p>
     <w:p>
       <w:pPr>
-        <w:pStyle w:val="14"/>
+        <w:pStyle w:val="15"/>
         <w:numPr>
           <w:ilvl w:val="0"/>
           <w:numId w:val="0"/>
@@ -3713,7 +4038,7 @@
                     </pic:cNvPicPr>
                   </pic:nvPicPr>
                   <pic:blipFill>
-                    <a:blip r:embed="rId26"/>
+                    <a:blip r:embed="rId28"/>
                     <a:stretch>
                       <a:fillRect/>
                     </a:stretch>
@@ -3740,7 +4065,7 @@
     </w:p>
     <w:p>
       <w:pPr>
-        <w:pStyle w:val="14"/>
+        <w:pStyle w:val="15"/>
         <w:numPr>
           <w:ilvl w:val="0"/>
           <w:numId w:val="0"/>
@@ -3760,7 +4085,7 @@
     </w:p>
     <w:p>
       <w:pPr>
-        <w:pStyle w:val="14"/>
+        <w:pStyle w:val="15"/>
         <w:numPr>
           <w:ilvl w:val="0"/>
           <w:numId w:val="0"/>
@@ -3785,7 +4110,7 @@
                     </pic:cNvPicPr>
                   </pic:nvPicPr>
                   <pic:blipFill>
-                    <a:blip r:embed="rId27"/>
+                    <a:blip r:embed="rId29"/>
                     <a:stretch>
                       <a:fillRect/>
                     </a:stretch>
@@ -3812,7 +4137,7 @@
     </w:p>
     <w:p>
       <w:pPr>
-        <w:pStyle w:val="14"/>
+        <w:pStyle w:val="15"/>
         <w:numPr>
           <w:ilvl w:val="0"/>
           <w:numId w:val="11"/>
@@ -3833,7 +4158,7 @@
     </w:p>
     <w:p>
       <w:pPr>
-        <w:pStyle w:val="14"/>
+        <w:pStyle w:val="15"/>
         <w:numPr>
           <w:ilvl w:val="1"/>
           <w:numId w:val="11"/>
@@ -3854,7 +4179,7 @@
     </w:p>
     <w:p>
       <w:pPr>
-        <w:pStyle w:val="14"/>
+        <w:pStyle w:val="15"/>
         <w:numPr>
           <w:ilvl w:val="0"/>
           <w:numId w:val="0"/>
@@ -3882,7 +4207,7 @@
     </w:p>
     <w:p>
       <w:pPr>
-        <w:pStyle w:val="14"/>
+        <w:pStyle w:val="15"/>
         <w:numPr>
           <w:ilvl w:val="0"/>
           <w:numId w:val="0"/>
@@ -3911,7 +4236,7 @@
                     </pic:cNvPicPr>
                   </pic:nvPicPr>
                   <pic:blipFill>
-                    <a:blip r:embed="rId28"/>
+                    <a:blip r:embed="rId30"/>
                     <a:stretch>
                       <a:fillRect/>
                     </a:stretch>
@@ -3938,7 +4263,7 @@
     </w:p>
     <w:p>
       <w:pPr>
-        <w:pStyle w:val="14"/>
+        <w:pStyle w:val="15"/>
         <w:numPr>
           <w:ilvl w:val="1"/>
           <w:numId w:val="11"/>
@@ -3959,7 +4284,7 @@
     </w:p>
     <w:p>
       <w:pPr>
-        <w:pStyle w:val="14"/>
+        <w:pStyle w:val="15"/>
         <w:numPr>
           <w:ilvl w:val="2"/>
           <w:numId w:val="11"/>
@@ -3980,7 +4305,7 @@
     </w:p>
     <w:p>
       <w:pPr>
-        <w:pStyle w:val="14"/>
+        <w:pStyle w:val="15"/>
         <w:numPr>
           <w:ilvl w:val="0"/>
           <w:numId w:val="0"/>
@@ -4001,7 +4326,7 @@
     </w:p>
     <w:p>
       <w:pPr>
-        <w:pStyle w:val="14"/>
+        <w:pStyle w:val="15"/>
         <w:numPr>
           <w:ilvl w:val="0"/>
           <w:numId w:val="0"/>
@@ -4022,7 +4347,7 @@
     </w:p>
     <w:p>
       <w:pPr>
-        <w:pStyle w:val="14"/>
+        <w:pStyle w:val="15"/>
         <w:numPr>
           <w:ilvl w:val="0"/>
           <w:numId w:val="0"/>
@@ -4057,7 +4382,7 @@
                     </pic:cNvPicPr>
                   </pic:nvPicPr>
                   <pic:blipFill>
-                    <a:blip r:embed="rId29"/>
+                    <a:blip r:embed="rId31"/>
                     <a:stretch>
                       <a:fillRect/>
                     </a:stretch>
@@ -4084,7 +4409,7 @@
     </w:p>
     <w:p>
       <w:pPr>
-        <w:pStyle w:val="14"/>
+        <w:pStyle w:val="15"/>
         <w:numPr>
           <w:ilvl w:val="0"/>
           <w:numId w:val="0"/>
@@ -4098,7 +4423,7 @@
     </w:p>
     <w:p>
       <w:pPr>
-        <w:pStyle w:val="14"/>
+        <w:pStyle w:val="15"/>
         <w:numPr>
           <w:ilvl w:val="2"/>
           <w:numId w:val="11"/>
@@ -4119,7 +4444,7 @@
     </w:p>
     <w:p>
       <w:pPr>
-        <w:pStyle w:val="14"/>
+        <w:pStyle w:val="15"/>
         <w:numPr>
           <w:ilvl w:val="0"/>
           <w:numId w:val="0"/>
@@ -4140,7 +4465,7 @@
     </w:p>
     <w:p>
       <w:pPr>
-        <w:pStyle w:val="14"/>
+        <w:pStyle w:val="15"/>
         <w:numPr>
           <w:ilvl w:val="0"/>
           <w:numId w:val="0"/>
@@ -4166,7 +4491,7 @@
                     </pic:cNvPicPr>
                   </pic:nvPicPr>
                   <pic:blipFill>
-                    <a:blip r:embed="rId30"/>
+                    <a:blip r:embed="rId32"/>
                     <a:stretch>
                       <a:fillRect/>
                     </a:stretch>
@@ -4193,7 +4518,7 @@
     </w:p>
     <w:p>
       <w:pPr>
-        <w:pStyle w:val="14"/>
+        <w:pStyle w:val="15"/>
         <w:numPr>
           <w:ilvl w:val="0"/>
           <w:numId w:val="0"/>
@@ -4215,7 +4540,7 @@
     </w:p>
     <w:p>
       <w:pPr>
-        <w:pStyle w:val="14"/>
+        <w:pStyle w:val="15"/>
         <w:numPr>
           <w:ilvl w:val="0"/>
           <w:numId w:val="0"/>
@@ -4241,7 +4566,7 @@
                     </pic:cNvPicPr>
                   </pic:nvPicPr>
                   <pic:blipFill>
-                    <a:blip r:embed="rId31"/>
+                    <a:blip r:embed="rId33"/>
                     <a:stretch>
                       <a:fillRect/>
                     </a:stretch>
@@ -4268,7 +4593,7 @@
     </w:p>
     <w:p>
       <w:pPr>
-        <w:pStyle w:val="14"/>
+        <w:pStyle w:val="15"/>
         <w:numPr>
           <w:ilvl w:val="2"/>
           <w:numId w:val="11"/>
@@ -4290,7 +4615,7 @@
     </w:p>
     <w:p>
       <w:pPr>
-        <w:pStyle w:val="14"/>
+        <w:pStyle w:val="15"/>
         <w:numPr>
           <w:ilvl w:val="0"/>
           <w:numId w:val="0"/>
@@ -4312,7 +4637,7 @@
     </w:p>
     <w:p>
       <w:pPr>
-        <w:pStyle w:val="14"/>
+        <w:pStyle w:val="15"/>
         <w:numPr>
           <w:ilvl w:val="0"/>
           <w:numId w:val="0"/>
@@ -4338,7 +4663,7 @@
                     </pic:cNvPicPr>
                   </pic:nvPicPr>
                   <pic:blipFill>
-                    <a:blip r:embed="rId32"/>
+                    <a:blip r:embed="rId34"/>
                     <a:stretch>
                       <a:fillRect/>
                     </a:stretch>
@@ -4365,7 +4690,7 @@
     </w:p>
     <w:p>
       <w:pPr>
-        <w:pStyle w:val="14"/>
+        <w:pStyle w:val="15"/>
         <w:numPr>
           <w:ilvl w:val="0"/>
           <w:numId w:val="13"/>
@@ -4401,7 +4726,7 @@
     </w:p>
     <w:p>
       <w:pPr>
-        <w:pStyle w:val="14"/>
+        <w:pStyle w:val="15"/>
         <w:numPr>
           <w:ilvl w:val="0"/>
           <w:numId w:val="0"/>
@@ -4430,7 +4755,7 @@
     </w:p>
     <w:p>
       <w:pPr>
-        <w:pStyle w:val="14"/>
+        <w:pStyle w:val="15"/>
         <w:numPr>
           <w:ilvl w:val="0"/>
           <w:numId w:val="0"/>
@@ -4452,7 +4777,7 @@
     </w:p>
     <w:p>
       <w:pPr>
-        <w:pStyle w:val="14"/>
+        <w:pStyle w:val="15"/>
         <w:numPr>
           <w:ilvl w:val="0"/>
           <w:numId w:val="0"/>
@@ -4488,7 +4813,7 @@
     </w:p>
     <w:p>
       <w:pPr>
-        <w:pStyle w:val="14"/>
+        <w:pStyle w:val="15"/>
         <w:numPr>
           <w:ilvl w:val="0"/>
           <w:numId w:val="0"/>
@@ -4522,7 +4847,7 @@
                     </pic:cNvPicPr>
                   </pic:nvPicPr>
                   <pic:blipFill>
-                    <a:blip r:embed="rId33"/>
+                    <a:blip r:embed="rId35"/>
                     <a:stretch>
                       <a:fillRect/>
                     </a:stretch>
@@ -4545,7 +4870,7 @@
     </w:p>
     <w:p>
       <w:pPr>
-        <w:pStyle w:val="14"/>
+        <w:pStyle w:val="15"/>
         <w:numPr>
           <w:ilvl w:val="0"/>
           <w:numId w:val="0"/>
@@ -4559,7 +4884,7 @@
     </w:p>
     <w:p>
       <w:pPr>
-        <w:pStyle w:val="14"/>
+        <w:pStyle w:val="15"/>
         <w:numPr>
           <w:ilvl w:val="0"/>
           <w:numId w:val="0"/>
@@ -4574,7 +4899,7 @@
     </w:p>
     <w:p>
       <w:pPr>
-        <w:pStyle w:val="14"/>
+        <w:pStyle w:val="15"/>
         <w:ind w:left="0" w:leftChars="0" w:firstLine="0" w:firstLineChars="0"/>
         <w:rPr>
           <w:rFonts w:hint="default"/>
@@ -5886,7 +6211,7 @@
     <w:lsdException w:uiPriority="99" w:name="Document Map"/>
     <w:lsdException w:uiPriority="99" w:name="Plain Text"/>
     <w:lsdException w:uiPriority="99" w:name="E-mail Signature"/>
-    <w:lsdException w:uiPriority="99" w:name="Normal (Web)"/>
+    <w:lsdException w:qFormat="1" w:uiPriority="99" w:name="Normal (Web)"/>
     <w:lsdException w:uiPriority="99" w:name="HTML Acronym"/>
     <w:lsdException w:uiPriority="99" w:name="HTML Address"/>
     <w:lsdException w:uiPriority="99" w:name="HTML Cite"/>
@@ -6149,7 +6474,7 @@
   <w:style w:type="paragraph" w:styleId="5">
     <w:name w:val="footer"/>
     <w:basedOn w:val="1"/>
-    <w:link w:val="16"/>
+    <w:link w:val="17"/>
     <w:unhideWhenUsed/>
     <w:qFormat/>
     <w:uiPriority w:val="99"/>
@@ -6169,7 +6494,7 @@
   <w:style w:type="paragraph" w:styleId="6">
     <w:name w:val="header"/>
     <w:basedOn w:val="1"/>
-    <w:link w:val="15"/>
+    <w:link w:val="16"/>
     <w:unhideWhenUsed/>
     <w:qFormat/>
     <w:uiPriority w:val="99"/>
@@ -6194,6 +6519,7 @@
     <w:basedOn w:val="1"/>
     <w:semiHidden/>
     <w:unhideWhenUsed/>
+    <w:qFormat/>
     <w:uiPriority w:val="99"/>
     <w:rPr>
       <w:sz w:val="24"/>
@@ -6203,7 +6529,7 @@
     <w:name w:val="Title"/>
     <w:basedOn w:val="1"/>
     <w:next w:val="1"/>
-    <w:link w:val="13"/>
+    <w:link w:val="14"/>
     <w:qFormat/>
     <w:uiPriority w:val="10"/>
     <w:pPr>
@@ -6236,6 +6562,15 @@
     </w:tblPr>
   </w:style>
   <w:style w:type="character" w:styleId="12">
+    <w:name w:val="Strong"/>
+    <w:basedOn w:val="11"/>
+    <w:qFormat/>
+    <w:uiPriority w:val="22"/>
+    <w:rPr>
+      <w:b/>
+    </w:rPr>
+  </w:style>
+  <w:style w:type="character" w:styleId="13">
     <w:name w:val="Hyperlink"/>
     <w:basedOn w:val="11"/>
     <w:unhideWhenUsed/>
@@ -6251,7 +6586,7 @@
       </w14:textFill>
     </w:rPr>
   </w:style>
-  <w:style w:type="character" w:customStyle="1" w:styleId="13">
+  <w:style w:type="character" w:customStyle="1" w:styleId="14">
     <w:name w:val="标题 字符"/>
     <w:basedOn w:val="11"/>
     <w:link w:val="8"/>
@@ -6265,7 +6600,7 @@
       <w:szCs w:val="32"/>
     </w:rPr>
   </w:style>
-  <w:style w:type="paragraph" w:styleId="14">
+  <w:style w:type="paragraph" w:styleId="15">
     <w:name w:val="List Paragraph"/>
     <w:basedOn w:val="1"/>
     <w:qFormat/>
@@ -6274,7 +6609,7 @@
       <w:ind w:firstLine="420" w:firstLineChars="200"/>
     </w:pPr>
   </w:style>
-  <w:style w:type="character" w:customStyle="1" w:styleId="15">
+  <w:style w:type="character" w:customStyle="1" w:styleId="16">
     <w:name w:val="页眉 字符"/>
     <w:basedOn w:val="11"/>
     <w:link w:val="6"/>
@@ -6285,7 +6620,7 @@
       <w:szCs w:val="18"/>
     </w:rPr>
   </w:style>
-  <w:style w:type="character" w:customStyle="1" w:styleId="16">
+  <w:style w:type="character" w:customStyle="1" w:styleId="17">
     <w:name w:val="页脚 字符"/>
     <w:basedOn w:val="11"/>
     <w:link w:val="5"/>
@@ -6296,7 +6631,7 @@
       <w:szCs w:val="18"/>
     </w:rPr>
   </w:style>
-  <w:style w:type="table" w:customStyle="1" w:styleId="17">
+  <w:style w:type="table" w:customStyle="1" w:styleId="18">
     <w:name w:val="Plain Table 1"/>
     <w:basedOn w:val="9"/>
     <w:qFormat/>
@@ -6351,7 +6686,7 @@
       </w:tcPr>
     </w:tblStylePr>
   </w:style>
-  <w:style w:type="character" w:customStyle="1" w:styleId="18">
+  <w:style w:type="character" w:customStyle="1" w:styleId="19">
     <w:name w:val="Unresolved Mention"/>
     <w:basedOn w:val="11"/>
     <w:semiHidden/>

--- a/计算机系统知识_网络部分.docx
+++ b/计算机系统知识_网络部分.docx
@@ -927,7 +927,7 @@
         <w:rPr>
           <w:rFonts w:hint="eastAsia"/>
         </w:rPr>
-        <w:t>置为1，表示确定收到了消息</w:t>
+        <w:t>置为1，表示已经收到关闭请求。此时被动关闭方进入 CLOSE_WAIT 状态。</w:t>
       </w:r>
     </w:p>
     <w:p>
@@ -992,7 +992,22 @@
         <w:rPr>
           <w:rFonts w:hint="eastAsia"/>
         </w:rPr>
-        <w:t>置为1，表示收到了服务端的断开请求，链接断开，同时缓存清空。</w:t>
+        <w:t>置为1，表示收到了服务端的断开请求，随后主动关闭方进入 TIME_WAIT 状态，</w:t>
+      </w:r>
+      <w:r>
+        <w:rPr>
+          <w:rFonts w:hint="eastAsia"/>
+          <w:lang w:val="en-US" w:eastAsia="zh-CN"/>
+        </w:rPr>
+        <w:t>等待一段时间后</w:t>
+      </w:r>
+      <w:bookmarkStart w:id="0" w:name="_GoBack"/>
+      <w:bookmarkEnd w:id="0"/>
+      <w:r>
+        <w:rPr>
+          <w:rFonts w:hint="eastAsia"/>
+        </w:rPr>
+        <w:t>链接断开，同时缓存清空。</w:t>
       </w:r>
     </w:p>
     <w:p>
@@ -1595,6 +1610,7 @@
       <w:pPr>
         <w:pStyle w:val="15"/>
         <w:numPr>
+          <w:ilvl w:val="0"/>
           <w:numId w:val="0"/>
         </w:numPr>
         <w:ind w:left="420" w:leftChars="0" w:firstLine="420" w:firstLineChars="0"/>
@@ -1615,6 +1631,7 @@
       <w:pPr>
         <w:pStyle w:val="15"/>
         <w:numPr>
+          <w:ilvl w:val="0"/>
           <w:numId w:val="0"/>
         </w:numPr>
         <w:ind w:left="420" w:leftChars="0" w:firstLine="420" w:firstLineChars="0"/>
@@ -1635,6 +1652,7 @@
       <w:pPr>
         <w:pStyle w:val="15"/>
         <w:numPr>
+          <w:ilvl w:val="0"/>
           <w:numId w:val="0"/>
         </w:numPr>
         <w:ind w:left="420" w:leftChars="0" w:firstLine="420" w:firstLineChars="0"/>
@@ -1655,6 +1673,7 @@
       <w:pPr>
         <w:pStyle w:val="15"/>
         <w:numPr>
+          <w:ilvl w:val="0"/>
           <w:numId w:val="0"/>
         </w:numPr>
         <w:ind w:left="420" w:leftChars="0" w:firstLine="420" w:firstLineChars="0"/>
@@ -1675,6 +1694,7 @@
       <w:pPr>
         <w:pStyle w:val="15"/>
         <w:numPr>
+          <w:ilvl w:val="0"/>
           <w:numId w:val="0"/>
         </w:numPr>
         <w:rPr>
@@ -1730,6 +1750,7 @@
       <w:pPr>
         <w:pStyle w:val="15"/>
         <w:numPr>
+          <w:ilvl w:val="0"/>
           <w:numId w:val="0"/>
         </w:numPr>
         <w:ind w:left="420" w:leftChars="0" w:firstLine="420" w:firstLineChars="0"/>
@@ -1750,6 +1771,7 @@
       <w:pPr>
         <w:pStyle w:val="15"/>
         <w:numPr>
+          <w:ilvl w:val="0"/>
           <w:numId w:val="0"/>
         </w:numPr>
         <w:ind w:left="420" w:leftChars="0" w:firstLine="420" w:firstLineChars="0"/>
@@ -1770,6 +1792,7 @@
       <w:pPr>
         <w:pStyle w:val="15"/>
         <w:numPr>
+          <w:ilvl w:val="0"/>
           <w:numId w:val="0"/>
         </w:numPr>
         <w:ind w:left="420" w:leftChars="0" w:firstLine="420" w:firstLineChars="0"/>
@@ -1790,6 +1813,7 @@
       <w:pPr>
         <w:pStyle w:val="15"/>
         <w:numPr>
+          <w:ilvl w:val="0"/>
           <w:numId w:val="0"/>
         </w:numPr>
         <w:rPr>
@@ -1845,6 +1869,7 @@
       <w:pPr>
         <w:pStyle w:val="15"/>
         <w:numPr>
+          <w:ilvl w:val="0"/>
           <w:numId w:val="0"/>
         </w:numPr>
         <w:ind w:left="420" w:leftChars="0" w:firstLine="420" w:firstLineChars="0"/>
@@ -3201,8 +3226,6 @@
         </w:rPr>
         <w:t>即DNS解析-&gt;TCP三握手-&gt;加密；</w:t>
       </w:r>
-      <w:bookmarkStart w:id="0" w:name="_GoBack"/>
-      <w:bookmarkEnd w:id="0"/>
     </w:p>
     <w:p>
       <w:pPr>
